--- a/apps/reports/templates_assets/Modelo-WAIS3.docx
+++ b/apps/reports/templates_assets/Modelo-WAIS3.docx
@@ -121,22 +121,7 @@
         <w:t xml:space="preserve">: </w:t>
       </w:r>
       <w:r>
-        <w:t>Dra. Maria das Gra</w:t>
-      </w:r>
-      <w:r>
-        <w:t>ça</w:t>
-      </w:r>
-      <w:r>
-        <w:t>s N</w:t>
-      </w:r>
-      <w:r>
-        <w:t>.</w:t>
-      </w:r>
-      <w:r>
-        <w:t xml:space="preserve"> Brasil </w:t>
-      </w:r>
-      <w:r>
-        <w:t>(Psiquiatra)</w:t>
+        <w:t xml:space="preserve">Paciente </w:t>
       </w:r>
     </w:p>
     <w:p>
@@ -218,13 +203,6 @@
         </w:rPr>
         <w:t xml:space="preserve"> </w:t>
       </w:r>
-      <w:r>
-        <w:rPr>
-          <w:rFonts w:cs="Times New Roman"/>
-          <w:szCs w:val="24"/>
-        </w:rPr>
-        <w:t>Célio Machado de Miranda Filho</w:t>
-      </w:r>
     </w:p>
     <w:p>
       <w:pPr>
@@ -250,13 +228,6 @@
         </w:rPr>
         <w:t xml:space="preserve">: </w:t>
       </w:r>
-      <w:r>
-        <w:rPr>
-          <w:rFonts w:cs="Times New Roman"/>
-          <w:szCs w:val="24"/>
-        </w:rPr>
-        <w:t>Masculino</w:t>
-      </w:r>
     </w:p>
     <w:p>
       <w:pPr>
@@ -282,13 +253,6 @@
         </w:rPr>
         <w:t xml:space="preserve"> </w:t>
       </w:r>
-      <w:r>
-        <w:rPr>
-          <w:rFonts w:cs="Times New Roman"/>
-          <w:szCs w:val="24"/>
-        </w:rPr>
-        <w:t>09/03/2008</w:t>
-      </w:r>
     </w:p>
     <w:p>
       <w:pPr>
@@ -314,48 +278,6 @@
         </w:rPr>
         <w:t xml:space="preserve"> </w:t>
       </w:r>
-      <w:r>
-        <w:rPr>
-          <w:rFonts w:cs="Times New Roman"/>
-          <w:szCs w:val="24"/>
-        </w:rPr>
-        <w:t>18</w:t>
-      </w:r>
-      <w:r>
-        <w:rPr>
-          <w:rFonts w:cs="Times New Roman"/>
-          <w:szCs w:val="24"/>
-        </w:rPr>
-        <w:t xml:space="preserve"> anos </w:t>
-      </w:r>
-      <w:r>
-        <w:rPr>
-          <w:rFonts w:cs="Times New Roman"/>
-          <w:szCs w:val="24"/>
-        </w:rPr>
-        <w:t xml:space="preserve">e </w:t>
-      </w:r>
-      <w:r>
-        <w:rPr>
-          <w:rFonts w:cs="Times New Roman"/>
-          <w:szCs w:val="24"/>
-        </w:rPr>
-        <w:t>1</w:t>
-      </w:r>
-      <w:r>
-        <w:rPr>
-          <w:rFonts w:cs="Times New Roman"/>
-          <w:szCs w:val="24"/>
-        </w:rPr>
-        <w:t xml:space="preserve"> </w:t>
-      </w:r>
-      <w:r>
-        <w:rPr>
-          <w:rFonts w:cs="Times New Roman"/>
-          <w:szCs w:val="24"/>
-        </w:rPr>
-        <w:t>mês</w:t>
-      </w:r>
     </w:p>
     <w:p>
       <w:pPr>
@@ -380,13 +302,6 @@
           <w:szCs w:val="24"/>
         </w:rPr>
         <w:t xml:space="preserve"> </w:t>
-      </w:r>
-      <w:r>
-        <w:rPr>
-          <w:rFonts w:cs="Times New Roman"/>
-          <w:szCs w:val="24"/>
-        </w:rPr>
-        <w:t>Ensino médio incompleto</w:t>
       </w:r>
     </w:p>
     <w:p>
@@ -12724,9 +12639,9 @@
           <w:noProof/>
         </w:rPr>
         <w:drawing>
-          <wp:inline distT="0" distB="0" distL="0" distR="0" wp14:anchorId="2AB41DAF" wp14:editId="16EA5B73">
-            <wp:extent cx="5925185" cy="1717482"/>
-            <wp:effectExtent l="0" t="0" r="18415" b="16510"/>
+          <wp:inline distT="0" distB="0" distL="0" distR="0" wp14:anchorId="2AB41DAF" wp14:editId="709DE1BA">
+            <wp:extent cx="5925185" cy="2699309"/>
+            <wp:effectExtent l="0" t="0" r="18415" b="6350"/>
             <wp:docPr id="1932786407" name="Gráfico 1">
               <a:extLst xmlns:a="http://schemas.openxmlformats.org/drawingml/2006/main">
                 <a:ext uri="{FF2B5EF4-FFF2-40B4-BE49-F238E27FC236}">
@@ -12772,30 +12687,23 @@
     <w:p>
       <w:pPr>
         <w:pStyle w:val="Ttulo1"/>
-      </w:pPr>
-      <w:r>
-        <w:t>iphexa</w:t>
-      </w:r>
-      <w:r>
-        <w:t xml:space="preserve"> </w:t>
-      </w:r>
-      <w:r>
+        <w:spacing w:line="360" w:lineRule="auto"/>
+      </w:pPr>
+      <w:r>
+        <w:t>EBADEP-A</w:t>
+      </w:r>
+    </w:p>
+    <w:p>
+      <w:pPr>
+        <w:spacing w:line="360" w:lineRule="auto"/>
+        <w:ind w:firstLine="851"/>
         <w:rPr>
           <w:rFonts w:eastAsia="Times New Roman" w:cs="Times New Roman"/>
-          <w:bCs/>
           <w:kern w:val="0"/>
           <w:szCs w:val="24"/>
           <w:lang w:eastAsia="pt-BR"/>
           <w14:ligatures w14:val="none"/>
         </w:rPr>
-        <w:t>Inventário de Personalidade Hexadimensional</w:t>
-      </w:r>
-    </w:p>
-    <w:p>
-      <w:pPr>
-        <w:suppressAutoHyphens w:val="0"/>
-        <w:spacing w:before="100" w:beforeAutospacing="1" w:after="100" w:afterAutospacing="1" w:line="360" w:lineRule="auto"/>
-        <w:ind w:firstLine="567"/>
       </w:pPr>
       <w:r>
         <w:rPr>
@@ -12817,33 +12725,7 @@
           <w:lang w:eastAsia="pt-BR"/>
           <w14:ligatures w14:val="none"/>
         </w:rPr>
-        <w:t xml:space="preserve">Inventário de Personalidade </w:t>
-      </w:r>
-      <w:proofErr w:type="spellStart"/>
-      <w:r>
-        <w:rPr>
-          <w:rFonts w:eastAsia="Times New Roman" w:cs="Times New Roman"/>
-          <w:b/>
-          <w:bCs/>
-          <w:kern w:val="0"/>
-          <w:szCs w:val="24"/>
-          <w:lang w:eastAsia="pt-BR"/>
-          <w14:ligatures w14:val="none"/>
-        </w:rPr>
-        <w:t>Hexadimensional</w:t>
-      </w:r>
-      <w:proofErr w:type="spellEnd"/>
-      <w:r>
-        <w:rPr>
-          <w:rFonts w:eastAsia="Times New Roman" w:cs="Times New Roman"/>
-          <w:b/>
-          <w:bCs/>
-          <w:kern w:val="0"/>
-          <w:szCs w:val="24"/>
-          <w:lang w:eastAsia="pt-BR"/>
-          <w14:ligatures w14:val="none"/>
-        </w:rPr>
-        <w:t xml:space="preserve"> (IPHEXA)</w:t>
+        <w:t>Inventário de Depressão – Adulto (EBADEP-A)</w:t>
       </w:r>
       <w:r>
         <w:rPr>
@@ -12853,19 +12735,7 @@
           <w:lang w:eastAsia="pt-BR"/>
           <w14:ligatures w14:val="none"/>
         </w:rPr>
-        <w:t xml:space="preserve"> é um instrumento padronizado e validado no contexto brasileiro, amplamente utilizado para a </w:t>
-      </w:r>
-      <w:r>
-        <w:rPr>
-          <w:rFonts w:eastAsia="Times New Roman" w:cs="Times New Roman"/>
-          <w:b/>
-          <w:bCs/>
-          <w:kern w:val="0"/>
-          <w:szCs w:val="24"/>
-          <w:lang w:eastAsia="pt-BR"/>
-          <w14:ligatures w14:val="none"/>
-        </w:rPr>
-        <w:t>avaliação dos traços de personalidade</w:t>
+        <w:t xml:space="preserve"> é um instrumento padronizado e validado no contexto psicológico, amplamente utilizado para avaliar a presença e a intensidade de sintomas depressivos em adultos. Ele contempla dimensões cognitivas, afetivas, somáticas e motivacionais da experiência depressiva, possibilitando a identificação de padrões clínicos associados ao humor deprimido, desesperança, anedonia, alterações de sono e apetite, fadiga e dificuldades de concentração (Baptista, 2012). Seu objetivo é quantificar a gravidade dos sintomas depressivos, oferecendo subsídios objetivos para a compreensão do estado emocional da paciente e para o planejamento de estratégias de intervenção e acompanhamento psicológico</w:t>
       </w:r>
       <w:r>
         <w:rPr>
@@ -12875,21 +12745,13 @@
           <w:lang w:eastAsia="pt-BR"/>
           <w14:ligatures w14:val="none"/>
         </w:rPr>
-        <w:t xml:space="preserve"> com base no modelo </w:t>
-      </w:r>
-      <w:r>
-        <w:rPr>
-          <w:rFonts w:eastAsia="Times New Roman" w:cs="Times New Roman"/>
-          <w:b/>
-          <w:bCs/>
-          <w:kern w:val="0"/>
-          <w:szCs w:val="24"/>
-          <w:lang w:eastAsia="pt-BR"/>
-          <w14:ligatures w14:val="none"/>
-        </w:rPr>
-        <w:t>HEXACO</w:t>
-      </w:r>
-      <w:r>
+        <w:t>.</w:t>
+      </w:r>
+    </w:p>
+    <w:p>
+      <w:pPr>
+        <w:spacing w:line="360" w:lineRule="auto"/>
+        <w:ind w:firstLine="851"/>
         <w:rPr>
           <w:rFonts w:eastAsia="Times New Roman" w:cs="Times New Roman"/>
           <w:kern w:val="0"/>
@@ -12897,21 +12759,12 @@
           <w:lang w:eastAsia="pt-BR"/>
           <w14:ligatures w14:val="none"/>
         </w:rPr>
-        <w:t xml:space="preserve">. Abrange seis dimensões fundamentais da personalidade: </w:t>
-      </w:r>
-      <w:r>
-        <w:rPr>
-          <w:rFonts w:eastAsia="Times New Roman" w:cs="Times New Roman"/>
-          <w:b/>
-          <w:bCs/>
-          <w:kern w:val="0"/>
-          <w:szCs w:val="24"/>
-          <w:lang w:eastAsia="pt-BR"/>
-          <w14:ligatures w14:val="none"/>
-        </w:rPr>
-        <w:t>Honestidade-Humildade, Extroversão, Conscienciosidade, Amabilidade, Estabilidade Emocional e Abertura à Experiência</w:t>
-      </w:r>
-      <w:r>
+      </w:pPr>
+    </w:p>
+    <w:p>
+      <w:pPr>
+        <w:spacing w:line="360" w:lineRule="auto"/>
+        <w:ind w:firstLine="851"/>
         <w:rPr>
           <w:rFonts w:eastAsia="Times New Roman" w:cs="Times New Roman"/>
           <w:kern w:val="0"/>
@@ -12919,535 +12772,7 @@
           <w:lang w:eastAsia="pt-BR"/>
           <w14:ligatures w14:val="none"/>
         </w:rPr>
-        <w:t xml:space="preserve"> (Ashton &amp; Lee, 2007). Seu objetivo é identificar a presença e a intensidade dos diferentes traços de personalidade, oferecendo subsídios para a </w:t>
-      </w:r>
-      <w:r>
-        <w:rPr>
-          <w:rFonts w:eastAsia="Times New Roman" w:cs="Times New Roman"/>
-          <w:b/>
-          <w:bCs/>
-          <w:kern w:val="0"/>
-          <w:szCs w:val="24"/>
-          <w:lang w:eastAsia="pt-BR"/>
-          <w14:ligatures w14:val="none"/>
-        </w:rPr>
-        <w:t>compreensão do estilo comportamental, cognitivo e emocional</w:t>
-      </w:r>
-      <w:r>
-        <w:rPr>
-          <w:rFonts w:eastAsia="Times New Roman" w:cs="Times New Roman"/>
-          <w:kern w:val="0"/>
-          <w:szCs w:val="24"/>
-          <w:lang w:eastAsia="pt-BR"/>
-          <w14:ligatures w14:val="none"/>
-        </w:rPr>
-        <w:t xml:space="preserve"> do paciente. Os resultados contribuem para o entendimento de como esses traços influenciam o funcionamento social, acadêmico, ocupacional e clínico, subsidiando </w:t>
-      </w:r>
-      <w:r>
-        <w:rPr>
-          <w:rFonts w:eastAsia="Times New Roman" w:cs="Times New Roman"/>
-          <w:b/>
-          <w:bCs/>
-          <w:kern w:val="0"/>
-          <w:szCs w:val="24"/>
-          <w:lang w:eastAsia="pt-BR"/>
-          <w14:ligatures w14:val="none"/>
-        </w:rPr>
-        <w:t>intervenções psicológicas, educacionais e psicossociais</w:t>
-      </w:r>
-      <w:r>
-        <w:rPr>
-          <w:rFonts w:eastAsia="Times New Roman" w:cs="Times New Roman"/>
-          <w:kern w:val="0"/>
-          <w:szCs w:val="24"/>
-          <w:lang w:eastAsia="pt-BR"/>
-          <w14:ligatures w14:val="none"/>
-        </w:rPr>
-        <w:t xml:space="preserve"> mais direcionadas.</w:t>
-      </w:r>
-    </w:p>
-    <w:p>
-      <w:pPr>
-        <w:keepNext/>
-        <w:jc w:val="center"/>
-      </w:pPr>
-      <w:r>
-        <w:rPr>
-          <w:noProof/>
-        </w:rPr>
-        <w:lastRenderedPageBreak/>
-        <w:drawing>
-          <wp:inline distT="0" distB="0" distL="0" distR="0" wp14:anchorId="1278BF31" wp14:editId="7775DF09">
-            <wp:extent cx="5077385" cy="4142629"/>
-            <wp:effectExtent l="0" t="0" r="0" b="0"/>
-            <wp:docPr id="1357096000" name="Imagem 1"/>
-            <wp:cNvGraphicFramePr>
-              <a:graphicFrameLocks xmlns:a="http://schemas.openxmlformats.org/drawingml/2006/main" noChangeAspect="1"/>
-            </wp:cNvGraphicFramePr>
-            <a:graphic xmlns:a="http://schemas.openxmlformats.org/drawingml/2006/main">
-              <a:graphicData uri="http://schemas.openxmlformats.org/drawingml/2006/picture">
-                <pic:pic xmlns:pic="http://schemas.openxmlformats.org/drawingml/2006/picture">
-                  <pic:nvPicPr>
-                    <pic:cNvPr id="1357096000" name=""/>
-                    <pic:cNvPicPr/>
-                  </pic:nvPicPr>
-                  <pic:blipFill>
-                    <a:blip r:embed="rId14"/>
-                    <a:stretch>
-                      <a:fillRect/>
-                    </a:stretch>
-                  </pic:blipFill>
-                  <pic:spPr>
-                    <a:xfrm>
-                      <a:off x="0" y="0"/>
-                      <a:ext cx="5086205" cy="4149825"/>
-                    </a:xfrm>
-                    <a:prstGeom prst="rect">
-                      <a:avLst/>
-                    </a:prstGeom>
-                  </pic:spPr>
-                </pic:pic>
-              </a:graphicData>
-            </a:graphic>
-          </wp:inline>
-        </w:drawing>
-      </w:r>
-    </w:p>
-    <w:p>
-      <w:pPr>
-        <w:pStyle w:val="Legenda"/>
-      </w:pPr>
-      <w:r>
-        <w:t xml:space="preserve">Gráfico </w:t>
-      </w:r>
-      <w:fldSimple w:instr=" SEQ Gráfico \* ARABIC ">
-        <w:r>
-          <w:rPr>
-            <w:noProof/>
-          </w:rPr>
-          <w:t>7</w:t>
-        </w:r>
-      </w:fldSimple>
-      <w:r>
-        <w:t xml:space="preserve"> Radar das facetas</w:t>
-      </w:r>
-    </w:p>
-    <w:p>
-      <w:pPr>
-        <w:spacing w:after="0" w:line="360" w:lineRule="auto"/>
-        <w:rPr>
-          <w:rFonts w:cs="Times New Roman"/>
-          <w:szCs w:val="24"/>
-        </w:rPr>
-      </w:pPr>
-      <w:r>
-        <w:rPr>
-          <w:b/>
-          <w:bCs/>
-        </w:rPr>
-        <w:t>Interpretação</w:t>
-      </w:r>
-      <w:r>
-        <w:t xml:space="preserve">: </w:t>
-      </w:r>
-      <w:r>
-        <w:rPr>
-          <w:rFonts w:cs="Times New Roman"/>
-          <w:szCs w:val="24"/>
-        </w:rPr>
-        <w:t>A avaliação da personalidade por meio do IPHEXA revelou um perfil marcado por funcionamento mais reservado, rígido e fortemente orientado ao controle. Observa-se rebaixamento importante em Abertura à Experiência, com classificação muito baixa nesse domínio, associado a criatividade muito baixa, curiosidade muito baixa e excentricidade baixa. Esse padrão sugere preferência por rotinas conhecidas, menor interesse por novidades, estilo de pensamento mais convencional e baixa inclinação à exploração de possibilidades incomuns ou inovadoras.</w:t>
-      </w:r>
-    </w:p>
-    <w:p>
-      <w:pPr>
-        <w:spacing w:after="0" w:line="360" w:lineRule="auto"/>
-        <w:ind w:firstLine="851"/>
-        <w:rPr>
-          <w:rFonts w:cs="Times New Roman"/>
-          <w:szCs w:val="24"/>
-        </w:rPr>
-      </w:pPr>
-      <w:r>
-        <w:rPr>
-          <w:rFonts w:cs="Times New Roman"/>
-          <w:szCs w:val="24"/>
-        </w:rPr>
-        <w:t xml:space="preserve">No domínio da </w:t>
-      </w:r>
-      <w:r>
-        <w:rPr>
-          <w:rFonts w:cs="Times New Roman"/>
-          <w:b/>
-          <w:bCs/>
-          <w:szCs w:val="24"/>
-        </w:rPr>
-        <w:t>Amabilidade</w:t>
-      </w:r>
-      <w:r>
-        <w:rPr>
-          <w:rFonts w:cs="Times New Roman"/>
-          <w:szCs w:val="24"/>
-        </w:rPr>
-        <w:t>, Célio apresentou classificação alta, com níveis elevados de paciência e perdão, embora com ternura muito baixa. Esse arranjo indica capacidade de tolerar frustrações e relevar conflitos, mas com menor tendência à expressão afetiva, podendo demonstrar cuidado e consideração de maneira mais contida, objetiva e pouco calorosa nas interações interpessoais.</w:t>
-      </w:r>
-    </w:p>
-    <w:p>
-      <w:pPr>
-        <w:spacing w:after="0" w:line="360" w:lineRule="auto"/>
-        <w:ind w:firstLine="851"/>
-        <w:rPr>
-          <w:rFonts w:cs="Times New Roman"/>
-          <w:szCs w:val="24"/>
-        </w:rPr>
-      </w:pPr>
-      <w:r>
-        <w:rPr>
-          <w:rFonts w:cs="Times New Roman"/>
-          <w:szCs w:val="24"/>
-        </w:rPr>
-        <w:t xml:space="preserve">Em </w:t>
-      </w:r>
-      <w:r>
-        <w:rPr>
-          <w:rFonts w:cs="Times New Roman"/>
-          <w:b/>
-          <w:bCs/>
-          <w:szCs w:val="24"/>
-        </w:rPr>
-        <w:t>Conscienciosidade</w:t>
-      </w:r>
-      <w:r>
-        <w:rPr>
-          <w:rFonts w:cs="Times New Roman"/>
-          <w:szCs w:val="24"/>
-        </w:rPr>
-        <w:t xml:space="preserve">, os resultados foram muito altos, com organização alta, perfeccionismo na média e ponderação muito alta. Esse conjunto indica forte tendência ao planejamento, cautela, reflexão antes de agir, valorização de ordem e controle, além de importante </w:t>
-      </w:r>
-      <w:r>
-        <w:rPr>
-          <w:rFonts w:cs="Times New Roman"/>
-          <w:szCs w:val="24"/>
-        </w:rPr>
-        <w:lastRenderedPageBreak/>
-        <w:t>contenção de impulsos. Trata-se de um perfil que tende a funcionar melhor em ambientes estruturados, previsíveis e com regras claras, podendo apresentar maior lentificação decisória quando excessivamente cuidadoso diante das demandas.</w:t>
-      </w:r>
-    </w:p>
-    <w:p>
-      <w:pPr>
-        <w:spacing w:after="0" w:line="360" w:lineRule="auto"/>
-        <w:ind w:firstLine="851"/>
-        <w:rPr>
-          <w:rFonts w:cs="Times New Roman"/>
-          <w:szCs w:val="24"/>
-        </w:rPr>
-      </w:pPr>
-      <w:r>
-        <w:rPr>
-          <w:rFonts w:cs="Times New Roman"/>
-          <w:szCs w:val="24"/>
-        </w:rPr>
-        <w:t xml:space="preserve">No campo da </w:t>
-      </w:r>
-      <w:r>
-        <w:rPr>
-          <w:rFonts w:cs="Times New Roman"/>
-          <w:b/>
-          <w:bCs/>
-          <w:szCs w:val="24"/>
-        </w:rPr>
-        <w:t>Emotividade</w:t>
-      </w:r>
-      <w:r>
-        <w:rPr>
-          <w:rFonts w:cs="Times New Roman"/>
-          <w:szCs w:val="24"/>
-        </w:rPr>
-        <w:t>, os resultados situaram-se em faixa muito baixa, com ansiedade, dependência e sensibilidade também muito baixas. Em análise clínica, esse padrão sugere menor expressão emocional, baixa necessidade de apoio afetivo externo, estilo mais autossuficiente e tendência a lidar com situações estressoras de forma mais racionalizada ou emocionalmente distanciada.</w:t>
-      </w:r>
-    </w:p>
-    <w:p>
-      <w:pPr>
-        <w:spacing w:after="0" w:line="360" w:lineRule="auto"/>
-        <w:ind w:firstLine="851"/>
-        <w:rPr>
-          <w:rFonts w:cs="Times New Roman"/>
-          <w:szCs w:val="24"/>
-        </w:rPr>
-      </w:pPr>
-      <w:r>
-        <w:rPr>
-          <w:rFonts w:cs="Times New Roman"/>
-          <w:szCs w:val="24"/>
-        </w:rPr>
-        <w:t xml:space="preserve">Quanto à </w:t>
-      </w:r>
-      <w:r>
-        <w:rPr>
-          <w:rFonts w:cs="Times New Roman"/>
-          <w:b/>
-          <w:bCs/>
-          <w:szCs w:val="24"/>
-        </w:rPr>
-        <w:t>Extroversão</w:t>
-      </w:r>
-      <w:r>
-        <w:rPr>
-          <w:rFonts w:cs="Times New Roman"/>
-          <w:szCs w:val="24"/>
-        </w:rPr>
-        <w:t>, observou-se classificação muito baixa, com ousadia social média, sociabilidade muito baixa e vivacidade baixa. Esse perfil sugere funcionamento mais introspectivo, com baixa busca espontânea por interação social, preferência por contextos mais reservados e menor nível de energia social. Assim, embora possa se posicionar em determinadas situações, tende a não buscar interações com frequência nem a demonstrar elevada expansividade interpessoal.</w:t>
-      </w:r>
-    </w:p>
-    <w:p>
-      <w:pPr>
-        <w:spacing w:after="0" w:line="360" w:lineRule="auto"/>
-        <w:ind w:firstLine="851"/>
-        <w:rPr>
-          <w:rFonts w:cs="Times New Roman"/>
-          <w:szCs w:val="24"/>
-        </w:rPr>
-      </w:pPr>
-      <w:r>
-        <w:rPr>
-          <w:rFonts w:cs="Times New Roman"/>
-          <w:szCs w:val="24"/>
-        </w:rPr>
-        <w:t xml:space="preserve">No domínio </w:t>
-      </w:r>
-      <w:r>
-        <w:rPr>
-          <w:rFonts w:cs="Times New Roman"/>
-          <w:b/>
-          <w:bCs/>
-          <w:szCs w:val="24"/>
-        </w:rPr>
-        <w:t>Honestidade-Humildade</w:t>
-      </w:r>
-      <w:r>
-        <w:rPr>
-          <w:rFonts w:cs="Times New Roman"/>
-          <w:szCs w:val="24"/>
-        </w:rPr>
-        <w:t>, houve combinação de modéstia muito alta com sinceridade muito baixa, resultando em classificação global muito baixa para o fator. Esse dado deve ser interpretado com cautela, pois sugere um padrão interpessoal potencialmente mais complexo, no qual pode coexistir postura externamente discreta com menor transparência relacional ou maior seletividade na forma de se apresentar aos outros.</w:t>
-      </w:r>
-    </w:p>
-    <w:p>
-      <w:pPr>
-        <w:spacing w:after="0" w:line="360" w:lineRule="auto"/>
-        <w:ind w:firstLine="851"/>
-      </w:pPr>
-      <w:r>
-        <w:rPr>
-          <w:rFonts w:cs="Times New Roman"/>
-          <w:szCs w:val="24"/>
-        </w:rPr>
-        <w:t>Em análise clínica, o perfil de personalidade de Célio é compatível com funcionamento mais reservado, convencional, pouco expansivo e fortemente orientado ao controle, à organização e à ponderação. Esse padrão converge com tendência à introspecção, baixa busca por estimulação social e preferência por ambientes previsíveis e estruturados. Ao mesmo tempo, a combinação entre baixa abertura, extroversão reduzida e elevada conscienciosidade pode contribuir para rigidez cognitiva, menor flexibilidade diante de mudanças e maior custo adaptativo em situações que exijam espontaneidade, criatividade, rápida reorganização de condutas ou intensa interação social. Os resultados devem ser compreendidos de forma integrada aos demais dados da avaliação neuropsicológica e às observações clínicas do caso</w:t>
-      </w:r>
-      <w:r>
-        <w:rPr>
-          <w:rFonts w:cs="Times New Roman"/>
-          <w:szCs w:val="24"/>
-        </w:rPr>
-        <w:t>.</w:t>
-      </w:r>
-    </w:p>
-    <w:p>
-      <w:pPr>
-        <w:spacing w:after="0" w:line="276" w:lineRule="auto"/>
-      </w:pPr>
-      <w:r>
-        <w:rPr>
-          <w:noProof/>
-        </w:rPr>
-        <w:lastRenderedPageBreak/>
-        <w:drawing>
-          <wp:inline distT="0" distB="0" distL="0" distR="0" wp14:anchorId="4DB8299D" wp14:editId="45C6BC28">
-            <wp:extent cx="5939790" cy="6193155"/>
-            <wp:effectExtent l="0" t="0" r="3810" b="0"/>
-            <wp:docPr id="1715356236" name="Imagem 1"/>
-            <wp:cNvGraphicFramePr>
-              <a:graphicFrameLocks xmlns:a="http://schemas.openxmlformats.org/drawingml/2006/main" noChangeAspect="1"/>
-            </wp:cNvGraphicFramePr>
-            <a:graphic xmlns:a="http://schemas.openxmlformats.org/drawingml/2006/main">
-              <a:graphicData uri="http://schemas.openxmlformats.org/drawingml/2006/picture">
-                <pic:pic xmlns:pic="http://schemas.openxmlformats.org/drawingml/2006/picture">
-                  <pic:nvPicPr>
-                    <pic:cNvPr id="1715356236" name=""/>
-                    <pic:cNvPicPr/>
-                  </pic:nvPicPr>
-                  <pic:blipFill>
-                    <a:blip r:embed="rId15"/>
-                    <a:stretch>
-                      <a:fillRect/>
-                    </a:stretch>
-                  </pic:blipFill>
-                  <pic:spPr>
-                    <a:xfrm>
-                      <a:off x="0" y="0"/>
-                      <a:ext cx="5939790" cy="6193155"/>
-                    </a:xfrm>
-                    <a:prstGeom prst="rect">
-                      <a:avLst/>
-                    </a:prstGeom>
-                  </pic:spPr>
-                </pic:pic>
-              </a:graphicData>
-            </a:graphic>
-          </wp:inline>
-        </w:drawing>
-      </w:r>
-      <w:r>
-        <w:rPr>
-          <w:noProof/>
-        </w:rPr>
-        <w:t xml:space="preserve"> </w:t>
-      </w:r>
-      <w:r>
-        <w:rPr>
-          <w:noProof/>
-        </w:rPr>
-        <w:drawing>
-          <wp:inline distT="0" distB="0" distL="0" distR="0" wp14:anchorId="01F08568" wp14:editId="08AAB10F">
-            <wp:extent cx="5939790" cy="894715"/>
-            <wp:effectExtent l="0" t="0" r="3810" b="635"/>
-            <wp:docPr id="86888875" name="Imagem 1"/>
-            <wp:cNvGraphicFramePr>
-              <a:graphicFrameLocks xmlns:a="http://schemas.openxmlformats.org/drawingml/2006/main" noChangeAspect="1"/>
-            </wp:cNvGraphicFramePr>
-            <a:graphic xmlns:a="http://schemas.openxmlformats.org/drawingml/2006/main">
-              <a:graphicData uri="http://schemas.openxmlformats.org/drawingml/2006/picture">
-                <pic:pic xmlns:pic="http://schemas.openxmlformats.org/drawingml/2006/picture">
-                  <pic:nvPicPr>
-                    <pic:cNvPr id="86888875" name=""/>
-                    <pic:cNvPicPr/>
-                  </pic:nvPicPr>
-                  <pic:blipFill>
-                    <a:blip r:embed="rId16"/>
-                    <a:stretch>
-                      <a:fillRect/>
-                    </a:stretch>
-                  </pic:blipFill>
-                  <pic:spPr>
-                    <a:xfrm>
-                      <a:off x="0" y="0"/>
-                      <a:ext cx="5939790" cy="894715"/>
-                    </a:xfrm>
-                    <a:prstGeom prst="rect">
-                      <a:avLst/>
-                    </a:prstGeom>
-                  </pic:spPr>
-                </pic:pic>
-              </a:graphicData>
-            </a:graphic>
-          </wp:inline>
-        </w:drawing>
-      </w:r>
-    </w:p>
-    <w:p>
-      <w:pPr>
-        <w:pStyle w:val="Legenda"/>
-        <w:keepNext/>
-      </w:pPr>
-      <w:r>
-        <w:t xml:space="preserve">Tabela </w:t>
-      </w:r>
-      <w:fldSimple w:instr=" SEQ Tabela \* ARABIC ">
-        <w:r>
-          <w:rPr>
-            <w:noProof/>
-          </w:rPr>
-          <w:t>9</w:t>
-        </w:r>
-      </w:fldSimple>
-      <w:r>
-        <w:t xml:space="preserve"> </w:t>
-      </w:r>
-      <w:r>
-        <w:t>Resultados</w:t>
-      </w:r>
-      <w:r>
-        <w:t xml:space="preserve"> das dimensões do </w:t>
-      </w:r>
-      <w:proofErr w:type="spellStart"/>
-      <w:r>
-        <w:t>Iphexa</w:t>
-      </w:r>
-      <w:proofErr w:type="spellEnd"/>
-    </w:p>
-    <w:p>
-      <w:pPr>
-        <w:pStyle w:val="Ttulo1"/>
-        <w:spacing w:line="360" w:lineRule="auto"/>
-      </w:pPr>
-      <w:r>
-        <w:t>EBADEP-A</w:t>
-      </w:r>
-    </w:p>
-    <w:p>
-      <w:pPr>
-        <w:spacing w:line="360" w:lineRule="auto"/>
-        <w:ind w:firstLine="851"/>
-        <w:rPr>
-          <w:rFonts w:eastAsia="Times New Roman" w:cs="Times New Roman"/>
-          <w:kern w:val="0"/>
-          <w:szCs w:val="24"/>
-          <w:lang w:eastAsia="pt-BR"/>
-          <w14:ligatures w14:val="none"/>
-        </w:rPr>
-      </w:pPr>
-      <w:r>
-        <w:rPr>
-          <w:rFonts w:eastAsia="Times New Roman" w:cs="Times New Roman"/>
-          <w:kern w:val="0"/>
-          <w:szCs w:val="24"/>
-          <w:lang w:eastAsia="pt-BR"/>
-          <w14:ligatures w14:val="none"/>
-        </w:rPr>
-        <w:t xml:space="preserve">O </w:t>
-      </w:r>
-      <w:r>
-        <w:rPr>
-          <w:rFonts w:eastAsia="Times New Roman" w:cs="Times New Roman"/>
-          <w:b/>
-          <w:bCs/>
-          <w:kern w:val="0"/>
-          <w:szCs w:val="24"/>
-          <w:lang w:eastAsia="pt-BR"/>
-          <w14:ligatures w14:val="none"/>
-        </w:rPr>
-        <w:t>Inventário de Depressão – Adulto (EBADEP-A)</w:t>
-      </w:r>
-      <w:r>
-        <w:rPr>
-          <w:rFonts w:eastAsia="Times New Roman" w:cs="Times New Roman"/>
-          <w:kern w:val="0"/>
-          <w:szCs w:val="24"/>
-          <w:lang w:eastAsia="pt-BR"/>
-          <w14:ligatures w14:val="none"/>
-        </w:rPr>
-        <w:t xml:space="preserve"> é um instrumento padronizado e validado no contexto psicológico, amplamente utilizado para avaliar a presença e a intensidade de sintomas depressivos em adultos. Ele contempla dimensões cognitivas, afetivas, somáticas e </w:t>
-      </w:r>
-      <w:r>
-        <w:rPr>
-          <w:rFonts w:eastAsia="Times New Roman" w:cs="Times New Roman"/>
-          <w:kern w:val="0"/>
-          <w:szCs w:val="24"/>
-          <w:lang w:eastAsia="pt-BR"/>
-          <w14:ligatures w14:val="none"/>
-        </w:rPr>
-        <w:lastRenderedPageBreak/>
-        <w:t>motivacionais da experiência depressiva, possibilitando a identificação de padrões clínicos associados ao humor deprimido, desesperança, anedonia, alterações de sono e apetite, fadiga e dificuldades de concentração (Baptista, 2012). Seu objetivo é quantificar a gravidade dos sintomas depressivos, oferecendo subsídios objetivos para a compreensão do estado emocional da paciente e para o planejamento de estratégias de intervenção e acompanhamento psicológico</w:t>
-      </w:r>
-      <w:r>
-        <w:rPr>
-          <w:rFonts w:eastAsia="Times New Roman" w:cs="Times New Roman"/>
-          <w:kern w:val="0"/>
-          <w:szCs w:val="24"/>
-          <w:lang w:eastAsia="pt-BR"/>
-          <w14:ligatures w14:val="none"/>
-        </w:rPr>
-        <w:t>.</w:t>
-      </w:r>
+      </w:pPr>
     </w:p>
     <w:tbl>
       <w:tblPr>
@@ -13485,6 +12810,7 @@
                 <w:rFonts w:cs="Times New Roman"/>
                 <w:color w:val="FFFFFF" w:themeColor="background1"/>
               </w:rPr>
+              <w:lastRenderedPageBreak/>
               <w:t>EBADEP-A</w:t>
             </w:r>
           </w:p>
@@ -13760,11 +13086,11 @@
         <w:t>Escala de Responsividade Social – Segunda Edição (SRS-2)</w:t>
       </w:r>
       <w:r>
-        <w:t xml:space="preserve"> é um instrumento padronizado e validado internacionalmente, amplamente utilizado para a avaliação de sintomas associados ao Transtorno do Espectro Autista (TEA). Abrange dimensões como consciência social, </w:t>
+        <w:t xml:space="preserve"> é um instrumento padronizado e validado internacionalmente, amplamente utilizado para a avaliação de sintomas associados ao Transtorno do Espectro Autista (TEA). Abrange dimensões como consciência social, cognição social, comunicação social, motivação social e comportamentos restritos e repetitivos (Constantino &amp; Gruber, 2012). Seu objetivo é identificar a presença e a intensidade de dificuldades relacionadas à interação social recíproca e padrões comportamentais atípicos, fornecendo </w:t>
       </w:r>
       <w:r>
         <w:lastRenderedPageBreak/>
-        <w:t>cognição social, comunicação social, motivação social e comportamentos restritos e repetitivos (Constantino &amp; Gruber, 2012). Seu objetivo é identificar a presença e a intensidade de dificuldades relacionadas à interação social recíproca e padrões comportamentais atípicos, fornecendo subsídios para a compreensão do funcionamento socioemocional do paciente e para o planejamento de intervenções clínicas, educacionais e psicossociais adequadas.</w:t>
+        <w:t>subsídios para a compreensão do funcionamento socioemocional do paciente e para o planejamento de intervenções clínicas, educacionais e psicossociais adequadas.</w:t>
       </w:r>
     </w:p>
     <w:tbl>
@@ -15009,11 +14335,11 @@
         <w:t>Motivação Social</w:t>
       </w:r>
       <w:r>
-        <w:t xml:space="preserve"> (T=68), classificado em nível moderado, observa-se redução do interesse espontâneo por interações sociais, com possível tendência ao afastamento, menor iniciativa interpessoal e preferência por contextos mais restritos ou previsíveis. Em Padrões Restritos e Repetitivos (T=66), também em nível moderado, identificam-se características de rigidez cognitiva e comportamental, maior apego a rotinas, previsibilidade e possível dificuldade </w:t>
+        <w:t xml:space="preserve"> (T=68), classificado em nível moderado, observa-se redução do interesse espontâneo por interações sociais, com possível tendência ao afastamento, menor iniciativa interpessoal e preferência por contextos mais restritos ou previsíveis. Em Padrões Restritos e Repetitivos (T=66), também em nível moderado, identificam-se características de rigidez cognitiva e comportamental, maior apego a rotinas, previsibilidade e possível dificuldade diante de mudanças ou situações menos estruturadas. O escore de Comunicação e Interação Social (T=65) foi classificado em nível leve, sugerindo presença de dificuldades sutis, porém clinicamente perceptíveis, na integração global das habilidades sociais. A pontuação total da escala </w:t>
       </w:r>
       <w:r>
         <w:lastRenderedPageBreak/>
-        <w:t>diante de mudanças ou situações menos estruturadas. O escore de Comunicação e Interação Social (T=65) foi classificado em nível leve, sugerindo presença de dificuldades sutis, porém clinicamente perceptíveis, na integração global das habilidades sociais. A pontuação total da escala (T=65) situou-se em nível leve, indicando presença de traços associados ao espectro autista em intensidade discreta, mas relevante do ponto de vista clínico.</w:t>
+        <w:t>(T=65) situou-se em nível leve, indicando presença de traços associados ao espectro autista em intensidade discreta, mas relevante do ponto de vista clínico.</w:t>
       </w:r>
     </w:p>
     <w:p>
@@ -15101,7 +14427,7 @@
             <wp:cNvGraphicFramePr/>
             <a:graphic xmlns:a="http://schemas.openxmlformats.org/drawingml/2006/main">
               <a:graphicData uri="http://schemas.openxmlformats.org/drawingml/2006/chart">
-                <c:chart xmlns:c="http://schemas.openxmlformats.org/drawingml/2006/chart" xmlns:r="http://schemas.openxmlformats.org/officeDocument/2006/relationships" r:id="rId17"/>
+                <c:chart xmlns:c="http://schemas.openxmlformats.org/drawingml/2006/chart" xmlns:r="http://schemas.openxmlformats.org/officeDocument/2006/relationships" r:id="rId14"/>
               </a:graphicData>
             </a:graphic>
           </wp:inline>
@@ -15228,7 +14554,7 @@
           <w:lang w:eastAsia="pt-BR"/>
           <w14:ligatures w14:val="none"/>
         </w:rPr>
-        <w:t xml:space="preserve"> na qual obteve </w:t>
+        <w:t xml:space="preserve"> na qual obteve Quociente de Inteligência Total (QIT = 83 – Média Inferior). Observa-se funcionamento intelectual heterogêneo, com desempenho relativamente mais preservado no domínio da memória operacional (IMO = 94 – Média) e maior vulnerabilidade nas habilidades de execução prática, </w:t>
       </w:r>
       <w:r>
         <w:rPr>
@@ -15239,7 +14565,7 @@
           <w14:ligatures w14:val="none"/>
         </w:rPr>
         <w:lastRenderedPageBreak/>
-        <w:t xml:space="preserve">Quociente de Inteligência Total (QIT = 83 – Média Inferior). Observa-se funcionamento intelectual heterogêneo, com desempenho relativamente mais preservado no domínio da memória operacional (IMO = 94 – Média) e maior vulnerabilidade nas habilidades de execução prática, organização perceptiva e velocidade de processamento. O Quociente de Inteligência Verbal (QIV = 91 – Média) sugere recursos verbais funcionais, com compreensão e expressão verbal adequadas, enquanto o Quociente de Execução (QIE = 77 – Limítrofe) evidencia maior fragilidade em tarefas que exigem organização visuoespacial, raciocínio não verbal, rapidez perceptiva e solução prática de problemas. Esse padrão configura discrepância entre recursos verbais relativamente preservados e menor eficiência em tarefas práticas e </w:t>
+        <w:t xml:space="preserve">organização perceptiva e velocidade de processamento. O Quociente de Inteligência Verbal (QIV = 91 – Média) sugere recursos verbais funcionais, com compreensão e expressão verbal adequadas, enquanto o Quociente de Execução (QIE = 77 – Limítrofe) evidencia maior fragilidade em tarefas que exigem organização visuoespacial, raciocínio não verbal, rapidez perceptiva e solução prática de problemas. Esse padrão configura discrepância entre recursos verbais relativamente preservados e menor eficiência em tarefas práticas e </w:t>
       </w:r>
       <w:proofErr w:type="spellStart"/>
       <w:r>
@@ -15497,7 +14823,7 @@
           <w:lang w:eastAsia="pt-BR"/>
           <w14:ligatures w14:val="none"/>
         </w:rPr>
-        <w:t xml:space="preserve"> (E-TDAH-AD), os resultados não indicaram elevações clínicas significativas nos fatores centrais de desatenção, impulsividade e hiperatividade, havendo destaque apenas para o fator aspectos </w:t>
+        <w:t xml:space="preserve"> (E-TDAH-AD), os resultados não indicaram elevações clínicas significativas nos fatores centrais de desatenção, impulsividade e hiperatividade, havendo destaque apenas para o fator aspectos emocionais, classificado em média superior. Esse achado sugere maior percepção subjetiva de vulnerabilidade emocional do que de sintomas clássicos de TDAH. Contudo, quando integrado aos resultados objetivos da BPA-2, do FDT e do RAVLT, observa-se convergência para prejuízos </w:t>
       </w:r>
       <w:r>
         <w:rPr>
@@ -15508,7 +14834,7 @@
           <w14:ligatures w14:val="none"/>
         </w:rPr>
         <w:lastRenderedPageBreak/>
-        <w:t>emocionais, classificado em média superior. Esse achado sugere maior percepção subjetiva de vulnerabilidade emocional do que de sintomas clássicos de TDAH. Contudo, quando integrado aos resultados objetivos da BPA-2, do FDT e do RAVLT, observa-se convergência para prejuízos consistentes em atenção sustentada, eficiência executiva e aprendizagem verbal sob demanda atencional.</w:t>
+        <w:t>consistentes em atenção sustentada, eficiência executiva e aprendizagem verbal sob demanda atencional.</w:t>
       </w:r>
     </w:p>
     <w:p>
@@ -15688,18 +15014,7 @@
           <w:lang w:eastAsia="pt-BR"/>
           <w14:ligatures w14:val="none"/>
         </w:rPr>
-        <w:t xml:space="preserve"> apresenta funcionamento intelectual global em faixa média inferior, associado a disfunção atencional e executiva significativa, com prejuízos mais evidentes na sustentação do foco, alternância atencional, velocidade de processamento, controle inibitório, flexibilidade cognitiva e aprendizagem verbal sob interferência. Observa-se também funcionamento socioemocional marcado por maior rigidez comportamental, seletividade social, </w:t>
-      </w:r>
-      <w:r>
-        <w:rPr>
-          <w:rFonts w:eastAsia="Times New Roman" w:cs="Times New Roman"/>
-          <w:kern w:val="0"/>
-          <w:szCs w:val="24"/>
-          <w:lang w:eastAsia="pt-BR"/>
-          <w14:ligatures w14:val="none"/>
-        </w:rPr>
-        <w:lastRenderedPageBreak/>
-        <w:t>redução da motivação para interações e dificuldade na percepção mais refinada de pistas sociais, além de vulnerabilidade na regulação emocional.</w:t>
+        <w:t xml:space="preserve"> apresenta funcionamento intelectual global em faixa média inferior, associado a disfunção atencional e executiva significativa, com prejuízos mais evidentes na sustentação do foco, alternância atencional, velocidade de processamento, controle inibitório, flexibilidade cognitiva e aprendizagem verbal sob interferência. Observa-se também funcionamento socioemocional marcado por maior rigidez comportamental, seletividade social, redução da motivação para interações e dificuldade na percepção mais refinada de pistas sociais, além de vulnerabilidade na regulação emocional.</w:t>
       </w:r>
     </w:p>
     <w:p>
@@ -15765,7 +15080,18 @@
           <w:lang w:eastAsia="pt-BR"/>
           <w14:ligatures w14:val="none"/>
         </w:rPr>
-        <w:t xml:space="preserve">, com apresentação predominantemente desatenta, de gravidade atual moderada, considerando-se o predomínio de dificuldades atencionais e executivas com repercussão funcional no contexto acadêmico e na organização da rotina. Há também hipótese diagnóstica de </w:t>
+        <w:t xml:space="preserve">, com apresentação predominantemente desatenta, de gravidade atual moderada, considerando-se o </w:t>
+      </w:r>
+      <w:r>
+        <w:rPr>
+          <w:rFonts w:eastAsia="Times New Roman" w:cs="Times New Roman"/>
+          <w:kern w:val="0"/>
+          <w:szCs w:val="24"/>
+          <w:lang w:eastAsia="pt-BR"/>
+          <w14:ligatures w14:val="none"/>
+        </w:rPr>
+        <w:lastRenderedPageBreak/>
+        <w:t xml:space="preserve">predomínio de dificuldades atencionais e executivas com repercussão funcional no contexto acadêmico e na organização da rotina. Há também hipótese diagnóstica de </w:t>
       </w:r>
       <w:r>
         <w:rPr>
@@ -15925,16 +15251,7 @@
           <w:color w:val="000000"/>
           <w:lang w:val="pt-BR" w:eastAsia="pt-BR"/>
         </w:rPr>
-        <w:t xml:space="preserve">Sugere-se intervenção voltada ao treino de habilidades executivas, com ênfase em estratégias de organização, planejamento, monitoramento da execução, manejo do tempo e manutenção do foco em tarefas prolongadas. Recursos como uso de agenda, divisão de atividades em etapas menores, estabelecimento de rotinas previsíveis e apoio visual para </w:t>
-      </w:r>
-      <w:r>
-        <w:rPr>
-          <w:bCs/>
-          <w:color w:val="000000"/>
-          <w:lang w:val="pt-BR" w:eastAsia="pt-BR"/>
-        </w:rPr>
-        <w:lastRenderedPageBreak/>
-        <w:t>organização das demandas podem contribuir para melhor desempenho acadêmico e funcional.</w:t>
+        <w:t>Sugere-se intervenção voltada ao treino de habilidades executivas, com ênfase em estratégias de organização, planejamento, monitoramento da execução, manejo do tempo e manutenção do foco em tarefas prolongadas. Recursos como uso de agenda, divisão de atividades em etapas menores, estabelecimento de rotinas previsíveis e apoio visual para organização das demandas podem contribuir para melhor desempenho acadêmico e funcional.</w:t>
       </w:r>
     </w:p>
     <w:p>
@@ -15957,7 +15274,16 @@
           <w:color w:val="000000"/>
           <w:lang w:val="pt-BR" w:eastAsia="pt-BR"/>
         </w:rPr>
-        <w:t>Recomenda-se orientação psicoeducacional à família, com esclarecimentos sobre o perfil cognitivo e comportamental identificado, especialmente no que se refere às dificuldades atencionais, à rigidez comportamental, à seletividade social e às necessidades de estruturação ambiental. A compreensão adequada dessas características pode favorecer manejo mais funcional no cotidiano e redução de conflitos interpessoais.</w:t>
+        <w:t xml:space="preserve">Recomenda-se orientação psicoeducacional à família, com esclarecimentos sobre o perfil cognitivo e comportamental identificado, especialmente no que se refere às dificuldades </w:t>
+      </w:r>
+      <w:r>
+        <w:rPr>
+          <w:bCs/>
+          <w:color w:val="000000"/>
+          <w:lang w:val="pt-BR" w:eastAsia="pt-BR"/>
+        </w:rPr>
+        <w:lastRenderedPageBreak/>
+        <w:t>atencionais, à rigidez comportamental, à seletividade social e às necessidades de estruturação ambiental. A compreensão adequada dessas características pode favorecer manejo mais funcional no cotidiano e redução de conflitos interpessoais.</w:t>
       </w:r>
     </w:p>
     <w:p>
@@ -16149,6 +15475,50 @@
         <w:pStyle w:val="Corpodetexto"/>
         <w:spacing w:line="360" w:lineRule="auto"/>
         <w:rPr>
+          <w:bCs/>
+          <w:color w:val="000000"/>
+          <w:lang w:val="pt-BR" w:eastAsia="pt-BR"/>
+        </w:rPr>
+      </w:pPr>
+    </w:p>
+    <w:p>
+      <w:pPr>
+        <w:pStyle w:val="Corpodetexto"/>
+        <w:spacing w:line="360" w:lineRule="auto"/>
+        <w:rPr>
+          <w:bCs/>
+          <w:color w:val="000000"/>
+          <w:lang w:val="pt-BR" w:eastAsia="pt-BR"/>
+        </w:rPr>
+      </w:pPr>
+    </w:p>
+    <w:p>
+      <w:pPr>
+        <w:pStyle w:val="Corpodetexto"/>
+        <w:spacing w:line="360" w:lineRule="auto"/>
+        <w:rPr>
+          <w:bCs/>
+          <w:color w:val="000000"/>
+          <w:lang w:val="pt-BR" w:eastAsia="pt-BR"/>
+        </w:rPr>
+      </w:pPr>
+    </w:p>
+    <w:p>
+      <w:pPr>
+        <w:pStyle w:val="Corpodetexto"/>
+        <w:spacing w:line="360" w:lineRule="auto"/>
+        <w:rPr>
+          <w:bCs/>
+          <w:color w:val="000000"/>
+          <w:lang w:val="pt-BR" w:eastAsia="pt-BR"/>
+        </w:rPr>
+      </w:pPr>
+    </w:p>
+    <w:p>
+      <w:pPr>
+        <w:pStyle w:val="Corpodetexto"/>
+        <w:spacing w:line="360" w:lineRule="auto"/>
+        <w:rPr>
           <w:b/>
           <w:color w:val="000000"/>
           <w:lang w:val="pt-BR" w:eastAsia="pt-BR"/>
@@ -17036,8 +16406,8 @@
       </w:pPr>
     </w:p>
     <w:sectPr>
-      <w:headerReference w:type="default" r:id="rId18"/>
-      <w:footerReference w:type="default" r:id="rId19"/>
+      <w:headerReference w:type="default" r:id="rId15"/>
+      <w:footerReference w:type="default" r:id="rId16"/>
       <w:pgSz w:w="11906" w:h="16838"/>
       <w:pgMar w:top="1701" w:right="1134" w:bottom="1304" w:left="1418" w:header="397" w:footer="283" w:gutter="0"/>
       <w:cols w:space="720"/>

--- a/apps/reports/templates_assets/Modelo-WAIS3.docx
+++ b/apps/reports/templates_assets/Modelo-WAIS3.docx
@@ -13059,6 +13059,338 @@
     <w:p>
       <w:pPr>
         <w:pStyle w:val="Ttulo1"/>
+      </w:pPr>
+      <w:r>
+        <w:t xml:space="preserve">Bpf - </w:t>
+      </w:r>
+      <w:r>
+        <w:t>Bateria Fatorial de Personalidade</w:t>
+      </w:r>
+    </w:p>
+    <w:p>
+      <w:pPr>
+        <w:ind w:firstLine="567"/>
+      </w:pPr>
+      <w:r>
+        <w:t>A Bateria Fatorial de Personalidade (BFP) é um instrumento padronizado e validado no contexto brasileiro, amplamente utilizado para a avaliação dos traços de personalidade com base no modelo dos Cinco Grandes Fatores (Big Five). Abrange cinco dimensões fundamentais do funcionamento da personalidade: Neuroticismo, Extroversão, Socialização, Realização e Abertura à Experiência (Nunes, Hutz &amp; Nunes, 2010).</w:t>
+      </w:r>
+    </w:p>
+    <w:p>
+      <w:pPr>
+        <w:ind w:firstLine="567"/>
+      </w:pPr>
+      <w:r>
+        <w:t xml:space="preserve">Seu objetivo é identificar a presença, a intensidade e a interação entre os principais traços de personalidade, oferecendo subsídios para a compreensão do estilo comportamental, cognitivo e emocional da paciente. Os resultados permitem compreender como esses traços influenciam o funcionamento social, ocupacional e emocional, além de fornecer indicadores sobre recursos de enfrentamento, padrões de resposta afetiva e características de adaptação interpessoal. Assim, o </w:t>
+      </w:r>
+      <w:r>
+        <w:lastRenderedPageBreak/>
+        <w:t>BFP contribui de forma significativa para o planejamento de intervenções psicológicas e psicossociais mais específicas, baseadas nas características individuais de personalidade avaliadas.</w:t>
+      </w:r>
+    </w:p>
+    <w:p>
+      <w:r>
+        <w:rPr>
+          <w:noProof/>
+        </w:rPr>
+        <w:drawing>
+          <wp:inline distT="0" distB="0" distL="0" distR="0" wp14:anchorId="13014F4F" wp14:editId="344C38C1">
+            <wp:extent cx="5939790" cy="2390140"/>
+            <wp:effectExtent l="0" t="0" r="3810" b="0"/>
+            <wp:docPr id="1655609333" name="Imagem 1"/>
+            <wp:cNvGraphicFramePr>
+              <a:graphicFrameLocks xmlns:a="http://schemas.openxmlformats.org/drawingml/2006/main" noChangeAspect="1"/>
+            </wp:cNvGraphicFramePr>
+            <a:graphic xmlns:a="http://schemas.openxmlformats.org/drawingml/2006/main">
+              <a:graphicData uri="http://schemas.openxmlformats.org/drawingml/2006/picture">
+                <pic:pic xmlns:pic="http://schemas.openxmlformats.org/drawingml/2006/picture">
+                  <pic:nvPicPr>
+                    <pic:cNvPr id="1655609333" name=""/>
+                    <pic:cNvPicPr/>
+                  </pic:nvPicPr>
+                  <pic:blipFill>
+                    <a:blip r:embed="rId14"/>
+                    <a:stretch>
+                      <a:fillRect/>
+                    </a:stretch>
+                  </pic:blipFill>
+                  <pic:spPr>
+                    <a:xfrm>
+                      <a:off x="0" y="0"/>
+                      <a:ext cx="5939790" cy="2390140"/>
+                    </a:xfrm>
+                    <a:prstGeom prst="rect">
+                      <a:avLst/>
+                    </a:prstGeom>
+                  </pic:spPr>
+                </pic:pic>
+              </a:graphicData>
+            </a:graphic>
+          </wp:inline>
+        </w:drawing>
+      </w:r>
+    </w:p>
+    <w:p>
+      <w:pPr>
+        <w:spacing w:after="0" w:line="276" w:lineRule="auto"/>
+      </w:pPr>
+      <w:r>
+        <w:rPr>
+          <w:noProof/>
+        </w:rPr>
+        <w:drawing>
+          <wp:inline distT="0" distB="0" distL="0" distR="0" wp14:anchorId="6B2A20A6" wp14:editId="4A3366A8">
+            <wp:extent cx="5939790" cy="3380105"/>
+            <wp:effectExtent l="0" t="0" r="3810" b="0"/>
+            <wp:docPr id="660528166" name="Imagem 1"/>
+            <wp:cNvGraphicFramePr>
+              <a:graphicFrameLocks xmlns:a="http://schemas.openxmlformats.org/drawingml/2006/main" noChangeAspect="1"/>
+            </wp:cNvGraphicFramePr>
+            <a:graphic xmlns:a="http://schemas.openxmlformats.org/drawingml/2006/main">
+              <a:graphicData uri="http://schemas.openxmlformats.org/drawingml/2006/picture">
+                <pic:pic xmlns:pic="http://schemas.openxmlformats.org/drawingml/2006/picture">
+                  <pic:nvPicPr>
+                    <pic:cNvPr id="660528166" name=""/>
+                    <pic:cNvPicPr/>
+                  </pic:nvPicPr>
+                  <pic:blipFill>
+                    <a:blip r:embed="rId15"/>
+                    <a:stretch>
+                      <a:fillRect/>
+                    </a:stretch>
+                  </pic:blipFill>
+                  <pic:spPr>
+                    <a:xfrm>
+                      <a:off x="0" y="0"/>
+                      <a:ext cx="5939790" cy="3380105"/>
+                    </a:xfrm>
+                    <a:prstGeom prst="rect">
+                      <a:avLst/>
+                    </a:prstGeom>
+                  </pic:spPr>
+                </pic:pic>
+              </a:graphicData>
+            </a:graphic>
+          </wp:inline>
+        </w:drawing>
+      </w:r>
+    </w:p>
+    <w:p>
+      <w:pPr>
+        <w:pStyle w:val="Legenda"/>
+      </w:pPr>
+      <w:r>
+        <w:t xml:space="preserve">Gráfico </w:t>
+      </w:r>
+      <w:r>
+        <w:fldChar w:fldCharType="begin"/>
+      </w:r>
+      <w:r>
+        <w:instrText xml:space="preserve"> SEQ Gráfico \* ARABIC </w:instrText>
+      </w:r>
+      <w:r>
+        <w:fldChar w:fldCharType="separate"/>
+      </w:r>
+      <w:r>
+        <w:rPr>
+          <w:noProof/>
+        </w:rPr>
+        <w:t>10</w:t>
+      </w:r>
+      <w:r>
+        <w:rPr>
+          <w:noProof/>
+        </w:rPr>
+        <w:fldChar w:fldCharType="end"/>
+      </w:r>
+      <w:r>
+        <w:t xml:space="preserve"> BFP - Resultando da personalidade</w:t>
+      </w:r>
+    </w:p>
+    <w:p>
+      <w:r>
+        <w:rPr>
+          <w:b/>
+          <w:bCs/>
+        </w:rPr>
+        <w:t>Interpretação</w:t>
+      </w:r>
+      <w:r>
+        <w:t>: A Bateria Fatorial de Personalidade (BFP), fundamentada no modelo dos Cinco Grandes Fatores (Big Five), avalia dimensões amplas da personalidade e seus desdobramentos específicos, permitindo a identificação de padrões emocionais, comportamentais e relacionais relevantes para o funcionamento psicológico.</w:t>
+      </w:r>
+    </w:p>
+    <w:p>
+      <w:pPr>
+        <w:rPr>
+          <w:b/>
+          <w:bCs/>
+        </w:rPr>
+      </w:pPr>
+      <w:r>
+        <w:rPr>
+          <w:b/>
+          <w:bCs/>
+        </w:rPr>
+        <w:t>Neuroticismo (NN)</w:t>
+      </w:r>
+    </w:p>
+    <w:p>
+      <w:pPr>
+        <w:ind w:firstLine="567"/>
+      </w:pPr>
+      <w:r>
+        <w:t xml:space="preserve">O fator Neuroticismo apresentou classificação média, indicando nível intermediário de reatividade emocional, com capacidade funcional de lidar com estressores cotidianos, ainda que com sensibilidade emocional situacional. Entre as facetas, destaca-se Vulnerabilidade, classificada como alta, sugerindo maior sensibilidade a situações de pressão psicológica, frustração e </w:t>
+      </w:r>
+      <w:r>
+        <w:lastRenderedPageBreak/>
+        <w:t>exigências emocionais, com tendência a experimentar insegurança ou preocupação excessiva em contextos adversos. As facetas Instabilidade Emocional, Passividade/Falta de Energia e Depressão situaram-se na faixa média, indicando oscilações emocionais dentro do esperado, sem evidências de humor deprimido persistente ou comprometimento significativo da energia vital. O conjunto sugere um perfil emocional relativamente equilibrado, porém com maior suscetibilidade ao estresse em situações de sobrecarga emocional.</w:t>
+      </w:r>
+    </w:p>
+    <w:p>
+      <w:pPr>
+        <w:rPr>
+          <w:b/>
+          <w:bCs/>
+        </w:rPr>
+      </w:pPr>
+      <w:r>
+        <w:rPr>
+          <w:b/>
+          <w:bCs/>
+        </w:rPr>
+        <w:t>Extroversão (EE)</w:t>
+      </w:r>
+    </w:p>
+    <w:p>
+      <w:pPr>
+        <w:ind w:firstLine="567"/>
+      </w:pPr>
+      <w:r>
+        <w:t xml:space="preserve">O fator Extroversão apresentou classificação baixa, sugerindo um estilo de funcionamento mais reservado, introspectivo e discreto, com menor necessidade de estimulação social. As facetas </w:t>
+      </w:r>
+      <w:proofErr w:type="spellStart"/>
+      <w:r>
+        <w:t>Alvidez</w:t>
+      </w:r>
+      <w:proofErr w:type="spellEnd"/>
+      <w:r>
+        <w:t xml:space="preserve"> e Dinamismo foram classificadas como muito baixas, indicando menor iniciativa social, baixa expressividade emocional e tendência à contenção comportamental em contextos interpessoais. As facetas Comunicação e Interações Sociais situaram-se na faixa média, sugerindo que, apesar da postura mais retraída, há capacidade funcional de comunicação e interação quando o contexto é previsível e emocionalmente seguro. Esse padrão indica preferência por ambientes sociais mais controlados e interações seletivas, sem prejuízo qualitativo das habilidades sociais.</w:t>
+      </w:r>
+    </w:p>
+    <w:p>
+      <w:pPr>
+        <w:rPr>
+          <w:b/>
+          <w:bCs/>
+        </w:rPr>
+      </w:pPr>
+      <w:r>
+        <w:rPr>
+          <w:b/>
+          <w:bCs/>
+        </w:rPr>
+        <w:t>Socialização (SS)</w:t>
+      </w:r>
+    </w:p>
+    <w:p>
+      <w:pPr>
+        <w:ind w:firstLine="567"/>
+      </w:pPr>
+      <w:r>
+        <w:t>O fator Socialização apresentou classificação alta, evidenciando comportamento pró-social preservado, com tendência à cooperação, empatia e consideração pelo outro. A faceta Pró-Sociabilidade destacou-se como muito alta, indicando forte inclinação para comportamentos solidários, sensibilidade às necessidades alheias e preocupação com o bem-estar coletivo. As facetas Amabilidade e Confiança nas Pessoas situaram-se na faixa média, sugerindo postura relacional equilibrada, com capacidade de estabelecer vínculos respeitosos, ainda que com cautela inicial. Esse perfil indica que, embora não busque ativamente interações sociais, quando envolvido socialmente tende a se comportar de forma ética, cooperativa e empática.</w:t>
+      </w:r>
+    </w:p>
+    <w:p>
+      <w:pPr>
+        <w:rPr>
+          <w:b/>
+          <w:bCs/>
+        </w:rPr>
+      </w:pPr>
+      <w:r>
+        <w:rPr>
+          <w:b/>
+          <w:bCs/>
+        </w:rPr>
+        <w:t>Realização (RR)</w:t>
+      </w:r>
+    </w:p>
+    <w:p>
+      <w:pPr>
+        <w:ind w:firstLine="567"/>
+      </w:pPr>
+      <w:r>
+        <w:t>O fator Realização apresentou classificação baixa, indicando fragilidade nos aspectos relacionados à organização, persistência e autoconfiança no desempenho. As facetas Competência, Ponderação/Prudência e Empenho/Comprometimento também se situaram na faixa baixa, sugerindo insegurança diante de tarefas, dificuldade em sustentar esforço contínuo e menor percepção de eficácia pessoal. Esse padrão pode refletir tendência à procrastinação, evitação de desafios e dependência de validação externa, especialmente em contextos de maior exigência cognitiva ou emocional.</w:t>
+      </w:r>
+    </w:p>
+    <w:p>
+      <w:pPr>
+        <w:rPr>
+          <w:b/>
+          <w:bCs/>
+        </w:rPr>
+      </w:pPr>
+      <w:r>
+        <w:rPr>
+          <w:b/>
+          <w:bCs/>
+        </w:rPr>
+        <w:t>Abertura (AA)</w:t>
+      </w:r>
+    </w:p>
+    <w:p>
+      <w:pPr>
+        <w:ind w:firstLine="567"/>
+      </w:pPr>
+      <w:r>
+        <w:t>O fator Abertura apresentou classificação baixa, indicando estilo cognitivo mais concreto, conservador e orientado à previsibilidade. As facetas Abertura a Ideias e Liberalismo situaram-se na faixa baixa, sugerindo menor flexibilidade cognitiva, resistência a mudanças e preferência por rotinas conhecidas. A faceta Busca por Novidades apresentou classificação média, indicando curiosidade seletiva, restrita a contextos percebidos como seguros. Esse padrão sugere necessidade de estrutura, estabilidade e clareza nas demandas ambientais.</w:t>
+      </w:r>
+    </w:p>
+    <w:p>
+      <w:pPr>
+        <w:ind w:firstLine="567"/>
+      </w:pPr>
+    </w:p>
+    <w:p>
+      <w:pPr>
+        <w:rPr>
+          <w:b/>
+          <w:bCs/>
+        </w:rPr>
+      </w:pPr>
+      <w:r>
+        <w:rPr>
+          <w:b/>
+          <w:bCs/>
+        </w:rPr>
+        <w:lastRenderedPageBreak/>
+        <w:t>Análise Clínica do BFP</w:t>
+      </w:r>
+    </w:p>
+    <w:p>
+      <w:pPr>
+        <w:ind w:firstLine="567"/>
+      </w:pPr>
+      <w:r>
+        <w:t>Em análise clínica, o perfil de personalidade delineado pela BFP indica um funcionamento caracterizado por introversão, sensibilidade emocional moderada, forte orientação pró-social e necessidade elevada de ambientes estruturados e previsíveis. A combinação entre baixa extroversão, alta socialização e baixa realização sugere que o paciente tende a se comportar de forma ética, cooperativa e empática, porém com insegurança quanto à própria competência, especialmente diante de tarefas novas ou exigentes.</w:t>
+      </w:r>
+    </w:p>
+    <w:p>
+      <w:pPr>
+        <w:ind w:firstLine="567"/>
+      </w:pPr>
+      <w:r>
+        <w:t>Esse conjunto de traços pode contribuir para dificuldades de iniciativa, persistência e autorregulação, sobretudo em contextos acadêmicos e sociais com alta demanda emocional, alinhando-se às dificuldades autorregulatórias e emocionais identificadas em outros instrumentos da avaliação neuropsicológica.</w:t>
+      </w:r>
+    </w:p>
+    <w:p>
+      <w:pPr>
+        <w:spacing w:after="0" w:line="360" w:lineRule="auto"/>
+        <w:ind w:firstLine="851"/>
+      </w:pPr>
+    </w:p>
+    <w:p>
+      <w:pPr>
+        <w:pStyle w:val="Ttulo1"/>
         <w:rPr>
           <w:lang w:eastAsia="pt-BR"/>
         </w:rPr>
@@ -13086,11 +13418,7 @@
         <w:t>Escala de Responsividade Social – Segunda Edição (SRS-2)</w:t>
       </w:r>
       <w:r>
-        <w:t xml:space="preserve"> é um instrumento padronizado e validado internacionalmente, amplamente utilizado para a avaliação de sintomas associados ao Transtorno do Espectro Autista (TEA). Abrange dimensões como consciência social, cognição social, comunicação social, motivação social e comportamentos restritos e repetitivos (Constantino &amp; Gruber, 2012). Seu objetivo é identificar a presença e a intensidade de dificuldades relacionadas à interação social recíproca e padrões comportamentais atípicos, fornecendo </w:t>
-      </w:r>
-      <w:r>
-        <w:lastRenderedPageBreak/>
-        <w:t>subsídios para a compreensão do funcionamento socioemocional do paciente e para o planejamento de intervenções clínicas, educacionais e psicossociais adequadas.</w:t>
+        <w:t xml:space="preserve"> é um instrumento padronizado e validado internacionalmente, amplamente utilizado para a avaliação de sintomas associados ao Transtorno do Espectro Autista (TEA). Abrange dimensões como consciência social, cognição social, comunicação social, motivação social e comportamentos restritos e repetitivos (Constantino &amp; Gruber, 2012). Seu objetivo é identificar a presença e a intensidade de dificuldades relacionadas à interação social recíproca e padrões comportamentais atípicos, fornecendo subsídios para a compreensão do funcionamento socioemocional do paciente e para o planejamento de intervenções clínicas, educacionais e psicossociais adequadas.</w:t>
       </w:r>
     </w:p>
     <w:tbl>
@@ -14285,6 +14613,7 @@
         <w:ind w:firstLine="851"/>
       </w:pPr>
       <w:r>
+        <w:lastRenderedPageBreak/>
         <w:t xml:space="preserve">Os resultados obtidos por Célio no autorrelato indicam presença de traços leves a moderados no funcionamento social, com maior elevação em domínios específicos relacionados à percepção social, motivação social e padrões restritos e repetitivos. No fator </w:t>
       </w:r>
       <w:r>
@@ -14335,11 +14664,7 @@
         <w:t>Motivação Social</w:t>
       </w:r>
       <w:r>
-        <w:t xml:space="preserve"> (T=68), classificado em nível moderado, observa-se redução do interesse espontâneo por interações sociais, com possível tendência ao afastamento, menor iniciativa interpessoal e preferência por contextos mais restritos ou previsíveis. Em Padrões Restritos e Repetitivos (T=66), também em nível moderado, identificam-se características de rigidez cognitiva e comportamental, maior apego a rotinas, previsibilidade e possível dificuldade diante de mudanças ou situações menos estruturadas. O escore de Comunicação e Interação Social (T=65) foi classificado em nível leve, sugerindo presença de dificuldades sutis, porém clinicamente perceptíveis, na integração global das habilidades sociais. A pontuação total da escala </w:t>
-      </w:r>
-      <w:r>
-        <w:lastRenderedPageBreak/>
-        <w:t>(T=65) situou-se em nível leve, indicando presença de traços associados ao espectro autista em intensidade discreta, mas relevante do ponto de vista clínico.</w:t>
+        <w:t xml:space="preserve"> (T=68), classificado em nível moderado, observa-se redução do interesse espontâneo por interações sociais, com possível tendência ao afastamento, menor iniciativa interpessoal e preferência por contextos mais restritos ou previsíveis. Em Padrões Restritos e Repetitivos (T=66), também em nível moderado, identificam-se características de rigidez cognitiva e comportamental, maior apego a rotinas, previsibilidade e possível dificuldade diante de mudanças ou situações menos estruturadas. O escore de Comunicação e Interação Social (T=65) foi classificado em nível leve, sugerindo presença de dificuldades sutis, porém clinicamente perceptíveis, na integração global das habilidades sociais. A pontuação total da escala (T=65) situou-se em nível leve, indicando presença de traços associados ao espectro autista em intensidade discreta, mas relevante do ponto de vista clínico.</w:t>
       </w:r>
     </w:p>
     <w:p>
@@ -14392,7 +14717,11 @@
         <w:t>SRS-2</w:t>
       </w:r>
       <w:r>
-        <w:t xml:space="preserve"> não devem ser interpretados isoladamente como confirmação diagnóstica, mas apontam presença de traços compatíveis com dificuldades na responsividade social e na flexibilidade comportamental. Considerando a integração com os dados clínicos, comportamentais e de personalidade, há hipótese diagnóstica de Transtorno do Espectro Autista (TEA), nível 1 de suporte, devendo essa hipótese ser compreendida de forma cautelosa e articulada ao conjunto da avaliação neuropsicológica</w:t>
+        <w:t xml:space="preserve"> não devem ser interpretados isoladamente como confirmação diagnóstica, mas apontam presença de traços compatíveis com dificuldades na responsividade social e na flexibilidade comportamental. Considerando a integração com os dados clínicos, comportamentais e de personalidade, há hipótese diagnóstica de Transtorno do Espectro </w:t>
+      </w:r>
+      <w:r>
+        <w:lastRenderedPageBreak/>
+        <w:t>Autista (TEA), nível 1 de suporte, devendo essa hipótese ser compreendida de forma cautelosa e articulada ao conjunto da avaliação neuropsicológica</w:t>
       </w:r>
       <w:r>
         <w:t>.</w:t>
@@ -14427,7 +14756,7 @@
             <wp:cNvGraphicFramePr/>
             <a:graphic xmlns:a="http://schemas.openxmlformats.org/drawingml/2006/main">
               <a:graphicData uri="http://schemas.openxmlformats.org/drawingml/2006/chart">
-                <c:chart xmlns:c="http://schemas.openxmlformats.org/drawingml/2006/chart" xmlns:r="http://schemas.openxmlformats.org/officeDocument/2006/relationships" r:id="rId14"/>
+                <c:chart xmlns:c="http://schemas.openxmlformats.org/drawingml/2006/chart" xmlns:r="http://schemas.openxmlformats.org/officeDocument/2006/relationships" r:id="rId16"/>
               </a:graphicData>
             </a:graphic>
           </wp:inline>
@@ -14554,18 +14883,7 @@
           <w:lang w:eastAsia="pt-BR"/>
           <w14:ligatures w14:val="none"/>
         </w:rPr>
-        <w:t xml:space="preserve"> na qual obteve Quociente de Inteligência Total (QIT = 83 – Média Inferior). Observa-se funcionamento intelectual heterogêneo, com desempenho relativamente mais preservado no domínio da memória operacional (IMO = 94 – Média) e maior vulnerabilidade nas habilidades de execução prática, </w:t>
-      </w:r>
-      <w:r>
-        <w:rPr>
-          <w:rFonts w:eastAsia="Times New Roman" w:cs="Times New Roman"/>
-          <w:kern w:val="0"/>
-          <w:szCs w:val="24"/>
-          <w:lang w:eastAsia="pt-BR"/>
-          <w14:ligatures w14:val="none"/>
-        </w:rPr>
-        <w:lastRenderedPageBreak/>
-        <w:t xml:space="preserve">organização perceptiva e velocidade de processamento. O Quociente de Inteligência Verbal (QIV = 91 – Média) sugere recursos verbais funcionais, com compreensão e expressão verbal adequadas, enquanto o Quociente de Execução (QIE = 77 – Limítrofe) evidencia maior fragilidade em tarefas que exigem organização visuoespacial, raciocínio não verbal, rapidez perceptiva e solução prática de problemas. Esse padrão configura discrepância entre recursos verbais relativamente preservados e menor eficiência em tarefas práticas e </w:t>
+        <w:t xml:space="preserve"> na qual obteve Quociente de Inteligência Total (QIT = 83 – Média Inferior). Observa-se funcionamento intelectual heterogêneo, com desempenho relativamente mais preservado no domínio da memória operacional (IMO = 94 – Média) e maior vulnerabilidade nas habilidades de execução prática, organização perceptiva e velocidade de processamento. O Quociente de Inteligência Verbal (QIV = 91 – Média) sugere recursos verbais funcionais, com compreensão e expressão verbal adequadas, enquanto o Quociente de Execução (QIE = 77 – Limítrofe) evidencia maior fragilidade em tarefas que exigem organização visuoespacial, raciocínio não verbal, rapidez perceptiva e solução prática de problemas. Esse padrão configura discrepância entre recursos verbais relativamente preservados e menor eficiência em tarefas práticas e </w:t>
       </w:r>
       <w:proofErr w:type="spellStart"/>
       <w:r>
@@ -14687,6 +15005,7 @@
           <w:lang w:eastAsia="pt-BR"/>
           <w14:ligatures w14:val="none"/>
         </w:rPr>
+        <w:lastRenderedPageBreak/>
         <w:t xml:space="preserve">No </w:t>
       </w:r>
       <w:r>
@@ -14823,18 +15142,7 @@
           <w:lang w:eastAsia="pt-BR"/>
           <w14:ligatures w14:val="none"/>
         </w:rPr>
-        <w:t xml:space="preserve"> (E-TDAH-AD), os resultados não indicaram elevações clínicas significativas nos fatores centrais de desatenção, impulsividade e hiperatividade, havendo destaque apenas para o fator aspectos emocionais, classificado em média superior. Esse achado sugere maior percepção subjetiva de vulnerabilidade emocional do que de sintomas clássicos de TDAH. Contudo, quando integrado aos resultados objetivos da BPA-2, do FDT e do RAVLT, observa-se convergência para prejuízos </w:t>
-      </w:r>
-      <w:r>
-        <w:rPr>
-          <w:rFonts w:eastAsia="Times New Roman" w:cs="Times New Roman"/>
-          <w:kern w:val="0"/>
-          <w:szCs w:val="24"/>
-          <w:lang w:eastAsia="pt-BR"/>
-          <w14:ligatures w14:val="none"/>
-        </w:rPr>
-        <w:lastRenderedPageBreak/>
-        <w:t>consistentes em atenção sustentada, eficiência executiva e aprendizagem verbal sob demanda atencional.</w:t>
+        <w:t xml:space="preserve"> (E-TDAH-AD), os resultados não indicaram elevações clínicas significativas nos fatores centrais de desatenção, impulsividade e hiperatividade, havendo destaque apenas para o fator aspectos emocionais, classificado em média superior. Esse achado sugere maior percepção subjetiva de vulnerabilidade emocional do que de sintomas clássicos de TDAH. Contudo, quando integrado aos resultados objetivos da BPA-2, do FDT e do RAVLT, observa-se convergência para prejuízos consistentes em atenção sustentada, eficiência executiva e aprendizagem verbal sob demanda atencional.</w:t>
       </w:r>
     </w:p>
     <w:p>
@@ -14922,7 +15230,18 @@
           <w:lang w:eastAsia="pt-BR"/>
           <w14:ligatures w14:val="none"/>
         </w:rPr>
-        <w:t xml:space="preserve"> (IPHEXA), o perfil revelou baixa abertura à experiência, extroversão muito reduzida, emotividade muito baixa e conscienciosidade muito elevada. Esse conjunto sugere funcionamento mais reservado, introspectivo, convencional e fortemente orientado ao controle, à organização e à ponderação. Tais características favorecem preferência por ambientes previsíveis e estruturados, podendo contribuir para rigidez cognitiva, menor flexibilidade diante de mudanças e maior custo adaptativo em situações que exijam espontaneidade, criatividade ou intensa interação social.</w:t>
+        <w:t xml:space="preserve"> (IPHEXA), o perfil revelou baixa abertura à experiência, extroversão muito reduzida, emotividade muito baixa e conscienciosidade muito elevada. Esse conjunto sugere funcionamento mais reservado, introspectivo, convencional e fortemente orientado ao controle, à organização e à ponderação. Tais características favorecem preferência por ambientes previsíveis e estruturados, podendo contribuir para rigidez cognitiva, menor flexibilidade diante de mudanças </w:t>
+      </w:r>
+      <w:r>
+        <w:rPr>
+          <w:rFonts w:eastAsia="Times New Roman" w:cs="Times New Roman"/>
+          <w:kern w:val="0"/>
+          <w:szCs w:val="24"/>
+          <w:lang w:eastAsia="pt-BR"/>
+          <w14:ligatures w14:val="none"/>
+        </w:rPr>
+        <w:lastRenderedPageBreak/>
+        <w:t>e maior custo adaptativo em situações que exijam espontaneidade, criatividade ou intensa interação social.</w:t>
       </w:r>
     </w:p>
     <w:p>
@@ -15080,18 +15399,7 @@
           <w:lang w:eastAsia="pt-BR"/>
           <w14:ligatures w14:val="none"/>
         </w:rPr>
-        <w:t xml:space="preserve">, com apresentação predominantemente desatenta, de gravidade atual moderada, considerando-se o </w:t>
-      </w:r>
-      <w:r>
-        <w:rPr>
-          <w:rFonts w:eastAsia="Times New Roman" w:cs="Times New Roman"/>
-          <w:kern w:val="0"/>
-          <w:szCs w:val="24"/>
-          <w:lang w:eastAsia="pt-BR"/>
-          <w14:ligatures w14:val="none"/>
-        </w:rPr>
-        <w:lastRenderedPageBreak/>
-        <w:t xml:space="preserve">predomínio de dificuldades atencionais e executivas com repercussão funcional no contexto acadêmico e na organização da rotina. Há também hipótese diagnóstica de </w:t>
+        <w:t xml:space="preserve">, com apresentação predominantemente desatenta, de gravidade atual moderada, considerando-se o predomínio de dificuldades atencionais e executivas com repercussão funcional no contexto acadêmico e na organização da rotina. Há também hipótese diagnóstica de </w:t>
       </w:r>
       <w:r>
         <w:rPr>
@@ -15205,6 +15513,7 @@
           <w:color w:val="000000"/>
           <w:lang w:val="pt-BR" w:eastAsia="pt-BR"/>
         </w:rPr>
+        <w:lastRenderedPageBreak/>
         <w:t>Recomenda-se acompanhamento com psiquiatra ou neurologista, com a finalidade de avaliação clínica complementar, confirmação diagnóstica e definição de conduta terapêutica, considerando a hipótese diagnóstica de Transtorno do Déficit de Atenção e Hiperatividade, com apresentação predominantemente desatenta, de gravidade atual moderada, bem como a hipótese de Transtorno do Espectro Autista (TEA), nível 1 de suporte.</w:t>
       </w:r>
     </w:p>
@@ -15274,16 +15583,7 @@
           <w:color w:val="000000"/>
           <w:lang w:val="pt-BR" w:eastAsia="pt-BR"/>
         </w:rPr>
-        <w:t xml:space="preserve">Recomenda-se orientação psicoeducacional à família, com esclarecimentos sobre o perfil cognitivo e comportamental identificado, especialmente no que se refere às dificuldades </w:t>
-      </w:r>
-      <w:r>
-        <w:rPr>
-          <w:bCs/>
-          <w:color w:val="000000"/>
-          <w:lang w:val="pt-BR" w:eastAsia="pt-BR"/>
-        </w:rPr>
-        <w:lastRenderedPageBreak/>
-        <w:t>atencionais, à rigidez comportamental, à seletividade social e às necessidades de estruturação ambiental. A compreensão adequada dessas características pode favorecer manejo mais funcional no cotidiano e redução de conflitos interpessoais.</w:t>
+        <w:t>Recomenda-se orientação psicoeducacional à família, com esclarecimentos sobre o perfil cognitivo e comportamental identificado, especialmente no que se refere às dificuldades atencionais, à rigidez comportamental, à seletividade social e às necessidades de estruturação ambiental. A compreensão adequada dessas características pode favorecer manejo mais funcional no cotidiano e redução de conflitos interpessoais.</w:t>
       </w:r>
     </w:p>
     <w:p>
@@ -15329,7 +15629,16 @@
           <w:color w:val="000000"/>
           <w:lang w:val="pt-BR" w:eastAsia="pt-BR"/>
         </w:rPr>
-        <w:t>Considera-se pertinente avaliação e, se necessário, intervenção em habilidades sociais, com o objetivo de favorecer maior compreensão de pistas sociais, ampliação da reciprocidade interpessoal, melhora na iniciativa social e desenvolvimento de estratégias mais adaptativas para interação em diferentes contextos.</w:t>
+        <w:t xml:space="preserve">Considera-se pertinente avaliação e, se necessário, intervenção em habilidades sociais, com o objetivo de favorecer maior compreensão de pistas sociais, ampliação da reciprocidade interpessoal, melhora na iniciativa social e desenvolvimento de estratégias mais </w:t>
+      </w:r>
+      <w:r>
+        <w:rPr>
+          <w:bCs/>
+          <w:color w:val="000000"/>
+          <w:lang w:val="pt-BR" w:eastAsia="pt-BR"/>
+        </w:rPr>
+        <w:lastRenderedPageBreak/>
+        <w:t>adaptativas para interação em diferentes contextos.</w:t>
       </w:r>
     </w:p>
     <w:p>
@@ -15531,7 +15840,6 @@
         <w:spacing w:line="360" w:lineRule="auto"/>
       </w:pPr>
       <w:r>
-        <w:lastRenderedPageBreak/>
         <w:t>Considerações Finais</w:t>
       </w:r>
     </w:p>
@@ -15632,6 +15940,7 @@
         <w:ind w:firstLine="567"/>
       </w:pPr>
       <w:r>
+        <w:lastRenderedPageBreak/>
         <w:t>Com a devida autorização d</w:t>
       </w:r>
       <w:r>
@@ -15888,7 +16197,6 @@
         <w:pStyle w:val="Ttulo1"/>
       </w:pPr>
       <w:r>
-        <w:lastRenderedPageBreak/>
         <w:t>Referencia Bibliográfica</w:t>
       </w:r>
     </w:p>
@@ -16017,6 +16325,7 @@
         <w:rPr>
           <w:lang w:val="en-US"/>
         </w:rPr>
+        <w:lastRenderedPageBreak/>
         <w:t xml:space="preserve">BECK, A. T.; STEER, R. A.; BROWN, G. K. </w:t>
       </w:r>
       <w:r>
@@ -16406,8 +16715,8 @@
       </w:pPr>
     </w:p>
     <w:sectPr>
-      <w:headerReference w:type="default" r:id="rId15"/>
-      <w:footerReference w:type="default" r:id="rId16"/>
+      <w:headerReference w:type="default" r:id="rId17"/>
+      <w:footerReference w:type="default" r:id="rId18"/>
       <w:pgSz w:w="11906" w:h="16838"/>
       <w:pgMar w:top="1701" w:right="1134" w:bottom="1304" w:left="1418" w:header="397" w:footer="283" w:gutter="0"/>
       <w:cols w:space="720"/>

--- a/apps/reports/templates_assets/Modelo-WAIS3.docx
+++ b/apps/reports/templates_assets/Modelo-WAIS3.docx
@@ -422,26 +422,47 @@
           <w:b/>
           <w:bCs/>
         </w:rPr>
-        <w:t xml:space="preserve">Escala </w:t>
-      </w:r>
-      <w:proofErr w:type="spellStart"/>
+        <w:t>Escala Wechsler de Inteligência para Adultos – Terceira Edição (WAIS-III)</w:t>
+      </w:r>
+      <w:r>
+        <w:t xml:space="preserve"> – utilizada para avaliar o funcionamento intelectual global, raciocínio verbal e não verbal, memória operacional e velocidade de processamento.</w:t>
+      </w:r>
+    </w:p>
+    <w:p>
+      <w:pPr>
+        <w:spacing w:line="360" w:lineRule="auto"/>
+      </w:pPr>
+      <w:r>
+        <w:lastRenderedPageBreak/>
+        <w:t xml:space="preserve">• </w:t>
+      </w:r>
       <w:r>
         <w:rPr>
           <w:b/>
           <w:bCs/>
         </w:rPr>
-        <w:t>Wechsler</w:t>
-      </w:r>
-      <w:proofErr w:type="spellEnd"/>
+        <w:t>Bateria Psicológica para Avaliação da Atenção – BPA-2</w:t>
+      </w:r>
+      <w:r>
+        <w:t xml:space="preserve"> – destinada à mensuração da eficiência dos sistemas atencionais, incluindo atenção concentrada, alternada, dividida e atenção geral.</w:t>
+      </w:r>
+    </w:p>
+    <w:p>
+      <w:pPr>
+        <w:spacing w:line="360" w:lineRule="auto"/>
+      </w:pPr>
+      <w:r>
+        <w:t xml:space="preserve">• </w:t>
+      </w:r>
       <w:r>
         <w:rPr>
           <w:b/>
           <w:bCs/>
         </w:rPr>
-        <w:t xml:space="preserve"> de Inteligência para Adultos – Terceira Edição (WAIS-III)</w:t>
-      </w:r>
-      <w:r>
-        <w:t xml:space="preserve"> – utilizada para avaliar o funcionamento intelectual global, raciocínio verbal e não verbal, memória operacional e velocidade de processamento.</w:t>
+        <w:t>Rey Auditory Verbal Learning Test – RAVLT</w:t>
+      </w:r>
+      <w:r>
+        <w:t xml:space="preserve"> – avalia a capacidade de aprendizagem verbal, retenção, reconhecimento e resistência à interferência.</w:t>
       </w:r>
     </w:p>
     <w:p>
@@ -449,7 +470,6 @@
         <w:spacing w:line="360" w:lineRule="auto"/>
       </w:pPr>
       <w:r>
-        <w:lastRenderedPageBreak/>
         <w:t xml:space="preserve">• </w:t>
       </w:r>
       <w:r>
@@ -457,10 +477,10 @@
           <w:b/>
           <w:bCs/>
         </w:rPr>
-        <w:t>Bateria Psicológica para Avaliação da Atenção – BPA-2</w:t>
-      </w:r>
-      <w:r>
-        <w:t xml:space="preserve"> – destinada à mensuração da eficiência dos sistemas atencionais, incluindo atenção concentrada, alternada, dividida e atenção geral.</w:t>
+        <w:t>Teste dos Cinco Dígitos – FDT (Five Digit Test)</w:t>
+      </w:r>
+      <w:r>
+        <w:t xml:space="preserve"> – avalia a velocidade de processamento, controle inibitório, alternância de atenção e flexibilidade cognitiva.</w:t>
       </w:r>
     </w:p>
     <w:p>
@@ -475,109 +495,25 @@
           <w:b/>
           <w:bCs/>
         </w:rPr>
-        <w:t xml:space="preserve">Rey </w:t>
-      </w:r>
-      <w:proofErr w:type="spellStart"/>
+        <w:t>Escala de Transtorno de Déficit de Atenção e Hiperatividade – Versão Autorrelato (E-TDAH-AD)</w:t>
+      </w:r>
+      <w:r>
+        <w:t xml:space="preserve"> – investiga manifestações comportamentais e emocionais associadas a sintomas de desatenção, impulsividade e hiperatividade em adultos.</w:t>
+      </w:r>
+    </w:p>
+    <w:p>
+      <w:pPr>
+        <w:spacing w:line="360" w:lineRule="auto"/>
+      </w:pPr>
+      <w:r>
+        <w:t xml:space="preserve">• </w:t>
+      </w:r>
       <w:r>
         <w:rPr>
           <w:b/>
           <w:bCs/>
         </w:rPr>
-        <w:t>Auditory</w:t>
-      </w:r>
-      <w:proofErr w:type="spellEnd"/>
-      <w:r>
-        <w:rPr>
-          <w:b/>
-          <w:bCs/>
-        </w:rPr>
-        <w:t xml:space="preserve"> Verbal Learning Test – RAVLT</w:t>
-      </w:r>
-      <w:r>
-        <w:t xml:space="preserve"> – avalia a capacidade de aprendizagem verbal, retenção, reconhecimento e resistência à interferência.</w:t>
-      </w:r>
-    </w:p>
-    <w:p>
-      <w:pPr>
-        <w:spacing w:line="360" w:lineRule="auto"/>
-      </w:pPr>
-      <w:r>
-        <w:t xml:space="preserve">• </w:t>
-      </w:r>
-      <w:r>
-        <w:rPr>
-          <w:b/>
-          <w:bCs/>
-        </w:rPr>
-        <w:t xml:space="preserve">Teste dos Cinco Dígitos – FDT (Five </w:t>
-      </w:r>
-      <w:proofErr w:type="spellStart"/>
-      <w:r>
-        <w:rPr>
-          <w:b/>
-          <w:bCs/>
-        </w:rPr>
-        <w:t>Digit</w:t>
-      </w:r>
-      <w:proofErr w:type="spellEnd"/>
-      <w:r>
-        <w:rPr>
-          <w:b/>
-          <w:bCs/>
-        </w:rPr>
-        <w:t xml:space="preserve"> Test)</w:t>
-      </w:r>
-      <w:r>
-        <w:t xml:space="preserve"> – avalia a velocidade de processamento, controle inibitório, alternância de atenção e flexibilidade cognitiva.</w:t>
-      </w:r>
-    </w:p>
-    <w:p>
-      <w:pPr>
-        <w:spacing w:line="360" w:lineRule="auto"/>
-      </w:pPr>
-      <w:r>
-        <w:t xml:space="preserve">• </w:t>
-      </w:r>
-      <w:r>
-        <w:rPr>
-          <w:b/>
-          <w:bCs/>
-        </w:rPr>
-        <w:t>Escala de Transtorno de Déficit de Atenção e Hiperatividade – Versão Autorrelato (E-TDAH-AD)</w:t>
-      </w:r>
-      <w:r>
-        <w:t xml:space="preserve"> – investiga manifestações comportamentais e emocionais associadas a sintomas de desatenção, impulsividade e hiperatividade em adultos.</w:t>
-      </w:r>
-    </w:p>
-    <w:p>
-      <w:pPr>
-        <w:spacing w:line="360" w:lineRule="auto"/>
-      </w:pPr>
-      <w:r>
-        <w:t xml:space="preserve">• </w:t>
-      </w:r>
-      <w:r>
-        <w:rPr>
-          <w:b/>
-          <w:bCs/>
-        </w:rPr>
-        <w:t xml:space="preserve">Inventário de Personalidade </w:t>
-      </w:r>
-      <w:proofErr w:type="spellStart"/>
-      <w:r>
-        <w:rPr>
-          <w:b/>
-          <w:bCs/>
-        </w:rPr>
-        <w:t>Hexadimensional</w:t>
-      </w:r>
-      <w:proofErr w:type="spellEnd"/>
-      <w:r>
-        <w:rPr>
-          <w:b/>
-          <w:bCs/>
-        </w:rPr>
-        <w:t xml:space="preserve"> – IPHEXA</w:t>
+        <w:t>Inventário de Personalidade Hexadimensional – IPHEXA</w:t>
       </w:r>
       <w:r>
         <w:t xml:space="preserve"> – avalia os seis grandes domínios de personalidade (Honestidade-Humildade, Emotividade, Extroversão, Amabilidade, Conscienciosidade e Abertura à Experiência) conforme o modelo HEXACO.</w:t>
@@ -645,29 +581,7 @@
           <w:lang w:eastAsia="pt-BR"/>
           <w14:ligatures w14:val="none"/>
         </w:rPr>
-        <w:t xml:space="preserve">Célio Machado de Miranda Filho, 18 anos, solteiro, residente em Goiânia – GO. Encontra-se cursando o 2º ano do ensino médio na Escola Estadual Damiana da Cunha. Compareceu à avaliação por queixas relacionadas a esquecimentos frequentes, dificuldades de aprendizagem e atenção, além de suspeita de Transtorno do Déficit de Atenção e Hiperatividade. A mãe relatou que as dificuldades </w:t>
-      </w:r>
-      <w:proofErr w:type="gramStart"/>
-      <w:r>
-        <w:rPr>
-          <w:rFonts w:eastAsia="Times New Roman" w:cs="Times New Roman"/>
-          <w:kern w:val="0"/>
-          <w:szCs w:val="24"/>
-          <w:lang w:eastAsia="pt-BR"/>
-          <w14:ligatures w14:val="none"/>
-        </w:rPr>
-        <w:t>tornaram-se</w:t>
-      </w:r>
-      <w:proofErr w:type="gramEnd"/>
-      <w:r>
-        <w:rPr>
-          <w:rFonts w:eastAsia="Times New Roman" w:cs="Times New Roman"/>
-          <w:kern w:val="0"/>
-          <w:szCs w:val="24"/>
-          <w:lang w:eastAsia="pt-BR"/>
-          <w14:ligatures w14:val="none"/>
-        </w:rPr>
-        <w:t xml:space="preserve"> mais evidentes em 2022, período em que Célio ficou retido no 9º ano no Colégio SESI Campinas. Segundo referido, no início do ano letivo, a coordenação escolar observou que ele permanecia disperso em sala de aula, conseguindo sustentar a atenção por cerca de 15 minutos, com prejuízo posterior no acompanhamento das atividades. A partir disso, a família buscou avaliação especializada, tendo sido levantada suspeita diagnóstica de TDAH. Foi prescrita sertralina 50 mg em avaliação anterior, porém a medicação não chegou a ser utilizada. Atualmente, encontra-se em acompanhamento psicológico há cerca de um mês com </w:t>
+        <w:t xml:space="preserve">Célio Machado de Miranda Filho, 18 anos, solteiro, residente em Goiânia – GO. Encontra-se cursando o 2º ano do ensino médio na Escola Estadual Damiana da Cunha. Compareceu à avaliação por queixas relacionadas a esquecimentos frequentes, dificuldades de aprendizagem e atenção, além de suspeita de Transtorno do Déficit de Atenção e Hiperatividade. A mãe relatou que as dificuldades tornaram-se mais evidentes em 2022, período em que Célio ficou retido no 9º ano no Colégio SESI Campinas. Segundo referido, no início do ano letivo, a coordenação escolar observou que ele permanecia disperso em sala de aula, conseguindo sustentar a atenção por cerca de 15 minutos, com prejuízo posterior no acompanhamento das atividades. A partir disso, a família buscou avaliação especializada, tendo sido levantada suspeita diagnóstica de TDAH. Foi prescrita sertralina 50 mg em avaliação anterior, porém a medicação não chegou a ser utilizada. Atualmente, encontra-se em acompanhamento psicológico há cerca de um mês com </w:t>
       </w:r>
       <w:r>
         <w:rPr>
@@ -816,29 +730,7 @@
           <w:lang w:eastAsia="pt-BR"/>
           <w14:ligatures w14:val="none"/>
         </w:rPr>
-        <w:t xml:space="preserve">Há relato de dificuldades de </w:t>
-      </w:r>
-      <w:proofErr w:type="spellStart"/>
-      <w:r>
-        <w:rPr>
-          <w:rFonts w:eastAsia="Times New Roman" w:cs="Times New Roman"/>
-          <w:kern w:val="0"/>
-          <w:szCs w:val="24"/>
-          <w:lang w:eastAsia="pt-BR"/>
-          <w14:ligatures w14:val="none"/>
-        </w:rPr>
-        <w:t>atençao</w:t>
-      </w:r>
-      <w:proofErr w:type="spellEnd"/>
-      <w:r>
-        <w:rPr>
-          <w:rFonts w:eastAsia="Times New Roman" w:cs="Times New Roman"/>
-          <w:kern w:val="0"/>
-          <w:szCs w:val="24"/>
-          <w:lang w:eastAsia="pt-BR"/>
-          <w14:ligatures w14:val="none"/>
-        </w:rPr>
-        <w:t xml:space="preserve"> no pai além de antecedentes familiares (mãe</w:t>
+        <w:t>Há relato de dificuldades de atençao no pai além de antecedentes familiares (mãe</w:t>
       </w:r>
       <w:r>
         <w:rPr>
@@ -1097,23 +989,7 @@
           <w:b/>
           <w:bCs/>
         </w:rPr>
-        <w:t xml:space="preserve">Escala </w:t>
-      </w:r>
-      <w:proofErr w:type="spellStart"/>
-      <w:r>
-        <w:rPr>
-          <w:b/>
-          <w:bCs/>
-        </w:rPr>
-        <w:t>Wechsler</w:t>
-      </w:r>
-      <w:proofErr w:type="spellEnd"/>
-      <w:r>
-        <w:rPr>
-          <w:b/>
-          <w:bCs/>
-        </w:rPr>
-        <w:t xml:space="preserve"> de Inteligência para Adultos – Terceira Edição (WAIS-III)</w:t>
+        <w:t>Escala Wechsler de Inteligência para Adultos – Terceira Edição (WAIS-III)</w:t>
       </w:r>
       <w:r>
         <w:t xml:space="preserve">, </w:t>
@@ -1310,23 +1186,7 @@
           <w:rFonts w:eastAsia="Times New Roman" w:cs="Times New Roman"/>
           <w:szCs w:val="24"/>
         </w:rPr>
-        <w:t xml:space="preserve">Avaliou o raciocínio não verbal, a atenção para detalhes e a integração </w:t>
-      </w:r>
-      <w:proofErr w:type="spellStart"/>
-      <w:r>
-        <w:rPr>
-          <w:rFonts w:eastAsia="Times New Roman" w:cs="Times New Roman"/>
-          <w:szCs w:val="24"/>
-        </w:rPr>
-        <w:t>visomotora</w:t>
-      </w:r>
-      <w:proofErr w:type="spellEnd"/>
-      <w:r>
-        <w:rPr>
-          <w:rFonts w:eastAsia="Times New Roman" w:cs="Times New Roman"/>
-          <w:szCs w:val="24"/>
-        </w:rPr>
-        <w:t>.</w:t>
+        <w:t>Avaliou o raciocínio não verbal, a atenção para detalhes e a integração visomotora.</w:t>
       </w:r>
     </w:p>
     <w:p>
@@ -1969,13 +1829,14 @@
           <w:b/>
           <w:bCs/>
         </w:rPr>
-        <w:t>Interpretação</w:t>
-      </w:r>
-      <w:r>
-        <w:t>:</w:t>
-      </w:r>
-      <w:r>
-        <w:t xml:space="preserve"> </w:t>
+        <w:t>Interpretação e Observações Clínicas</w:t>
+      </w:r>
+      <w:r>
+        <w:rPr>
+          <w:b/>
+          <w:bCs/>
+        </w:rPr>
+        <w:t xml:space="preserve">: </w:t>
       </w:r>
       <w:r>
         <w:rPr>
@@ -1996,9 +1857,17 @@
           <w:lang w:eastAsia="pt-BR"/>
           <w14:ligatures w14:val="none"/>
         </w:rPr>
-        <w:t xml:space="preserve">Escala </w:t>
-      </w:r>
-      <w:proofErr w:type="spellStart"/>
+        <w:t>Escala Wechsler de Inteligência para Adultos – Terceira Edição (WAIS-III)</w:t>
+      </w:r>
+      <w:r>
+        <w:rPr>
+          <w:rFonts w:eastAsia="Times New Roman"/>
+          <w:kern w:val="0"/>
+          <w:lang w:eastAsia="pt-BR"/>
+          <w14:ligatures w14:val="none"/>
+        </w:rPr>
+        <w:t xml:space="preserve"> indicam um perfil cognitivo global situado na faixa média inferior, com variações discretas entre os domínios avaliados. O </w:t>
+      </w:r>
       <w:r>
         <w:rPr>
           <w:rFonts w:eastAsia="Times New Roman"/>
@@ -2009,9 +1878,17 @@
           <w:lang w:eastAsia="pt-BR"/>
           <w14:ligatures w14:val="none"/>
         </w:rPr>
-        <w:t>Wechsler</w:t>
-      </w:r>
-      <w:proofErr w:type="spellEnd"/>
+        <w:t>Quociente de Inteligência Total (QIT = 83)</w:t>
+      </w:r>
+      <w:r>
+        <w:rPr>
+          <w:rFonts w:eastAsia="Times New Roman"/>
+          <w:kern w:val="0"/>
+          <w:lang w:eastAsia="pt-BR"/>
+          <w14:ligatures w14:val="none"/>
+        </w:rPr>
+        <w:t xml:space="preserve"> encontra-se na classificação média inferior, refletindo funcionamento intelectual global abaixo da média esperada, embora ainda dentro de uma faixa limítrofe de adaptação cognitiva. O </w:t>
+      </w:r>
       <w:r>
         <w:rPr>
           <w:rFonts w:eastAsia="Times New Roman"/>
@@ -2022,7 +1899,7 @@
           <w:lang w:eastAsia="pt-BR"/>
           <w14:ligatures w14:val="none"/>
         </w:rPr>
-        <w:t xml:space="preserve"> de Inteligência para Adultos – Terceira Edição (WAIS-III)</w:t>
+        <w:t xml:space="preserve">Quociente de Inteligência Verbal (QIV = 91) </w:t>
       </w:r>
       <w:r>
         <w:rPr>
@@ -2031,7 +1908,7 @@
           <w:lang w:eastAsia="pt-BR"/>
           <w14:ligatures w14:val="none"/>
         </w:rPr>
-        <w:t xml:space="preserve"> indicam um perfil cognitivo global situado na faixa média inferior, com variações discretas entre os domínios avaliados. O </w:t>
+        <w:t xml:space="preserve">foi classificado na média, sugerindo capacidade verbal funcional, com recursos adequados de compreensão, expressão verbal e raciocínio conceitual em tarefas mediadas pela linguagem. Em contrapartida, o </w:t>
       </w:r>
       <w:r>
         <w:rPr>
@@ -2043,7 +1920,7 @@
           <w:lang w:eastAsia="pt-BR"/>
           <w14:ligatures w14:val="none"/>
         </w:rPr>
-        <w:t>Quociente de Inteligência Total (QIT = 83)</w:t>
+        <w:t xml:space="preserve">Quociente de Inteligência de Execução (QIE = 77) </w:t>
       </w:r>
       <w:r>
         <w:rPr>
@@ -2052,7 +1929,25 @@
           <w:lang w:eastAsia="pt-BR"/>
           <w14:ligatures w14:val="none"/>
         </w:rPr>
-        <w:t xml:space="preserve"> encontra-se na classificação média inferior, refletindo funcionamento intelectual global abaixo da média esperada, embora ainda dentro de uma faixa limítrofe de adaptação cognitiva. O </w:t>
+        <w:t>situou-se na média inferior, indicando maior vulnerabilidade em tarefas que demandam organização visuoespacial, raciocínio não verbal, rapidez perceptiva e eficiência diante de demandas práticas.</w:t>
+      </w:r>
+      <w:r>
+        <w:rPr>
+          <w:rFonts w:eastAsia="Times New Roman"/>
+          <w:kern w:val="0"/>
+          <w:lang w:eastAsia="pt-BR"/>
+          <w14:ligatures w14:val="none"/>
+        </w:rPr>
+        <w:t xml:space="preserve"> </w:t>
+      </w:r>
+      <w:r>
+        <w:rPr>
+          <w:rFonts w:eastAsia="Times New Roman"/>
+          <w:kern w:val="0"/>
+          <w:lang w:eastAsia="pt-BR"/>
+          <w14:ligatures w14:val="none"/>
+        </w:rPr>
+        <w:t xml:space="preserve">Entre os </w:t>
       </w:r>
       <w:r>
         <w:rPr>
@@ -2064,7 +1959,7 @@
           <w:lang w:eastAsia="pt-BR"/>
           <w14:ligatures w14:val="none"/>
         </w:rPr>
-        <w:t xml:space="preserve">Quociente de Inteligência Verbal (QIV = 91) </w:t>
+        <w:t>índices fatoriais, a Compreensão Verbal (ICV = 88)</w:t>
       </w:r>
       <w:r>
         <w:rPr>
@@ -2073,7 +1968,7 @@
           <w:lang w:eastAsia="pt-BR"/>
           <w14:ligatures w14:val="none"/>
         </w:rPr>
-        <w:t xml:space="preserve">foi classificado na média, sugerindo capacidade verbal funcional, com recursos adequados de compreensão, expressão verbal e raciocínio conceitual em tarefas mediadas pela linguagem. Em contrapartida, o </w:t>
+        <w:t xml:space="preserve"> apresentou desempenho na média inferior, evidenciando recursos verbais presentes, porém com menor robustez em tarefas de abstração verbal, formação de conceitos e compreensão de conteúdos mediados pela linguagem. O </w:t>
       </w:r>
       <w:r>
         <w:rPr>
@@ -2085,7 +1980,7 @@
           <w:lang w:eastAsia="pt-BR"/>
           <w14:ligatures w14:val="none"/>
         </w:rPr>
-        <w:t xml:space="preserve">Quociente de Inteligência de Execução (QIE = 77) </w:t>
+        <w:t>Índice de Organização Perceptual (IOP = 87)</w:t>
       </w:r>
       <w:r>
         <w:rPr>
@@ -2094,25 +1989,7 @@
           <w:lang w:eastAsia="pt-BR"/>
           <w14:ligatures w14:val="none"/>
         </w:rPr>
-        <w:t>situou-se na média inferior, indicando maior vulnerabilidade em tarefas que demandam organização visuoespacial, raciocínio não verbal, rapidez perceptiva e eficiência diante de demandas práticas.</w:t>
-      </w:r>
-      <w:r>
-        <w:rPr>
-          <w:rFonts w:eastAsia="Times New Roman"/>
-          <w:kern w:val="0"/>
-          <w:lang w:eastAsia="pt-BR"/>
-          <w14:ligatures w14:val="none"/>
-        </w:rPr>
-        <w:t xml:space="preserve"> </w:t>
-      </w:r>
-      <w:r>
-        <w:rPr>
-          <w:rFonts w:eastAsia="Times New Roman"/>
-          <w:kern w:val="0"/>
-          <w:lang w:eastAsia="pt-BR"/>
-          <w14:ligatures w14:val="none"/>
-        </w:rPr>
-        <w:t xml:space="preserve">Entre os </w:t>
+        <w:t xml:space="preserve"> também se situou na média inferior, demonstrando desempenho abaixo da média esperada em atividades que envolvem análise, organização e interpretação de estímulos visuais. O </w:t>
       </w:r>
       <w:r>
         <w:rPr>
@@ -2124,7 +2001,7 @@
           <w:lang w:eastAsia="pt-BR"/>
           <w14:ligatures w14:val="none"/>
         </w:rPr>
-        <w:t>índices fatoriais, a Compreensão Verbal (ICV = 88)</w:t>
+        <w:t>Índice de Memória Operacional (IMO = 94)</w:t>
       </w:r>
       <w:r>
         <w:rPr>
@@ -2133,7 +2010,7 @@
           <w:lang w:eastAsia="pt-BR"/>
           <w14:ligatures w14:val="none"/>
         </w:rPr>
-        <w:t xml:space="preserve"> apresentou desempenho na média inferior, evidenciando recursos verbais presentes, porém com menor robustez em tarefas de abstração verbal, formação de conceitos e compreensão de conteúdos mediados pela linguagem. O </w:t>
+        <w:t xml:space="preserve"> foi classificado na média, configurando-se como o domínio relativamente mais preservado do perfil cognitivo, indicando capacidade funcional para retenção e manipulação mental de informações temporárias. O </w:t>
       </w:r>
       <w:r>
         <w:rPr>
@@ -2145,7 +2022,7 @@
           <w:lang w:eastAsia="pt-BR"/>
           <w14:ligatures w14:val="none"/>
         </w:rPr>
-        <w:t>Índice de Organização Perceptual (IOP = 87)</w:t>
+        <w:t>Índice de Velocidade de Processamento (IVP = 87)</w:t>
       </w:r>
       <w:r>
         <w:rPr>
@@ -2154,7 +2031,7 @@
           <w:lang w:eastAsia="pt-BR"/>
           <w14:ligatures w14:val="none"/>
         </w:rPr>
-        <w:t xml:space="preserve"> também se situou na média inferior, demonstrando desempenho abaixo da média esperada em atividades que envolvem análise, organização e interpretação de estímulos visuais. O </w:t>
+        <w:t xml:space="preserve"> permaneceu na média inferior, sugerindo lentificação relativa em tarefas simples e automatizadas que exigem rapidez, precisão e eficiência visuomotora. O </w:t>
       </w:r>
       <w:r>
         <w:rPr>
@@ -2166,16 +2043,7 @@
           <w:lang w:eastAsia="pt-BR"/>
           <w14:ligatures w14:val="none"/>
         </w:rPr>
-        <w:t>Índice de Memória Operacional (IMO = 94)</w:t>
-      </w:r>
-      <w:r>
-        <w:rPr>
-          <w:rFonts w:eastAsia="Times New Roman"/>
-          <w:kern w:val="0"/>
-          <w:lang w:eastAsia="pt-BR"/>
-          <w14:ligatures w14:val="none"/>
-        </w:rPr>
-        <w:t xml:space="preserve"> foi classificado na média, configurando-se como o domínio relativamente mais preservado do perfil cognitivo, indicando capacidade funcional para retenção e manipulação mental de informações temporárias. O </w:t>
+        <w:t xml:space="preserve">Índice de Habilidade </w:t>
       </w:r>
       <w:r>
         <w:rPr>
@@ -2187,7 +2055,8 @@
           <w:lang w:eastAsia="pt-BR"/>
           <w14:ligatures w14:val="none"/>
         </w:rPr>
-        <w:t>Índice de Velocidade de Processamento (IVP = 87)</w:t>
+        <w:lastRenderedPageBreak/>
+        <w:t>Geral (GAI = 85)</w:t>
       </w:r>
       <w:r>
         <w:rPr>
@@ -2196,58 +2065,7 @@
           <w:lang w:eastAsia="pt-BR"/>
           <w14:ligatures w14:val="none"/>
         </w:rPr>
-        <w:t xml:space="preserve"> permaneceu na média inferior, sugerindo lentificação relativa em tarefas simples e automatizadas que exigem rapidez, precisão e eficiência </w:t>
-      </w:r>
-      <w:proofErr w:type="spellStart"/>
-      <w:r>
-        <w:rPr>
-          <w:rFonts w:eastAsia="Times New Roman"/>
-          <w:kern w:val="0"/>
-          <w:lang w:eastAsia="pt-BR"/>
-          <w14:ligatures w14:val="none"/>
-        </w:rPr>
-        <w:t>visuomotora</w:t>
-      </w:r>
-      <w:proofErr w:type="spellEnd"/>
-      <w:r>
-        <w:rPr>
-          <w:rFonts w:eastAsia="Times New Roman"/>
-          <w:kern w:val="0"/>
-          <w:lang w:eastAsia="pt-BR"/>
-          <w14:ligatures w14:val="none"/>
-        </w:rPr>
-        <w:t xml:space="preserve">. O </w:t>
-      </w:r>
-      <w:r>
-        <w:rPr>
-          <w:rFonts w:eastAsia="Times New Roman"/>
-          <w:i/>
-          <w:iCs/>
-          <w:kern w:val="0"/>
-          <w:u w:val="single"/>
-          <w:lang w:eastAsia="pt-BR"/>
-          <w14:ligatures w14:val="none"/>
-        </w:rPr>
-        <w:t>Índice de Habilidade Geral (GAI = 85)</w:t>
-      </w:r>
-      <w:r>
-        <w:rPr>
-          <w:rFonts w:eastAsia="Times New Roman"/>
-          <w:kern w:val="0"/>
-          <w:lang w:eastAsia="pt-BR"/>
-          <w14:ligatures w14:val="none"/>
-        </w:rPr>
-        <w:t xml:space="preserve"> foi </w:t>
-      </w:r>
-      <w:r>
-        <w:rPr>
-          <w:rFonts w:eastAsia="Times New Roman"/>
-          <w:kern w:val="0"/>
-          <w:lang w:eastAsia="pt-BR"/>
-          <w14:ligatures w14:val="none"/>
-        </w:rPr>
-        <w:lastRenderedPageBreak/>
-        <w:t>classificado na média inferior, reforçando que as habilidades intelectuais de base, especialmente aquelas relacionadas ao raciocínio verbal e perceptual, apresentam funcionamento abaixo da média esperada para a faixa etária.</w:t>
+        <w:t xml:space="preserve"> foi classificado na média inferior, reforçando que as habilidades intelectuais de base, especialmente aquelas relacionadas ao raciocínio verbal e perceptual, apresentam funcionamento abaixo da média esperada para a faixa etária.</w:t>
       </w:r>
       <w:r>
         <w:rPr>
@@ -3344,7 +3162,7 @@
         <w:rPr>
           <w:b/>
         </w:rPr>
-        <w:t xml:space="preserve">Interpretação: </w:t>
+        <w:t xml:space="preserve">Interpretação e Observações Clínicas: </w:t>
       </w:r>
       <w:r>
         <w:t>A avaliação da linguagem evidenciou desempenho global adequado, com habilidades verbais preservadas e compatíveis com a faixa etária e o nível de escolaridade. No subteste Semelhanças, o desempenho situou-se na média, indicando capacidade satisfatória de abstração, categorização e estabelecimento de relações conceituais. Em Vocabulário, o resultado também foi classificado como média, sugerindo repertório lexical funcional, compreensão adequada de conceitos verbais e organização semântica compatível com o esperado. Em Compreensão, o desempenho permaneceu na média, evidenciando entendimento satisfatório de situações do cotidiano, julgamento social funcional e capacidade adequada de interpretação de demandas práticas e sociais. A fala espontânea mostrou-se dentro do esperado para a idade, com comunicação funcional, coerente e adequada ao contexto, sem indícios de prejuízos estruturais na expressão verbal</w:t>
@@ -4091,6 +3909,7 @@
           <w:b/>
           <w:bCs/>
         </w:rPr>
+        <w:lastRenderedPageBreak/>
         <w:t>Interpretação</w:t>
       </w:r>
       <w:r>
@@ -4107,7 +3926,6 @@
           <w:b/>
           <w:bCs/>
         </w:rPr>
-        <w:lastRenderedPageBreak/>
         <w:t>Raciocínio Matricial</w:t>
       </w:r>
       <w:r>
@@ -4121,15 +3939,7 @@
         <w:t>Cubos</w:t>
       </w:r>
       <w:r>
-        <w:t xml:space="preserve">, o desempenho também foi classificado como média, demonstrando habilidade satisfatória na integração </w:t>
-      </w:r>
-      <w:proofErr w:type="spellStart"/>
-      <w:r>
-        <w:t>visuomotora</w:t>
-      </w:r>
-      <w:proofErr w:type="spellEnd"/>
-      <w:r>
-        <w:t>, percepção espacial e organização de estímulos sob demanda de precisão e planejamento. O resultado indica funcionamento preservado na construção e reprodução de modelos visuais, com adequada coordenação entre percepção e execução motora.</w:t>
+        <w:t>, o desempenho também foi classificado como média, demonstrando habilidade satisfatória na integração visuomotora, percepção espacial e organização de estímulos sob demanda de precisão e planejamento. O resultado indica funcionamento preservado na construção e reprodução de modelos visuais, com adequada coordenação entre percepção e execução motora.</w:t>
       </w:r>
     </w:p>
     <w:p>
@@ -5083,39 +4893,43 @@
           <w:b/>
           <w:bCs/>
         </w:rPr>
-        <w:t>Interpretação</w:t>
-      </w:r>
-      <w:r>
-        <w:t xml:space="preserve">: </w:t>
-      </w:r>
-      <w:r>
-        <w:t xml:space="preserve">A avaliação das funções executivas evidenciou desempenho global adequado, com funcionamento preservado nos processos de raciocínio, abstração e julgamento. No subteste </w:t>
+        <w:t>Interpretação e Observações Clínicas:</w:t>
       </w:r>
       <w:r>
         <w:rPr>
           <w:b/>
           <w:bCs/>
         </w:rPr>
-        <w:t>Semelhanças</w:t>
-      </w:r>
-      <w:r>
-        <w:t xml:space="preserve">, o desempenho situou-se na média, indicando capacidade satisfatória de abstração verbal, categorização e formação de conceitos. Em </w:t>
+        <w:t xml:space="preserve"> </w:t>
+      </w:r>
+      <w:r>
+        <w:t xml:space="preserve">A avaliação das funções executivas evidenciou desempenho global adequado, com funcionamento preservado nos processos de raciocínio, abstração e julgamento. No subteste </w:t>
       </w:r>
       <w:r>
         <w:rPr>
           <w:b/>
           <w:bCs/>
         </w:rPr>
-        <w:t>Compreensão</w:t>
-      </w:r>
-      <w:r>
-        <w:t xml:space="preserve">, o resultado foi classificado na média, sugerindo entendimento adequado de normas, regras e situações do cotidiano, além de capacidade funcional para resolução de problemas práticos e julgamento social compatível com o esperado. No </w:t>
+        <w:t>Semelhanças</w:t>
+      </w:r>
+      <w:r>
+        <w:t xml:space="preserve">, o desempenho situou-se na média, indicando capacidade satisfatória de abstração verbal, categorização e formação de conceitos. Em </w:t>
       </w:r>
       <w:r>
         <w:rPr>
           <w:b/>
           <w:bCs/>
         </w:rPr>
+        <w:t>Compreensão</w:t>
+      </w:r>
+      <w:r>
+        <w:t xml:space="preserve">, o resultado foi classificado na média, sugerindo entendimento adequado de normas, regras e situações do cotidiano, além de capacidade funcional para resolução de problemas práticos e julgamento social compatível com o esperado. No </w:t>
+      </w:r>
+      <w:r>
+        <w:rPr>
+          <w:b/>
+          <w:bCs/>
+        </w:rPr>
         <w:t>Raciocínio Matricial</w:t>
       </w:r>
       <w:r>
@@ -5130,6 +4944,12 @@
       <w:r>
         <w:t>Em análise clínica, os resultados revelam funcionamento executivo globalmente preservado, sem indícios de prejuízos significativos nos processos de abstração, raciocínio e julgamento.</w:t>
       </w:r>
+    </w:p>
+    <w:p>
+      <w:pPr>
+        <w:spacing w:line="360" w:lineRule="auto"/>
+        <w:ind w:firstLine="851"/>
+      </w:pPr>
     </w:p>
     <w:p>
       <w:pPr>
@@ -5200,6 +5020,7 @@
                 <w:szCs w:val="20"/>
                 <w:lang w:val="pt-BR"/>
               </w:rPr>
+              <w:lastRenderedPageBreak/>
               <w:t>Testes</w:t>
             </w:r>
             <w:r>
@@ -6159,11 +5980,13 @@
           <w:b/>
           <w:bCs/>
         </w:rPr>
-        <w:lastRenderedPageBreak/>
-        <w:t>Interpretação</w:t>
-      </w:r>
-      <w:r>
-        <w:t xml:space="preserve">: </w:t>
+        <w:t>Interpretação e Observações Clínicas:</w:t>
+      </w:r>
+      <w:r>
+        <w:t xml:space="preserve"> </w:t>
+      </w:r>
+      <w:r>
+        <w:t xml:space="preserve"> </w:t>
       </w:r>
       <w:r>
         <w:t xml:space="preserve">A avaliação da memória e aprendizagem revelou desempenho global adequado, com funcionamento preservado dos processos mnésicos auditivo-verbais de curto prazo e da memória operacional. Na </w:t>
@@ -6807,21 +6630,14 @@
           <w:b/>
           <w:bCs/>
         </w:rPr>
-        <w:t>Interpretação</w:t>
-      </w:r>
-      <w:r>
-        <w:t xml:space="preserve">: </w:t>
-      </w:r>
-      <w:r>
-        <w:t xml:space="preserve">A Bateria Psicológica para Avaliação da Atenção – BPA-2 é um instrumento amplamente utilizado para mensurar a eficiência dos sistemas atencionais, englobando atenção concentrada, dividida, alternada e o índice geral de atenção. Esses domínios refletem o funcionamento das redes atencionais descritas por </w:t>
-      </w:r>
-      <w:proofErr w:type="spellStart"/>
-      <w:r>
-        <w:t>Posner</w:t>
-      </w:r>
-      <w:proofErr w:type="spellEnd"/>
-      <w:r>
-        <w:t xml:space="preserve"> e Petersen, fundamentais para o controle executivo, autorregulação e desempenho cognitivo em tarefas complexas.</w:t>
+        <w:t xml:space="preserve">Interpretação e Observações Clínicas: </w:t>
+      </w:r>
+      <w:r>
+        <w:t xml:space="preserve">A Bateria Psicológica para Avaliação da Atenção – BPA-2 é um instrumento amplamente utilizado para mensurar a eficiência dos sistemas atencionais, </w:t>
+      </w:r>
+      <w:r>
+        <w:lastRenderedPageBreak/>
+        <w:t>englobando atenção concentrada, dividida, alternada e o índice geral de atenção. Esses domínios refletem o funcionamento das redes atencionais descritas por Posner e Petersen, fundamentais para o controle executivo, autorregulação e desempenho cognitivo em tarefas complexas.</w:t>
       </w:r>
     </w:p>
     <w:p>
@@ -6844,7 +6660,6 @@
           <w:b/>
           <w:bCs/>
         </w:rPr>
-        <w:lastRenderedPageBreak/>
         <w:t>• Atenção Concentrada (AC)</w:t>
       </w:r>
     </w:p>
@@ -6994,6 +6809,7 @@
         <w:rPr>
           <w:noProof/>
         </w:rPr>
+        <w:lastRenderedPageBreak/>
         <w:drawing>
           <wp:inline distT="0" distB="0" distL="0" distR="0" wp14:anchorId="587DE05F" wp14:editId="0173D18F">
             <wp:extent cx="5939790" cy="1480782"/>
@@ -7046,7 +6862,6 @@
         <w:rPr>
           <w:lang w:val="en-US" w:eastAsia="pt-BR"/>
         </w:rPr>
-        <w:lastRenderedPageBreak/>
         <w:t xml:space="preserve">RAVLT </w:t>
       </w:r>
       <w:r>
@@ -7062,39 +6877,7 @@
         <w:ind w:firstLine="567"/>
       </w:pPr>
       <w:r>
-        <w:t xml:space="preserve">O Rey </w:t>
-      </w:r>
-      <w:proofErr w:type="spellStart"/>
-      <w:r>
-        <w:t>Auditory</w:t>
-      </w:r>
-      <w:proofErr w:type="spellEnd"/>
-      <w:r>
-        <w:t xml:space="preserve"> Verbal Learning Test (RAVLT) é um teste neuropsicológico amplamente utilizado para avaliar a memória verbal, a capacidade de aprendizado auditivo e a retenção de informações ao longo do tempo. Desenvolvido por Rey (1958). O RAVLT permite analisar diferentes aspectos da memória, como a curva de aprendizado, interferência, esquecimento e reconhecimento verbal (</w:t>
-      </w:r>
-      <w:proofErr w:type="spellStart"/>
-      <w:r>
-        <w:t>Lezak</w:t>
-      </w:r>
-      <w:proofErr w:type="spellEnd"/>
-      <w:r>
-        <w:t xml:space="preserve"> et al., 2004). Ele é frequentemente utilizado na investigação de déficits cognitivos associados a doenças neurodegenerativas, lesões cerebrais traumáticas e transtornos psiquiátricos (Strauss, Sherman &amp; </w:t>
-      </w:r>
-      <w:proofErr w:type="spellStart"/>
-      <w:r>
-        <w:t>Spreen</w:t>
-      </w:r>
-      <w:proofErr w:type="spellEnd"/>
-      <w:r>
-        <w:t>, 2006). Os resultados do teste auxiliam no diagnóstico diferencial de condições como Alzheimer e TDAH, além de fornecerem subsídios para o planejamento de intervenções cognitivas (</w:t>
-      </w:r>
-      <w:proofErr w:type="spellStart"/>
-      <w:r>
-        <w:t>Salthouse</w:t>
-      </w:r>
-      <w:proofErr w:type="spellEnd"/>
-      <w:r>
-        <w:t xml:space="preserve">, 2010). Assim, o RAVLT é uma ferramenta essencial para a avaliação da memória e da aprendizagem verbal. </w:t>
+        <w:t xml:space="preserve">O Rey Auditory Verbal Learning Test (RAVLT) é um teste neuropsicológico amplamente utilizado para avaliar a memória verbal, a capacidade de aprendizado auditivo e a retenção de informações ao longo do tempo. Desenvolvido por Rey (1958). O RAVLT permite analisar diferentes aspectos da memória, como a curva de aprendizado, interferência, esquecimento e reconhecimento verbal (Lezak et al., 2004). Ele é frequentemente utilizado na investigação de déficits cognitivos associados a doenças neurodegenerativas, lesões cerebrais traumáticas e transtornos psiquiátricos (Strauss, Sherman &amp; Spreen, 2006). Os resultados do teste auxiliam no diagnóstico diferencial de condições como Alzheimer e TDAH, além de fornecerem subsídios para o planejamento de intervenções cognitivas (Salthouse, 2010). Assim, o RAVLT é uma ferramenta essencial para a avaliação da memória e da aprendizagem verbal. </w:t>
       </w:r>
     </w:p>
     <w:p>
@@ -9546,24 +9329,14 @@
           <w:b/>
           <w:bCs/>
         </w:rPr>
-        <w:t>Interpretação</w:t>
-      </w:r>
-      <w:r>
-        <w:t>:</w:t>
-      </w:r>
-      <w:r>
-        <w:t xml:space="preserve"> </w:t>
-      </w:r>
-      <w:r>
-        <w:t xml:space="preserve">O paciente foi submetido ao Rey </w:t>
-      </w:r>
-      <w:proofErr w:type="spellStart"/>
-      <w:r>
-        <w:t>Auditory</w:t>
-      </w:r>
-      <w:proofErr w:type="spellEnd"/>
-      <w:r>
-        <w:t xml:space="preserve"> Verbal Learning Test (RAVLT), instrumento amplamente utilizado para avaliação da memória episódica verbal, abrangendo os processos de codificação, aprendizagem, retenção, evocação tardia, reconhecimento e resistência à interferência.</w:t>
+        <w:t xml:space="preserve">Interpretação e Observações Clínicas: </w:t>
+      </w:r>
+      <w:r>
+        <w:t xml:space="preserve">O paciente foi submetido ao Rey Auditory Verbal Learning Test (RAVLT), instrumento amplamente utilizado para avaliação da memória episódica </w:t>
+      </w:r>
+      <w:r>
+        <w:lastRenderedPageBreak/>
+        <w:t>verbal, abrangendo os processos de codificação, aprendizagem, retenção, evocação tardia, reconhecimento e resistência à interferência.</w:t>
       </w:r>
     </w:p>
     <w:p>
@@ -9590,11 +9363,7 @@
         <w:ind w:firstLine="851"/>
       </w:pPr>
       <w:r>
-        <w:t xml:space="preserve">Na primeira apresentação da lista (A1 = 4), o desempenho ficou abaixo do valor mínimo esperado (6), indicando dificuldade inicial na codificação do material verbal. Nas tentativas subsequentes (A2 = 5; A3 = 7; A4 = 7; A5 = 7), observa-se discreto ganho ao longo da curva de aprendizagem, porém todos os escores permaneceram abaixo dos valores mínimos e esperados </w:t>
-      </w:r>
-      <w:r>
-        <w:lastRenderedPageBreak/>
-        <w:t>para a faixa normativa. Esse padrão sugere aquisição verbal reduzida, com baixo aproveitamento das repetições e dificuldade em consolidar progressivamente as informações apresentadas.</w:t>
+        <w:t>Na primeira apresentação da lista (A1 = 4), o desempenho ficou abaixo do valor mínimo esperado (6), indicando dificuldade inicial na codificação do material verbal. Nas tentativas subsequentes (A2 = 5; A3 = 7; A4 = 7; A5 = 7), observa-se discreto ganho ao longo da curva de aprendizagem, porém todos os escores permaneceram abaixo dos valores mínimos e esperados para a faixa normativa. Esse padrão sugere aquisição verbal reduzida, com baixo aproveitamento das repetições e dificuldade em consolidar progressivamente as informações apresentadas.</w:t>
       </w:r>
     </w:p>
     <w:p>
@@ -9756,6 +9525,7 @@
         <w:ind w:firstLine="851"/>
       </w:pPr>
       <w:r>
+        <w:lastRenderedPageBreak/>
         <w:t>O desempenho no RAVLT revela importante rebaixamento na aprendizagem verbal episódica, com prejuízo desde a codificação inicial, baixa eficiência na curva de aquisição e evocação tardia comprometida. Observa-se ainda elevada vulnerabilidade à interferência, especialmente retroativa, o que contribui para instabilidade no armazenamento e recuperação das informações verbais.</w:t>
       </w:r>
     </w:p>
@@ -9766,11 +9536,7 @@
         <w:ind w:firstLine="851"/>
       </w:pPr>
       <w:r>
-        <w:t xml:space="preserve">Em análise clínica, o padrão encontrado é compatível com dificuldade na consolidação e evocação da memória episódica verbal, associada a baixa eficiência de aprendizagem e maior </w:t>
-      </w:r>
-      <w:r>
-        <w:lastRenderedPageBreak/>
-        <w:t>suscetibilidade à interferência em contextos de sobrecarga cognitiva ou presença de múltiplos estímulos concorrentes</w:t>
+        <w:t>Em análise clínica, o padrão encontrado é compatível com dificuldade na consolidação e evocação da memória episódica verbal, associada a baixa eficiência de aprendizagem e maior suscetibilidade à interferência em contextos de sobrecarga cognitiva ou presença de múltiplos estímulos concorrentes</w:t>
       </w:r>
       <w:r>
         <w:t>.</w:t>
@@ -9815,15 +9581,7 @@
         <w:t>Teste dos Cinco Dígitos (FDT)</w:t>
       </w:r>
       <w:r>
-        <w:t xml:space="preserve"> é um instrumento utilizado para mensurar a velocidade de processamento cognitivo, o controle inibitório, a flexibilidade cognitiva e a alternância de atenção, distinguindo processos automáticos (Leitura e Contagem) dos processos controlados (Escolha, Alternância e Inibição). Esses componentes são fundamentais para a compreensão da eficiência executiva e do manejo atencional, estando associados ao funcionamento do córtex pré-frontal e das redes frontoparietais (</w:t>
-      </w:r>
-      <w:proofErr w:type="spellStart"/>
-      <w:r>
-        <w:t>Sedó</w:t>
-      </w:r>
-      <w:proofErr w:type="spellEnd"/>
-      <w:r>
-        <w:t>, 2004; Diamond, 2013).</w:t>
+        <w:t xml:space="preserve"> é um instrumento utilizado para mensurar a velocidade de processamento cognitivo, o controle inibitório, a flexibilidade cognitiva e a alternância de atenção, distinguindo processos automáticos (Leitura e Contagem) dos processos controlados (Escolha, Alternância e Inibição). Esses componentes são fundamentais para a compreensão da eficiência executiva e do manejo atencional, estando associados ao funcionamento do córtex pré-frontal e das redes frontoparietais (Sedó, 2004; Diamond, 2013).</w:t>
       </w:r>
     </w:p>
     <w:tbl>
@@ -11139,24 +10897,10 @@
           <w:b/>
           <w:bCs/>
         </w:rPr>
-        <w:t>Interpretação</w:t>
-      </w:r>
-      <w:r>
-        <w:t>:</w:t>
-      </w:r>
-      <w:r>
-        <w:t xml:space="preserve"> </w:t>
-      </w:r>
-      <w:r>
-        <w:t xml:space="preserve">A avaliação das funções executivas incluiu a aplicação do Teste dos Cinco Dígitos (FDT), instrumento destinado à investigação da velocidade de processamento, controle inibitório, alternância atencional e flexibilidade cognitiva. O teste contempla processos automáticos, como leitura e contagem, e processos controlados, como escolha, alternância, inibição e flexibilidade, sendo sensível ao funcionamento dos circuitos </w:t>
-      </w:r>
-      <w:proofErr w:type="spellStart"/>
-      <w:r>
-        <w:t>frontoestriatais</w:t>
-      </w:r>
-      <w:proofErr w:type="spellEnd"/>
-      <w:r>
-        <w:t xml:space="preserve"> e do córtex pré-frontal.</w:t>
+        <w:t xml:space="preserve">Interpretação e Observações Clínicas: </w:t>
+      </w:r>
+      <w:r>
+        <w:t>A avaliação das funções executivas incluiu a aplicação do Teste dos Cinco Dígitos (FDT), instrumento destinado à investigação da velocidade de processamento, controle inibitório, alternância atencional e flexibilidade cognitiva. O teste contempla processos automáticos, como leitura e contagem, e processos controlados, como escolha, alternância, inibição e flexibilidade, sendo sensível ao funcionamento dos circuitos frontoestriatais e do córtex pré-frontal.</w:t>
       </w:r>
     </w:p>
     <w:p>
@@ -11196,7 +10940,11 @@
         <w:t>Contagem</w:t>
       </w:r>
       <w:r>
-        <w:t>, o tempo foi de 32,46 segundos, também sem erros, igualmente com indicativo de déficit, apontando lentificação em tarefa automatizada que exige sequenciamento contínuo, ainda que sem prejuízo qualitativo da execução.</w:t>
+        <w:t xml:space="preserve">, o tempo foi de 32,46 segundos, também sem erros, igualmente com indicativo de </w:t>
+      </w:r>
+      <w:r>
+        <w:lastRenderedPageBreak/>
+        <w:t>déficit, apontando lentificação em tarefa automatizada que exige sequenciamento contínuo, ainda que sem prejuízo qualitativo da execução.</w:t>
       </w:r>
     </w:p>
     <w:p>
@@ -11236,11 +10984,7 @@
         <w:t>Alternância</w:t>
       </w:r>
       <w:r>
-        <w:t xml:space="preserve">, o tempo obtido foi de 71,85 segundos, com quatro erros, também classificado como indicativo de déficit, sugerindo importante redução da eficiência na alternância entre diferentes critérios de tarefa, com aumento expressivo do custo temporal e maior </w:t>
-      </w:r>
-      <w:r>
-        <w:lastRenderedPageBreak/>
-        <w:t xml:space="preserve">suscetibilidade a falhas. Na etapa de </w:t>
+        <w:t xml:space="preserve">, o tempo obtido foi de 71,85 segundos, com quatro erros, também classificado como indicativo de déficit, sugerindo importante redução da eficiência na alternância entre diferentes critérios de tarefa, com aumento expressivo do custo temporal e maior suscetibilidade a falhas. Na etapa de </w:t>
       </w:r>
       <w:r>
         <w:rPr>
@@ -11351,6 +11095,7 @@
         <w:rPr>
           <w:noProof/>
         </w:rPr>
+        <w:lastRenderedPageBreak/>
         <w:drawing>
           <wp:inline distT="0" distB="0" distL="0" distR="0" wp14:anchorId="4415106E" wp14:editId="77242007">
             <wp:extent cx="4572000" cy="2743200"/>
@@ -11397,7 +11142,6 @@
         <w:pStyle w:val="Ttulo1"/>
       </w:pPr>
       <w:r>
-        <w:lastRenderedPageBreak/>
         <w:t>ETDAH-</w:t>
       </w:r>
       <w:r>
@@ -11469,29 +11213,7 @@
           <w:lang w:eastAsia="pt-BR"/>
           <w14:ligatures w14:val="none"/>
         </w:rPr>
-        <w:t>, oferecendo uma perspectiva interna sobre o funcionamento cognitivo e comportamental em diferentes contextos (</w:t>
-      </w:r>
-      <w:proofErr w:type="spellStart"/>
-      <w:r>
-        <w:rPr>
-          <w:rFonts w:eastAsia="Times New Roman" w:cs="Times New Roman"/>
-          <w:kern w:val="0"/>
-          <w:szCs w:val="24"/>
-          <w:lang w:eastAsia="pt-BR"/>
-          <w14:ligatures w14:val="none"/>
-        </w:rPr>
-        <w:t>Benczik</w:t>
-      </w:r>
-      <w:proofErr w:type="spellEnd"/>
-      <w:r>
-        <w:rPr>
-          <w:rFonts w:eastAsia="Times New Roman" w:cs="Times New Roman"/>
-          <w:kern w:val="0"/>
-          <w:szCs w:val="24"/>
-          <w:lang w:eastAsia="pt-BR"/>
-          <w14:ligatures w14:val="none"/>
-        </w:rPr>
-        <w:t xml:space="preserve">, 2005). Seu objetivo é </w:t>
+        <w:t xml:space="preserve">, oferecendo uma perspectiva interna sobre o funcionamento cognitivo e comportamental em diferentes contextos (Benczik, 2005). Seu objetivo é </w:t>
       </w:r>
       <w:r>
         <w:rPr>
@@ -12394,13 +12116,14 @@
           <w:b/>
           <w:bCs/>
         </w:rPr>
-        <w:t>Interpretação</w:t>
-      </w:r>
-      <w:r>
-        <w:t xml:space="preserve">: </w:t>
-      </w:r>
-      <w:r>
-        <w:t>Os resultados obtidos por Célio na Escala de Transtorno do Déficit de Atenção e Hiperatividade – Autorrelato (E-TDAH-AD) indicam elevação clinicamente relevante em domínio específico do funcionamento emocional, enquanto os demais fatores permaneceram dentro de faixas que não sugerem prejuízo clínico significativo segundo sua percepção subjetiva.</w:t>
+        <w:t xml:space="preserve">Interpretação e Observações Clínicas: </w:t>
+      </w:r>
+      <w:r>
+        <w:t xml:space="preserve">Os resultados obtidos por Célio na Escala de Transtorno do Déficit de Atenção e Hiperatividade – Autorrelato (E-TDAH-AD) indicam elevação </w:t>
+      </w:r>
+      <w:r>
+        <w:lastRenderedPageBreak/>
+        <w:t>clinicamente relevante em domínio específico do funcionamento emocional, enquanto os demais fatores permaneceram dentro de faixas que não sugerem prejuízo clínico significativo segundo sua percepção subjetiva.</w:t>
       </w:r>
     </w:p>
     <w:p>
@@ -12454,11 +12177,7 @@
         <w:ind w:firstLine="851"/>
       </w:pPr>
       <w:r>
-        <w:t xml:space="preserve">A pontuação foi classificada como Média Inferior (Percentil 40,1), também sem indicativo de prejuízo clínico. Esse resultado sugere ausência de percepção subjetiva de </w:t>
-      </w:r>
-      <w:r>
-        <w:lastRenderedPageBreak/>
-        <w:t>impulsividade significativa, com funcionamento comportamental autorreferido dentro da faixa esperada nesse domínio.</w:t>
+        <w:t>A pontuação foi classificada como Média Inferior (Percentil 40,1), também sem indicativo de prejuízo clínico. Esse resultado sugere ausência de percepção subjetiva de impulsividade significativa, com funcionamento comportamental autorreferido dentro da faixa esperada nesse domínio.</w:t>
       </w:r>
     </w:p>
     <w:p>
@@ -12512,15 +12231,7 @@
         <w:ind w:firstLine="851"/>
       </w:pPr>
       <w:r>
-        <w:t xml:space="preserve">O desempenho foi classificado </w:t>
-      </w:r>
-      <w:proofErr w:type="gramStart"/>
-      <w:r>
-        <w:t>como Inferior</w:t>
-      </w:r>
-      <w:proofErr w:type="gramEnd"/>
-      <w:r>
-        <w:t xml:space="preserve"> (Percentil 2,0), o que, de acordo com o padrão interpretativo adotado, não indica prejuízo clínico neste fator. Assim, não há evidência subjetiva de dificuldade significativa relacionada à iniciativa, planejamento, organização da ação ou manutenção motivacional.</w:t>
+        <w:t>O desempenho foi classificado como Inferior (Percentil 2,0), o que, de acordo com o padrão interpretativo adotado, não indica prejuízo clínico neste fator. Assim, não há evidência subjetiva de dificuldade significativa relacionada à iniciativa, planejamento, organização da ação ou manutenção motivacional.</w:t>
       </w:r>
     </w:p>
     <w:p>
@@ -12567,15 +12278,11 @@
         <w:t>E-TDAH-AD</w:t>
       </w:r>
       <w:r>
-        <w:t xml:space="preserve"> revela que a principal elevação autorreferida por Célio </w:t>
-      </w:r>
-      <w:proofErr w:type="gramStart"/>
-      <w:r>
-        <w:t>concentra-se</w:t>
-      </w:r>
-      <w:proofErr w:type="gramEnd"/>
-      <w:r>
-        <w:t xml:space="preserve"> nos aspectos emocionais, enquanto os domínios centrais de desatenção, impulsividade, hiperatividade e autorregulação da ação não apresentaram elevações clínicas no autorrelato. Entretanto, quando esses achados são integrados aos resultados objetivos da avaliação neuropsicológica, observa-se contraste com o desempenho obtido em instrumentos estruturados. No teste </w:t>
+        <w:t xml:space="preserve"> revela que a principal elevação autorreferida por Célio concentra-se nos aspectos emocionais, enquanto os domínios centrais de desatenção, impulsividade, hiperatividade e autorregulação da ação não apresentaram elevações clínicas no autorrelato. Entretanto, quando esses achados são integrados aos resultados objetivos da avaliação neuropsicológica, observa-se contraste com o desempenho obtido em instrumentos </w:t>
+      </w:r>
+      <w:r>
+        <w:lastRenderedPageBreak/>
+        <w:t xml:space="preserve">estruturados. No teste </w:t>
       </w:r>
       <w:r>
         <w:rPr>
@@ -12615,7 +12322,6 @@
         <w:ind w:firstLine="851"/>
       </w:pPr>
       <w:r>
-        <w:lastRenderedPageBreak/>
         <w:t xml:space="preserve">Dessa forma, os resultados sugerem que Célio apresenta maior percepção subjetiva de dificuldades emocionais do que de sintomas clássicos de TDAH, embora os instrumentos objetivos apontem prejuízos consistentes em atenção sustentada, eficiência executiva e aprendizagem verbal sob demanda atencional. Assim, há hipótese diagnóstica de </w:t>
       </w:r>
       <w:r>
@@ -12690,6 +12396,7 @@
         <w:spacing w:line="360" w:lineRule="auto"/>
       </w:pPr>
       <w:r>
+        <w:lastRenderedPageBreak/>
         <w:t>EBADEP-A</w:t>
       </w:r>
     </w:p>
@@ -12747,32 +12454,6 @@
         </w:rPr>
         <w:t>.</w:t>
       </w:r>
-    </w:p>
-    <w:p>
-      <w:pPr>
-        <w:spacing w:line="360" w:lineRule="auto"/>
-        <w:ind w:firstLine="851"/>
-        <w:rPr>
-          <w:rFonts w:eastAsia="Times New Roman" w:cs="Times New Roman"/>
-          <w:kern w:val="0"/>
-          <w:szCs w:val="24"/>
-          <w:lang w:eastAsia="pt-BR"/>
-          <w14:ligatures w14:val="none"/>
-        </w:rPr>
-      </w:pPr>
-    </w:p>
-    <w:p>
-      <w:pPr>
-        <w:spacing w:line="360" w:lineRule="auto"/>
-        <w:ind w:firstLine="851"/>
-        <w:rPr>
-          <w:rFonts w:eastAsia="Times New Roman" w:cs="Times New Roman"/>
-          <w:kern w:val="0"/>
-          <w:szCs w:val="24"/>
-          <w:lang w:eastAsia="pt-BR"/>
-          <w14:ligatures w14:val="none"/>
-        </w:rPr>
-      </w:pPr>
     </w:p>
     <w:tbl>
       <w:tblPr>
@@ -12810,7 +12491,6 @@
                 <w:rFonts w:cs="Times New Roman"/>
                 <w:color w:val="FFFFFF" w:themeColor="background1"/>
               </w:rPr>
-              <w:lastRenderedPageBreak/>
               <w:t>EBADEP-A</w:t>
             </w:r>
           </w:p>
@@ -13012,10 +12692,7 @@
           <w:b/>
           <w:bCs/>
         </w:rPr>
-        <w:t>Interpretação</w:t>
-      </w:r>
-      <w:r>
-        <w:t xml:space="preserve">: </w:t>
+        <w:t xml:space="preserve">Interpretação e Observações Clínicas: </w:t>
       </w:r>
       <w:r>
         <w:t>Os resultados obtidos por Célio no Inventário de Depressão – EBADEP-A indicam presença de sintomatologia depressiva mínima, conforme o escore total de 39, correspondente ao percentil 43. O instrumento avalia de forma abrangente sintomas afetivos, cognitivos, motivacionais e somáticos associados ao quadro depressivo, permitindo identificar o impacto do humor no funcionamento global.</w:t>
@@ -13045,15 +12722,7 @@
         <w:ind w:firstLine="851"/>
       </w:pPr>
       <w:r>
-        <w:t xml:space="preserve">Em análise clínica, os resultados do EBADEP-A apontam ausência de indicadores compatíveis com episódio depressivo clinicamente relevante, reforçando que as principais dificuldades identificadas no caso </w:t>
-      </w:r>
-      <w:proofErr w:type="gramStart"/>
-      <w:r>
-        <w:t>concentram-se</w:t>
-      </w:r>
-      <w:proofErr w:type="gramEnd"/>
-      <w:r>
-        <w:t xml:space="preserve"> mais nos domínios atencional, executivo e emocional-regulatório do que em um quadro depressivo estruturado.</w:t>
+        <w:t>Em análise clínica, os resultados do EBADEP-A apontam ausência de indicadores compatíveis com episódio depressivo clinicamente relevante, reforçando que as principais dificuldades identificadas no caso concentram-se mais nos domínios atencional, executivo e emocional-regulatório do que em um quadro depressivo estruturado.</w:t>
       </w:r>
     </w:p>
     <w:p>
@@ -13061,6 +12730,7 @@
         <w:pStyle w:val="Ttulo1"/>
       </w:pPr>
       <w:r>
+        <w:lastRenderedPageBreak/>
         <w:t xml:space="preserve">Bpf - </w:t>
       </w:r>
       <w:r>
@@ -13069,6 +12739,7 @@
     </w:p>
     <w:p>
       <w:pPr>
+        <w:spacing w:after="0" w:line="360" w:lineRule="auto"/>
         <w:ind w:firstLine="567"/>
       </w:pPr>
       <w:r>
@@ -13077,14 +12748,11 @@
     </w:p>
     <w:p>
       <w:pPr>
+        <w:spacing w:after="0" w:line="360" w:lineRule="auto"/>
         <w:ind w:firstLine="567"/>
       </w:pPr>
       <w:r>
-        <w:t xml:space="preserve">Seu objetivo é identificar a presença, a intensidade e a interação entre os principais traços de personalidade, oferecendo subsídios para a compreensão do estilo comportamental, cognitivo e emocional da paciente. Os resultados permitem compreender como esses traços influenciam o funcionamento social, ocupacional e emocional, além de fornecer indicadores sobre recursos de enfrentamento, padrões de resposta afetiva e características de adaptação interpessoal. Assim, o </w:t>
-      </w:r>
-      <w:r>
-        <w:lastRenderedPageBreak/>
-        <w:t>BFP contribui de forma significativa para o planejamento de intervenções psicológicas e psicossociais mais específicas, baseadas nas características individuais de personalidade avaliadas.</w:t>
+        <w:t>Seu objetivo é identificar a presença, a intensidade e a interação entre os principais traços de personalidade, oferecendo subsídios para a compreensão do estilo comportamental, cognitivo e emocional da paciente. Os resultados permitem compreender como esses traços influenciam o funcionamento social, ocupacional e emocional, além de fornecer indicadores sobre recursos de enfrentamento, padrões de resposta afetiva e características de adaptação interpessoal. Assim, o BFP contribui de forma significativa para o planejamento de intervenções psicológicas e psicossociais mais específicas, baseadas nas características individuais de personalidade avaliadas.</w:t>
       </w:r>
     </w:p>
     <w:p>
@@ -13137,6 +12805,7 @@
         <w:rPr>
           <w:noProof/>
         </w:rPr>
+        <w:lastRenderedPageBreak/>
         <w:drawing>
           <wp:inline distT="0" distB="0" distL="0" distR="0" wp14:anchorId="6B2A20A6" wp14:editId="4A3366A8">
             <wp:extent cx="5939790" cy="3380105"/>
@@ -13181,27 +12850,14 @@
       <w:r>
         <w:t xml:space="preserve">Gráfico </w:t>
       </w:r>
-      <w:r>
-        <w:fldChar w:fldCharType="begin"/>
-      </w:r>
-      <w:r>
-        <w:instrText xml:space="preserve"> SEQ Gráfico \* ARABIC </w:instrText>
-      </w:r>
-      <w:r>
-        <w:fldChar w:fldCharType="separate"/>
-      </w:r>
-      <w:r>
-        <w:rPr>
-          <w:noProof/>
-        </w:rPr>
-        <w:t>10</w:t>
-      </w:r>
-      <w:r>
-        <w:rPr>
-          <w:noProof/>
-        </w:rPr>
-        <w:fldChar w:fldCharType="end"/>
-      </w:r>
+      <w:fldSimple w:instr=" SEQ Gráfico \* ARABIC ">
+        <w:r>
+          <w:rPr>
+            <w:noProof/>
+          </w:rPr>
+          <w:t>10</w:t>
+        </w:r>
+      </w:fldSimple>
       <w:r>
         <w:t xml:space="preserve"> BFP - Resultando da personalidade</w:t>
       </w:r>
@@ -13212,10 +12868,10 @@
           <w:b/>
           <w:bCs/>
         </w:rPr>
-        <w:t>Interpretação</w:t>
-      </w:r>
-      <w:r>
-        <w:t>: A Bateria Fatorial de Personalidade (BFP), fundamentada no modelo dos Cinco Grandes Fatores (Big Five), avalia dimensões amplas da personalidade e seus desdobramentos específicos, permitindo a identificação de padrões emocionais, comportamentais e relacionais relevantes para o funcionamento psicológico.</w:t>
+        <w:t xml:space="preserve">Interpretação e Observações Clínicas: </w:t>
+      </w:r>
+      <w:r>
+        <w:t>A Bateria Fatorial de Personalidade (BFP), fundamentada no modelo dos Cinco Grandes Fatores (Big Five), avalia dimensões amplas da personalidade e seus desdobramentos específicos, permitindo a identificação de padrões emocionais, comportamentais e relacionais relevantes para o funcionamento psicológico.</w:t>
       </w:r>
     </w:p>
     <w:p>
@@ -13238,11 +12894,7 @@
         <w:ind w:firstLine="567"/>
       </w:pPr>
       <w:r>
-        <w:t xml:space="preserve">O fator Neuroticismo apresentou classificação média, indicando nível intermediário de reatividade emocional, com capacidade funcional de lidar com estressores cotidianos, ainda que com sensibilidade emocional situacional. Entre as facetas, destaca-se Vulnerabilidade, classificada como alta, sugerindo maior sensibilidade a situações de pressão psicológica, frustração e </w:t>
-      </w:r>
-      <w:r>
-        <w:lastRenderedPageBreak/>
-        <w:t>exigências emocionais, com tendência a experimentar insegurança ou preocupação excessiva em contextos adversos. As facetas Instabilidade Emocional, Passividade/Falta de Energia e Depressão situaram-se na faixa média, indicando oscilações emocionais dentro do esperado, sem evidências de humor deprimido persistente ou comprometimento significativo da energia vital. O conjunto sugere um perfil emocional relativamente equilibrado, porém com maior suscetibilidade ao estresse em situações de sobrecarga emocional.</w:t>
+        <w:t>O fator Neuroticismo apresentou classificação média, indicando nível intermediário de reatividade emocional, com capacidade funcional de lidar com estressores cotidianos, ainda que com sensibilidade emocional situacional. Entre as facetas, destaca-se Vulnerabilidade, classificada como alta, sugerindo maior sensibilidade a situações de pressão psicológica, frustração e exigências emocionais, com tendência a experimentar insegurança ou preocupação excessiva em contextos adversos. As facetas Instabilidade Emocional, Passividade/Falta de Energia e Depressão situaram-se na faixa média, indicando oscilações emocionais dentro do esperado, sem evidências de humor deprimido persistente ou comprometimento significativo da energia vital. O conjunto sugere um perfil emocional relativamente equilibrado, porém com maior suscetibilidade ao estresse em situações de sobrecarga emocional.</w:t>
       </w:r>
     </w:p>
     <w:p>
@@ -13265,15 +12917,11 @@
         <w:ind w:firstLine="567"/>
       </w:pPr>
       <w:r>
-        <w:t xml:space="preserve">O fator Extroversão apresentou classificação baixa, sugerindo um estilo de funcionamento mais reservado, introspectivo e discreto, com menor necessidade de estimulação social. As facetas </w:t>
-      </w:r>
-      <w:proofErr w:type="spellStart"/>
-      <w:r>
-        <w:t>Alvidez</w:t>
-      </w:r>
-      <w:proofErr w:type="spellEnd"/>
-      <w:r>
-        <w:t xml:space="preserve"> e Dinamismo foram classificadas como muito baixas, indicando menor iniciativa social, baixa expressividade emocional e tendência à contenção comportamental em contextos interpessoais. As facetas Comunicação e Interações Sociais situaram-se na faixa média, sugerindo que, apesar da postura mais retraída, há capacidade funcional de comunicação e interação quando o contexto é previsível e emocionalmente seguro. Esse padrão indica preferência por ambientes sociais mais controlados e interações seletivas, sem prejuízo qualitativo das habilidades sociais.</w:t>
+        <w:t xml:space="preserve">O fator Extroversão apresentou classificação baixa, sugerindo um estilo de funcionamento mais reservado, introspectivo e discreto, com menor necessidade de estimulação social. As facetas Alvidez e Dinamismo foram classificadas como muito baixas, indicando menor iniciativa social, baixa expressividade emocional e tendência à contenção comportamental em contextos interpessoais. As facetas Comunicação e Interações Sociais situaram-se na faixa média, sugerindo que, apesar da postura mais retraída, há capacidade funcional de comunicação e interação quando </w:t>
+      </w:r>
+      <w:r>
+        <w:lastRenderedPageBreak/>
+        <w:t>o contexto é previsível e emocionalmente seguro. Esse padrão indica preferência por ambientes sociais mais controlados e interações seletivas, sem prejuízo qualitativo das habilidades sociais.</w:t>
       </w:r>
     </w:p>
     <w:p>
@@ -13347,23 +12995,25 @@
     </w:p>
     <w:p>
       <w:pPr>
-        <w:ind w:firstLine="567"/>
-      </w:pPr>
+        <w:rPr>
+          <w:b/>
+          <w:bCs/>
+        </w:rPr>
+      </w:pPr>
+      <w:r>
+        <w:rPr>
+          <w:b/>
+          <w:bCs/>
+        </w:rPr>
+        <w:t>Análise Clínica do BFP</w:t>
+      </w:r>
     </w:p>
     <w:p>
       <w:pPr>
-        <w:rPr>
-          <w:b/>
-          <w:bCs/>
-        </w:rPr>
-      </w:pPr>
-      <w:r>
-        <w:rPr>
-          <w:b/>
-          <w:bCs/>
-        </w:rPr>
-        <w:lastRenderedPageBreak/>
-        <w:t>Análise Clínica do BFP</w:t>
+        <w:ind w:firstLine="567"/>
+      </w:pPr>
+      <w:r>
+        <w:t>Em análise clínica, o perfil de personalidade delineado pela BFP indica um funcionamento caracterizado por introversão, sensibilidade emocional moderada, forte orientação pró-social e necessidade elevada de ambientes estruturados e previsíveis. A combinação entre baixa extroversão, alta socialização e baixa realização sugere que o paciente tende a se comportar de forma ética, cooperativa e empática, porém com insegurança quanto à própria competência, especialmente diante de tarefas novas ou exigentes.</w:t>
       </w:r>
     </w:p>
     <w:p>
@@ -13371,25 +13021,17 @@
         <w:ind w:firstLine="567"/>
       </w:pPr>
       <w:r>
-        <w:t>Em análise clínica, o perfil de personalidade delineado pela BFP indica um funcionamento caracterizado por introversão, sensibilidade emocional moderada, forte orientação pró-social e necessidade elevada de ambientes estruturados e previsíveis. A combinação entre baixa extroversão, alta socialização e baixa realização sugere que o paciente tende a se comportar de forma ética, cooperativa e empática, porém com insegurança quanto à própria competência, especialmente diante de tarefas novas ou exigentes.</w:t>
+        <w:t>Esse conjunto de traços pode contribuir para dificuldades de iniciativa, persistência e autorregulação, sobretudo em contextos acadêmicos e sociais com alta demanda emocional, alinhando-se às dificuldades autorregulatórias e emocionais identificadas em outros instrumentos da avaliação neuropsicológica.</w:t>
       </w:r>
     </w:p>
     <w:p>
       <w:pPr>
-        <w:ind w:firstLine="567"/>
-      </w:pPr>
-      <w:r>
-        <w:t>Esse conjunto de traços pode contribuir para dificuldades de iniciativa, persistência e autorregulação, sobretudo em contextos acadêmicos e sociais com alta demanda emocional, alinhando-se às dificuldades autorregulatórias e emocionais identificadas em outros instrumentos da avaliação neuropsicológica.</w:t>
-      </w:r>
+        <w:spacing w:after="0" w:line="360" w:lineRule="auto"/>
+        <w:ind w:firstLine="851"/>
+      </w:pPr>
     </w:p>
     <w:p>
       <w:pPr>
-        <w:spacing w:after="0" w:line="360" w:lineRule="auto"/>
-        <w:ind w:firstLine="851"/>
-      </w:pPr>
-    </w:p>
-    <w:p>
-      <w:pPr>
         <w:pStyle w:val="Ttulo1"/>
         <w:rPr>
           <w:lang w:eastAsia="pt-BR"/>
@@ -13399,6 +13041,7 @@
         <w:rPr>
           <w:lang w:eastAsia="pt-BR"/>
         </w:rPr>
+        <w:lastRenderedPageBreak/>
         <w:t>SRS-2 Escala de Responsividade Social</w:t>
       </w:r>
     </w:p>
@@ -14597,10 +14240,7 @@
           <w:b/>
           <w:bCs/>
         </w:rPr>
-        <w:t>Interpretação</w:t>
-      </w:r>
-      <w:r>
-        <w:t xml:space="preserve">: </w:t>
+        <w:t xml:space="preserve">Interpretação e Observações Clínicas: </w:t>
       </w:r>
       <w:r>
         <w:t>A Escala de Responsividade Social – Segunda Edição (SRS-2) é um instrumento padronizado utilizado para mensurar dificuldades relacionadas à comunicação social, cognição social, motivação social e padrões comportamentais restritos e repetitivos, auxiliando na identificação de traços associados ao Transtorno do Espectro Autista (TEA) em diferentes níveis de gravidade.</w:t>
@@ -14613,7 +14253,6 @@
         <w:ind w:firstLine="851"/>
       </w:pPr>
       <w:r>
-        <w:lastRenderedPageBreak/>
         <w:t xml:space="preserve">Os resultados obtidos por Célio no autorrelato indicam presença de traços leves a moderados no funcionamento social, com maior elevação em domínios específicos relacionados à percepção social, motivação social e padrões restritos e repetitivos. No fator </w:t>
       </w:r>
       <w:r>
@@ -14654,6 +14293,7 @@
         <w:ind w:firstLine="851"/>
       </w:pPr>
       <w:r>
+        <w:lastRenderedPageBreak/>
         <w:t xml:space="preserve">No fator </w:t>
       </w:r>
       <w:r>
@@ -14717,11 +14357,7 @@
         <w:t>SRS-2</w:t>
       </w:r>
       <w:r>
-        <w:t xml:space="preserve"> não devem ser interpretados isoladamente como confirmação diagnóstica, mas apontam presença de traços compatíveis com dificuldades na responsividade social e na flexibilidade comportamental. Considerando a integração com os dados clínicos, comportamentais e de personalidade, há hipótese diagnóstica de Transtorno do Espectro </w:t>
-      </w:r>
-      <w:r>
-        <w:lastRenderedPageBreak/>
-        <w:t>Autista (TEA), nível 1 de suporte, devendo essa hipótese ser compreendida de forma cautelosa e articulada ao conjunto da avaliação neuropsicológica</w:t>
+        <w:t xml:space="preserve"> não devem ser interpretados isoladamente como confirmação diagnóstica, mas apontam presença de traços compatíveis com dificuldades na responsividade social e na flexibilidade comportamental. Considerando a integração com os dados clínicos, comportamentais e de personalidade, há hipótese diagnóstica de Transtorno do Espectro Autista (TEA), nível 1 de suporte, devendo essa hipótese ser compreendida de forma cautelosa e articulada ao conjunto da avaliação neuropsicológica</w:t>
       </w:r>
       <w:r>
         <w:t>.</w:t>
@@ -14742,6 +14378,7 @@
         <w:rPr>
           <w:noProof/>
         </w:rPr>
+        <w:lastRenderedPageBreak/>
         <w:drawing>
           <wp:inline distT="0" distB="0" distL="0" distR="0" wp14:anchorId="0D20ADEA" wp14:editId="062CF729">
             <wp:extent cx="5711588" cy="2555875"/>
@@ -14847,9 +14484,72 @@
           <w:lang w:eastAsia="pt-BR"/>
           <w14:ligatures w14:val="none"/>
         </w:rPr>
-        <w:t xml:space="preserve">Escala </w:t>
-      </w:r>
-      <w:proofErr w:type="spellStart"/>
+        <w:t>Escala Wechsler de Inteligência para Adultos – Terceira Edição (WAIS-III),</w:t>
+      </w:r>
+      <w:r>
+        <w:rPr>
+          <w:rFonts w:eastAsia="Times New Roman" w:cs="Times New Roman"/>
+          <w:kern w:val="0"/>
+          <w:szCs w:val="24"/>
+          <w:lang w:eastAsia="pt-BR"/>
+          <w14:ligatures w14:val="none"/>
+        </w:rPr>
+        <w:t xml:space="preserve"> na qual obteve Quociente de Inteligência Total (QIT = 83 – Média Inferior). Observa-se funcionamento intelectual heterogêneo, com desempenho relativamente mais preservado no domínio da memória operacional (IMO = 94 – Média) e maior vulnerabilidade nas habilidades de execução prática, organização perceptiva e velocidade de processamento. O Quociente de Inteligência Verbal (QIV = 91 – Média) sugere recursos verbais funcionais, com compreensão e expressão verbal adequadas, enquanto o Quociente de Execução (QIE = 77 – Limítrofe) evidencia maior fragilidade em tarefas que exigem organização visuoespacial, raciocínio não verbal, rapidez perceptiva e solução prática de problemas. Esse padrão configura discrepância entre recursos verbais relativamente preservados e menor eficiência em tarefas práticas e visuoconstrutivas sob demanda de rapidez e adaptação.</w:t>
+      </w:r>
+    </w:p>
+    <w:p>
+      <w:pPr>
+        <w:suppressAutoHyphens w:val="0"/>
+        <w:spacing w:after="0" w:line="360" w:lineRule="auto"/>
+        <w:ind w:firstLine="851"/>
+        <w:rPr>
+          <w:rFonts w:eastAsia="Times New Roman" w:cs="Times New Roman"/>
+          <w:kern w:val="0"/>
+          <w:szCs w:val="24"/>
+          <w:lang w:eastAsia="pt-BR"/>
+          <w14:ligatures w14:val="none"/>
+        </w:rPr>
+      </w:pPr>
+      <w:r>
+        <w:rPr>
+          <w:rFonts w:eastAsia="Times New Roman" w:cs="Times New Roman"/>
+          <w:kern w:val="0"/>
+          <w:szCs w:val="24"/>
+          <w:lang w:eastAsia="pt-BR"/>
+          <w14:ligatures w14:val="none"/>
+        </w:rPr>
+        <w:t>Na avaliação atencional por meio d</w:t>
+      </w:r>
+      <w:r>
+        <w:rPr>
+          <w:rFonts w:eastAsia="Times New Roman" w:cs="Times New Roman"/>
+          <w:kern w:val="0"/>
+          <w:szCs w:val="24"/>
+          <w:lang w:eastAsia="pt-BR"/>
+          <w14:ligatures w14:val="none"/>
+        </w:rPr>
+        <w:t>o</w:t>
+      </w:r>
+      <w:r>
+        <w:rPr>
+          <w:rFonts w:eastAsia="Times New Roman" w:cs="Times New Roman"/>
+          <w:kern w:val="0"/>
+          <w:szCs w:val="24"/>
+          <w:lang w:eastAsia="pt-BR"/>
+          <w14:ligatures w14:val="none"/>
+        </w:rPr>
+        <w:t xml:space="preserve"> </w:t>
+      </w:r>
+      <w:r>
+        <w:rPr>
+          <w:rFonts w:eastAsia="Times New Roman" w:cs="Times New Roman"/>
+          <w:kern w:val="0"/>
+          <w:szCs w:val="24"/>
+          <w:lang w:eastAsia="pt-BR"/>
+          <w14:ligatures w14:val="none"/>
+        </w:rPr>
+        <w:t xml:space="preserve">teste </w:t>
+      </w:r>
       <w:r>
         <w:rPr>
           <w:rFonts w:eastAsia="Times New Roman" w:cs="Times New Roman"/>
@@ -14860,9 +14560,42 @@
           <w:lang w:eastAsia="pt-BR"/>
           <w14:ligatures w14:val="none"/>
         </w:rPr>
-        <w:t>Wechsler</w:t>
-      </w:r>
-      <w:proofErr w:type="spellEnd"/>
+        <w:t>BPA-2</w:t>
+      </w:r>
+      <w:r>
+        <w:rPr>
+          <w:rFonts w:eastAsia="Times New Roman" w:cs="Times New Roman"/>
+          <w:kern w:val="0"/>
+          <w:szCs w:val="24"/>
+          <w:lang w:eastAsia="pt-BR"/>
+          <w14:ligatures w14:val="none"/>
+        </w:rPr>
+        <w:t>, observou-se desempenho situado entre média inferior e média, com maior fragilidade nos domínios de atenção concentrada, atenção alternada e atenção geral, sugerindo redução da eficiência atencional em situações que demandam sustentação prolongada do foco, estabilidade atencional e adaptação a mudanças de critério. A atenção dividida mostrou-se relativamente mais preservada, embora ainda com provável maior custo cognitivo em contextos complexos e com múltiplos estímulos concorrentes.</w:t>
+      </w:r>
+    </w:p>
+    <w:p>
+      <w:pPr>
+        <w:suppressAutoHyphens w:val="0"/>
+        <w:spacing w:after="0" w:line="360" w:lineRule="auto"/>
+        <w:ind w:firstLine="851"/>
+        <w:rPr>
+          <w:rFonts w:eastAsia="Times New Roman" w:cs="Times New Roman"/>
+          <w:kern w:val="0"/>
+          <w:szCs w:val="24"/>
+          <w:lang w:eastAsia="pt-BR"/>
+          <w14:ligatures w14:val="none"/>
+        </w:rPr>
+      </w:pPr>
+      <w:r>
+        <w:rPr>
+          <w:rFonts w:eastAsia="Times New Roman" w:cs="Times New Roman"/>
+          <w:kern w:val="0"/>
+          <w:szCs w:val="24"/>
+          <w:lang w:eastAsia="pt-BR"/>
+          <w14:ligatures w14:val="none"/>
+        </w:rPr>
+        <w:t xml:space="preserve">No </w:t>
+      </w:r>
       <w:r>
         <w:rPr>
           <w:rFonts w:eastAsia="Times New Roman" w:cs="Times New Roman"/>
@@ -14873,7 +14606,7 @@
           <w:lang w:eastAsia="pt-BR"/>
           <w14:ligatures w14:val="none"/>
         </w:rPr>
-        <w:t xml:space="preserve"> de Inteligência para Adultos – Terceira Edição (WAIS-III),</w:t>
+        <w:t>Rey Auditory Verbal Learning Test</w:t>
       </w:r>
       <w:r>
         <w:rPr>
@@ -14883,9 +14616,8 @@
           <w:lang w:eastAsia="pt-BR"/>
           <w14:ligatures w14:val="none"/>
         </w:rPr>
-        <w:t xml:space="preserve"> na qual obteve Quociente de Inteligência Total (QIT = 83 – Média Inferior). Observa-se funcionamento intelectual heterogêneo, com desempenho relativamente mais preservado no domínio da memória operacional (IMO = 94 – Média) e maior vulnerabilidade nas habilidades de execução prática, organização perceptiva e velocidade de processamento. O Quociente de Inteligência Verbal (QIV = 91 – Média) sugere recursos verbais funcionais, com compreensão e expressão verbal adequadas, enquanto o Quociente de Execução (QIE = 77 – Limítrofe) evidencia maior fragilidade em tarefas que exigem organização visuoespacial, raciocínio não verbal, rapidez perceptiva e solução prática de problemas. Esse padrão configura discrepância entre recursos verbais relativamente preservados e menor eficiência em tarefas práticas e </w:t>
-      </w:r>
-      <w:proofErr w:type="spellStart"/>
+        <w:t xml:space="preserve"> (RAVLT), evidenciou-se importante rebaixamento na aprendizagem verbal episódica, com prejuízo desde a codificação inicial, baixa </w:t>
+      </w:r>
       <w:r>
         <w:rPr>
           <w:rFonts w:eastAsia="Times New Roman" w:cs="Times New Roman"/>
@@ -14894,9 +14626,9 @@
           <w:lang w:eastAsia="pt-BR"/>
           <w14:ligatures w14:val="none"/>
         </w:rPr>
-        <w:t>visuoconstrutivas</w:t>
-      </w:r>
-      <w:proofErr w:type="spellEnd"/>
+        <w:lastRenderedPageBreak/>
+        <w:t>eficiência na curva de aquisição, evocação tardia comprometida e maior vulnerabilidade à interferência, especialmente retroativa. O reconhecimento mostrou-se relativamente mais preservado do que a evocação livre, sugerindo benefício parcial diante de pistas externas. Esse padrão é compatível com dificuldade na recepção, organização e recuperação de informações verbais, sobretudo em contextos de maior sobrecarga atencional.</w:t>
+      </w:r>
       <w:r>
         <w:rPr>
           <w:rFonts w:eastAsia="Times New Roman" w:cs="Times New Roman"/>
@@ -14905,14 +14637,9 @@
           <w:lang w:eastAsia="pt-BR"/>
           <w14:ligatures w14:val="none"/>
         </w:rPr>
-        <w:t xml:space="preserve"> sob demanda de rapidez e adaptação.</w:t>
-      </w:r>
-    </w:p>
-    <w:p>
-      <w:pPr>
-        <w:suppressAutoHyphens w:val="0"/>
-        <w:spacing w:after="0" w:line="360" w:lineRule="auto"/>
-        <w:ind w:firstLine="851"/>
+        <w:t xml:space="preserve"> </w:t>
+      </w:r>
+      <w:r>
         <w:rPr>
           <w:rFonts w:eastAsia="Times New Roman" w:cs="Times New Roman"/>
           <w:kern w:val="0"/>
@@ -14920,46 +14647,7 @@
           <w:lang w:eastAsia="pt-BR"/>
           <w14:ligatures w14:val="none"/>
         </w:rPr>
-      </w:pPr>
-      <w:r>
-        <w:rPr>
-          <w:rFonts w:eastAsia="Times New Roman" w:cs="Times New Roman"/>
-          <w:kern w:val="0"/>
-          <w:szCs w:val="24"/>
-          <w:lang w:eastAsia="pt-BR"/>
-          <w14:ligatures w14:val="none"/>
-        </w:rPr>
-        <w:t>Na avaliação atencional por meio d</w:t>
-      </w:r>
-      <w:r>
-        <w:rPr>
-          <w:rFonts w:eastAsia="Times New Roman" w:cs="Times New Roman"/>
-          <w:kern w:val="0"/>
-          <w:szCs w:val="24"/>
-          <w:lang w:eastAsia="pt-BR"/>
-          <w14:ligatures w14:val="none"/>
-        </w:rPr>
-        <w:t>o</w:t>
-      </w:r>
-      <w:r>
-        <w:rPr>
-          <w:rFonts w:eastAsia="Times New Roman" w:cs="Times New Roman"/>
-          <w:kern w:val="0"/>
-          <w:szCs w:val="24"/>
-          <w:lang w:eastAsia="pt-BR"/>
-          <w14:ligatures w14:val="none"/>
-        </w:rPr>
-        <w:t xml:space="preserve"> </w:t>
-      </w:r>
-      <w:r>
-        <w:rPr>
-          <w:rFonts w:eastAsia="Times New Roman" w:cs="Times New Roman"/>
-          <w:kern w:val="0"/>
-          <w:szCs w:val="24"/>
-          <w:lang w:eastAsia="pt-BR"/>
-          <w14:ligatures w14:val="none"/>
-        </w:rPr>
-        <w:t xml:space="preserve">teste </w:t>
+        <w:t xml:space="preserve">No </w:t>
       </w:r>
       <w:r>
         <w:rPr>
@@ -14971,7 +14659,7 @@
           <w:lang w:eastAsia="pt-BR"/>
           <w14:ligatures w14:val="none"/>
         </w:rPr>
-        <w:t>BPA-2</w:t>
+        <w:t>Teste dos Cinco Dígitos</w:t>
       </w:r>
       <w:r>
         <w:rPr>
@@ -14981,7 +14669,7 @@
           <w:lang w:eastAsia="pt-BR"/>
           <w14:ligatures w14:val="none"/>
         </w:rPr>
-        <w:t>, observou-se desempenho situado entre média inferior e média, com maior fragilidade nos domínios de atenção concentrada, atenção alternada e atenção geral, sugerindo redução da eficiência atencional em situações que demandam sustentação prolongada do foco, estabilidade atencional e adaptação a mudanças de critério. A atenção dividida mostrou-se relativamente mais preservada, embora ainda com provável maior custo cognitivo em contextos complexos e com múltiplos estímulos concorrentes.</w:t>
+        <w:t xml:space="preserve"> (FDT), foram identificados prejuízos difusos tanto nos processos automáticos quanto nos controlados, com lentificação importante em todas as etapas avaliadas e maior comprometimento em alternância, inibição e flexibilidade cognitiva. Os achados indicam fragilidade nos mecanismos de controle inibitório, autorregulação da resposta, adaptação a mudanças de critério e eficiência executiva sob maior carga mental, com repercussões prováveis em tarefas que exigem rapidez, precisão e mudança de estratégia.</w:t>
       </w:r>
     </w:p>
     <w:p>
@@ -15005,8 +14693,7 @@
           <w:lang w:eastAsia="pt-BR"/>
           <w14:ligatures w14:val="none"/>
         </w:rPr>
-        <w:lastRenderedPageBreak/>
-        <w:t xml:space="preserve">No </w:t>
+        <w:t xml:space="preserve">Na </w:t>
       </w:r>
       <w:r>
         <w:rPr>
@@ -15018,9 +14705,42 @@
           <w:lang w:eastAsia="pt-BR"/>
           <w14:ligatures w14:val="none"/>
         </w:rPr>
-        <w:t xml:space="preserve">Rey </w:t>
-      </w:r>
-      <w:proofErr w:type="spellStart"/>
+        <w:t>Escala de Transtorno do Déficit de Atenção e Hiperatividade – Autorrelato</w:t>
+      </w:r>
+      <w:r>
+        <w:rPr>
+          <w:rFonts w:eastAsia="Times New Roman" w:cs="Times New Roman"/>
+          <w:kern w:val="0"/>
+          <w:szCs w:val="24"/>
+          <w:lang w:eastAsia="pt-BR"/>
+          <w14:ligatures w14:val="none"/>
+        </w:rPr>
+        <w:t xml:space="preserve"> (E-TDAH-AD), os resultados não indicaram elevações clínicas significativas nos fatores centrais de desatenção, impulsividade e hiperatividade, havendo destaque apenas para o fator aspectos emocionais, classificado em média superior. Esse achado sugere maior percepção subjetiva de vulnerabilidade emocional do que de sintomas clássicos de TDAH. Contudo, quando integrado aos resultados objetivos da BPA-2, do FDT e do RAVLT, observa-se convergência para prejuízos consistentes em atenção sustentada, eficiência executiva e aprendizagem verbal sob demanda atencional.</w:t>
+      </w:r>
+    </w:p>
+    <w:p>
+      <w:pPr>
+        <w:suppressAutoHyphens w:val="0"/>
+        <w:spacing w:after="0" w:line="360" w:lineRule="auto"/>
+        <w:ind w:firstLine="851"/>
+        <w:rPr>
+          <w:rFonts w:eastAsia="Times New Roman" w:cs="Times New Roman"/>
+          <w:kern w:val="0"/>
+          <w:szCs w:val="24"/>
+          <w:lang w:eastAsia="pt-BR"/>
+          <w14:ligatures w14:val="none"/>
+        </w:rPr>
+      </w:pPr>
+      <w:r>
+        <w:rPr>
+          <w:rFonts w:eastAsia="Times New Roman" w:cs="Times New Roman"/>
+          <w:kern w:val="0"/>
+          <w:szCs w:val="24"/>
+          <w:lang w:eastAsia="pt-BR"/>
+          <w14:ligatures w14:val="none"/>
+        </w:rPr>
+        <w:t xml:space="preserve">No </w:t>
+      </w:r>
       <w:r>
         <w:rPr>
           <w:rFonts w:eastAsia="Times New Roman" w:cs="Times New Roman"/>
@@ -15031,9 +14751,38 @@
           <w:lang w:eastAsia="pt-BR"/>
           <w14:ligatures w14:val="none"/>
         </w:rPr>
-        <w:t>Auditory</w:t>
-      </w:r>
-      <w:proofErr w:type="spellEnd"/>
+        <w:t>Inventário de Depressão – EBADEP-A</w:t>
+      </w:r>
+      <w:r>
+        <w:rPr>
+          <w:rFonts w:eastAsia="Times New Roman" w:cs="Times New Roman"/>
+          <w:kern w:val="0"/>
+          <w:szCs w:val="24"/>
+          <w:lang w:eastAsia="pt-BR"/>
+          <w14:ligatures w14:val="none"/>
+        </w:rPr>
+        <w:t>, identificou-se sintomatologia depressiva mínima, sem evidências de quadro depressivo clinicamente significativo no momento da avaliação. Assim, não foram observados indicadores que sustentem hipótese de episódio depressivo estruturado, embora possam existir oscilações emocionais pontuais e dificuldades regulatórias já apontadas em outros instrumentos.</w:t>
+      </w:r>
+      <w:r>
+        <w:rPr>
+          <w:rFonts w:eastAsia="Times New Roman" w:cs="Times New Roman"/>
+          <w:kern w:val="0"/>
+          <w:szCs w:val="24"/>
+          <w:lang w:eastAsia="pt-BR"/>
+          <w14:ligatures w14:val="none"/>
+        </w:rPr>
+        <w:t xml:space="preserve"> </w:t>
+      </w:r>
+      <w:r>
+        <w:rPr>
+          <w:rFonts w:eastAsia="Times New Roman" w:cs="Times New Roman"/>
+          <w:kern w:val="0"/>
+          <w:szCs w:val="24"/>
+          <w:lang w:eastAsia="pt-BR"/>
+          <w14:ligatures w14:val="none"/>
+        </w:rPr>
+        <w:t xml:space="preserve">No </w:t>
+      </w:r>
       <w:r>
         <w:rPr>
           <w:rFonts w:eastAsia="Times New Roman" w:cs="Times New Roman"/>
@@ -15044,7 +14793,7 @@
           <w:lang w:eastAsia="pt-BR"/>
           <w14:ligatures w14:val="none"/>
         </w:rPr>
-        <w:t xml:space="preserve"> Verbal Learning Test</w:t>
+        <w:t>Inventário de Personalidade Hexa-flexível para Adultos</w:t>
       </w:r>
       <w:r>
         <w:rPr>
@@ -15054,9 +14803,14 @@
           <w:lang w:eastAsia="pt-BR"/>
           <w14:ligatures w14:val="none"/>
         </w:rPr>
-        <w:t xml:space="preserve"> (RAVLT), evidenciou-se importante rebaixamento na aprendizagem verbal episódica, com prejuízo desde a codificação inicial, baixa eficiência na curva de aquisição, evocação tardia comprometida e maior vulnerabilidade à interferência, especialmente retroativa. O reconhecimento mostrou-se relativamente mais preservado do que a evocação livre, sugerindo benefício parcial diante de pistas externas. Esse padrão é compatível com dificuldade na recepção, organização e recuperação de informações verbais, sobretudo em contextos de maior sobrecarga atencional.</w:t>
-      </w:r>
-      <w:r>
+        <w:t xml:space="preserve"> (IPHEXA), o perfil revelou baixa abertura à experiência, extroversão muito reduzida, emotividade muito baixa e conscienciosidade muito elevada. Esse conjunto sugere funcionamento mais reservado, introspectivo, convencional e fortemente orientado ao controle, à organização e à ponderação. Tais características favorecem preferência por ambientes previsíveis e estruturados, podendo contribuir para rigidez cognitiva, menor flexibilidade diante de mudanças e maior custo adaptativo em situações que exijam espontaneidade, criatividade ou intensa interação social.</w:t>
+      </w:r>
+    </w:p>
+    <w:p>
+      <w:pPr>
+        <w:suppressAutoHyphens w:val="0"/>
+        <w:spacing w:after="0" w:line="360" w:lineRule="auto"/>
+        <w:ind w:firstLine="851"/>
         <w:rPr>
           <w:rFonts w:eastAsia="Times New Roman" w:cs="Times New Roman"/>
           <w:kern w:val="0"/>
@@ -15064,8 +14818,7 @@
           <w:lang w:eastAsia="pt-BR"/>
           <w14:ligatures w14:val="none"/>
         </w:rPr>
-        <w:t xml:space="preserve"> </w:t>
-      </w:r>
+      </w:pPr>
       <w:r>
         <w:rPr>
           <w:rFonts w:eastAsia="Times New Roman" w:cs="Times New Roman"/>
@@ -15074,7 +14827,8 @@
           <w:lang w:eastAsia="pt-BR"/>
           <w14:ligatures w14:val="none"/>
         </w:rPr>
-        <w:t xml:space="preserve">No </w:t>
+        <w:lastRenderedPageBreak/>
+        <w:t xml:space="preserve">Na </w:t>
       </w:r>
       <w:r>
         <w:rPr>
@@ -15086,7 +14840,7 @@
           <w:lang w:eastAsia="pt-BR"/>
           <w14:ligatures w14:val="none"/>
         </w:rPr>
-        <w:t>Teste dos Cinco Dígitos</w:t>
+        <w:t>Escala de Responsividade Social – Segunda Edição</w:t>
       </w:r>
       <w:r>
         <w:rPr>
@@ -15096,7 +14850,7 @@
           <w:lang w:eastAsia="pt-BR"/>
           <w14:ligatures w14:val="none"/>
         </w:rPr>
-        <w:t xml:space="preserve"> (FDT), foram identificados prejuízos difusos tanto nos processos automáticos quanto nos controlados, com lentificação importante em todas as etapas avaliadas e maior comprometimento em alternância, inibição e flexibilidade cognitiva. Os achados indicam fragilidade nos mecanismos de controle inibitório, autorregulação da resposta, adaptação a mudanças de critério e eficiência executiva sob maior carga mental, com repercussões prováveis em tarefas que exigem rapidez, precisão e mudança de estratégia.</w:t>
+        <w:t xml:space="preserve"> (SRS-2), observaram-se elevações leves a moderadas em percepção social, cognição social, motivação social e padrões restritos e repetitivos, com comunicação social dentro dos limites normais e pontuação total em nível leve. Esse padrão sugere fragilidades na leitura de pistas sociais, menor motivação para o engajamento interpessoal e presença de rigidez comportamental, sendo compatível com traços associados ao espectro autista. Tais achados mostram-se coerentes com os dados clínicos de dificuldade de contato visual, histórico de dificuldade de socialização e padrão de personalidade mais reservado e rígido.</w:t>
       </w:r>
     </w:p>
     <w:p>
@@ -15120,7 +14874,7 @@
           <w:lang w:eastAsia="pt-BR"/>
           <w14:ligatures w14:val="none"/>
         </w:rPr>
-        <w:t xml:space="preserve">Na </w:t>
+        <w:t xml:space="preserve">Diante da análise integrada das testagens, das observações clínicas e dos dados da anamnese, conclui-se que </w:t>
       </w:r>
       <w:r>
         <w:rPr>
@@ -15132,7 +14886,7 @@
           <w:lang w:eastAsia="pt-BR"/>
           <w14:ligatures w14:val="none"/>
         </w:rPr>
-        <w:t>Escala de Transtorno do Déficit de Atenção e Hiperatividade – Autorrelato</w:t>
+        <w:t>Célio</w:t>
       </w:r>
       <w:r>
         <w:rPr>
@@ -15142,14 +14896,14 @@
           <w:lang w:eastAsia="pt-BR"/>
           <w14:ligatures w14:val="none"/>
         </w:rPr>
-        <w:t xml:space="preserve"> (E-TDAH-AD), os resultados não indicaram elevações clínicas significativas nos fatores centrais de desatenção, impulsividade e hiperatividade, havendo destaque apenas para o fator aspectos emocionais, classificado em média superior. Esse achado sugere maior percepção subjetiva de vulnerabilidade emocional do que de sintomas clássicos de TDAH. Contudo, quando integrado aos resultados objetivos da BPA-2, do FDT e do RAVLT, observa-se convergência para prejuízos consistentes em atenção sustentada, eficiência executiva e aprendizagem verbal sob demanda atencional.</w:t>
+        <w:t xml:space="preserve"> apresenta funcionamento intelectual global em faixa média inferior, associado a disfunção atencional e executiva significativa, com prejuízos mais evidentes na sustentação do foco, alternância atencional, velocidade de processamento, controle inibitório, flexibilidade cognitiva e aprendizagem verbal sob interferência. Observa-se também funcionamento socioemocional marcado por maior rigidez comportamental, seletividade social, redução da motivação para interações e dificuldade na percepção mais refinada de pistas sociais, além de vulnerabilidade na regulação emocional.</w:t>
       </w:r>
     </w:p>
     <w:p>
       <w:pPr>
         <w:suppressAutoHyphens w:val="0"/>
         <w:spacing w:after="0" w:line="360" w:lineRule="auto"/>
-        <w:ind w:firstLine="851"/>
+        <w:ind w:firstLine="567"/>
         <w:rPr>
           <w:rFonts w:eastAsia="Times New Roman" w:cs="Times New Roman"/>
           <w:kern w:val="0"/>
@@ -15166,7 +14920,27 @@
           <w:lang w:eastAsia="pt-BR"/>
           <w14:ligatures w14:val="none"/>
         </w:rPr>
-        <w:t xml:space="preserve">No </w:t>
+        <w:t>H</w:t>
+      </w:r>
+      <w:r>
+        <w:rPr>
+          <w:rFonts w:eastAsia="Times New Roman" w:cs="Times New Roman"/>
+          <w:kern w:val="0"/>
+          <w:szCs w:val="24"/>
+          <w:lang w:eastAsia="pt-BR"/>
+          <w14:ligatures w14:val="none"/>
+        </w:rPr>
+        <w:t>á h</w:t>
+      </w:r>
+      <w:r>
+        <w:rPr>
+          <w:rFonts w:eastAsia="Times New Roman" w:cs="Times New Roman"/>
+          <w:kern w:val="0"/>
+          <w:szCs w:val="24"/>
+          <w:lang w:eastAsia="pt-BR"/>
+          <w14:ligatures w14:val="none"/>
+        </w:rPr>
+        <w:t xml:space="preserve">ipótese diagnóstica de </w:t>
       </w:r>
       <w:r>
         <w:rPr>
@@ -15178,7 +14952,7 @@
           <w:lang w:eastAsia="pt-BR"/>
           <w14:ligatures w14:val="none"/>
         </w:rPr>
-        <w:t>Inventário de Depressão – EBADEP-A</w:t>
+        <w:t>Transtorno do Déficit de Atenção e Hiperatividade</w:t>
       </w:r>
       <w:r>
         <w:rPr>
@@ -15188,27 +14962,7 @@
           <w:lang w:eastAsia="pt-BR"/>
           <w14:ligatures w14:val="none"/>
         </w:rPr>
-        <w:t>, identificou-se sintomatologia depressiva mínima, sem evidências de quadro depressivo clinicamente significativo no momento da avaliação. Assim, não foram observados indicadores que sustentem hipótese de episódio depressivo estruturado, embora possam existir oscilações emocionais pontuais e dificuldades regulatórias já apontadas em outros instrumentos.</w:t>
-      </w:r>
-      <w:r>
-        <w:rPr>
-          <w:rFonts w:eastAsia="Times New Roman" w:cs="Times New Roman"/>
-          <w:kern w:val="0"/>
-          <w:szCs w:val="24"/>
-          <w:lang w:eastAsia="pt-BR"/>
-          <w14:ligatures w14:val="none"/>
-        </w:rPr>
-        <w:t xml:space="preserve"> </w:t>
-      </w:r>
-      <w:r>
-        <w:rPr>
-          <w:rFonts w:eastAsia="Times New Roman" w:cs="Times New Roman"/>
-          <w:kern w:val="0"/>
-          <w:szCs w:val="24"/>
-          <w:lang w:eastAsia="pt-BR"/>
-          <w14:ligatures w14:val="none"/>
-        </w:rPr>
-        <w:t xml:space="preserve">No </w:t>
+        <w:t xml:space="preserve">, com apresentação predominantemente desatenta, de gravidade atual moderada, considerando-se o predomínio de dificuldades atencionais e executivas com repercussão funcional no contexto acadêmico e na organização da rotina. Há também hipótese diagnóstica de </w:t>
       </w:r>
       <w:r>
         <w:rPr>
@@ -15220,7 +14974,7 @@
           <w:lang w:eastAsia="pt-BR"/>
           <w14:ligatures w14:val="none"/>
         </w:rPr>
-        <w:t>Inventário de Personalidade Hexa-flexível para Adultos</w:t>
+        <w:t>Transtorno do Espectro Autista</w:t>
       </w:r>
       <w:r>
         <w:rPr>
@@ -15230,42 +14984,7 @@
           <w:lang w:eastAsia="pt-BR"/>
           <w14:ligatures w14:val="none"/>
         </w:rPr>
-        <w:t xml:space="preserve"> (IPHEXA), o perfil revelou baixa abertura à experiência, extroversão muito reduzida, emotividade muito baixa e conscienciosidade muito elevada. Esse conjunto sugere funcionamento mais reservado, introspectivo, convencional e fortemente orientado ao controle, à organização e à ponderação. Tais características favorecem preferência por ambientes previsíveis e estruturados, podendo contribuir para rigidez cognitiva, menor flexibilidade diante de mudanças </w:t>
-      </w:r>
-      <w:r>
-        <w:rPr>
-          <w:rFonts w:eastAsia="Times New Roman" w:cs="Times New Roman"/>
-          <w:kern w:val="0"/>
-          <w:szCs w:val="24"/>
-          <w:lang w:eastAsia="pt-BR"/>
-          <w14:ligatures w14:val="none"/>
-        </w:rPr>
-        <w:lastRenderedPageBreak/>
-        <w:t>e maior custo adaptativo em situações que exijam espontaneidade, criatividade ou intensa interação social.</w:t>
-      </w:r>
-    </w:p>
-    <w:p>
-      <w:pPr>
-        <w:suppressAutoHyphens w:val="0"/>
-        <w:spacing w:after="0" w:line="360" w:lineRule="auto"/>
-        <w:ind w:firstLine="851"/>
-        <w:rPr>
-          <w:rFonts w:eastAsia="Times New Roman" w:cs="Times New Roman"/>
-          <w:kern w:val="0"/>
-          <w:szCs w:val="24"/>
-          <w:lang w:eastAsia="pt-BR"/>
-          <w14:ligatures w14:val="none"/>
-        </w:rPr>
-      </w:pPr>
-      <w:r>
-        <w:rPr>
-          <w:rFonts w:eastAsia="Times New Roman" w:cs="Times New Roman"/>
-          <w:kern w:val="0"/>
-          <w:szCs w:val="24"/>
-          <w:lang w:eastAsia="pt-BR"/>
-          <w14:ligatures w14:val="none"/>
-        </w:rPr>
-        <w:t xml:space="preserve">Na </w:t>
+        <w:t xml:space="preserve">, nível 1 de suporte, conforme nomenclatura do </w:t>
       </w:r>
       <w:r>
         <w:rPr>
@@ -15277,162 +14996,6 @@
           <w:lang w:eastAsia="pt-BR"/>
           <w14:ligatures w14:val="none"/>
         </w:rPr>
-        <w:t>Escala de Responsividade Social – Segunda Edição</w:t>
-      </w:r>
-      <w:r>
-        <w:rPr>
-          <w:rFonts w:eastAsia="Times New Roman" w:cs="Times New Roman"/>
-          <w:kern w:val="0"/>
-          <w:szCs w:val="24"/>
-          <w:lang w:eastAsia="pt-BR"/>
-          <w14:ligatures w14:val="none"/>
-        </w:rPr>
-        <w:t xml:space="preserve"> (SRS-2), observaram-se elevações leves a moderadas em percepção social, cognição social, motivação social e padrões restritos e repetitivos, com comunicação social dentro dos limites normais e pontuação total em nível leve. Esse padrão sugere fragilidades na leitura de pistas sociais, menor motivação para o engajamento interpessoal e presença de rigidez comportamental, sendo compatível com traços associados ao espectro autista. Tais achados mostram-se coerentes com os dados clínicos de dificuldade de contato visual, histórico de dificuldade de socialização e padrão de personalidade mais reservado e rígido.</w:t>
-      </w:r>
-    </w:p>
-    <w:p>
-      <w:pPr>
-        <w:suppressAutoHyphens w:val="0"/>
-        <w:spacing w:after="0" w:line="360" w:lineRule="auto"/>
-        <w:ind w:firstLine="851"/>
-        <w:rPr>
-          <w:rFonts w:eastAsia="Times New Roman" w:cs="Times New Roman"/>
-          <w:kern w:val="0"/>
-          <w:szCs w:val="24"/>
-          <w:lang w:eastAsia="pt-BR"/>
-          <w14:ligatures w14:val="none"/>
-        </w:rPr>
-      </w:pPr>
-      <w:r>
-        <w:rPr>
-          <w:rFonts w:eastAsia="Times New Roman" w:cs="Times New Roman"/>
-          <w:kern w:val="0"/>
-          <w:szCs w:val="24"/>
-          <w:lang w:eastAsia="pt-BR"/>
-          <w14:ligatures w14:val="none"/>
-        </w:rPr>
-        <w:t xml:space="preserve">Diante da análise integrada das testagens, das observações clínicas e dos dados da anamnese, conclui-se que </w:t>
-      </w:r>
-      <w:r>
-        <w:rPr>
-          <w:rFonts w:eastAsia="Times New Roman" w:cs="Times New Roman"/>
-          <w:b/>
-          <w:bCs/>
-          <w:kern w:val="0"/>
-          <w:szCs w:val="24"/>
-          <w:lang w:eastAsia="pt-BR"/>
-          <w14:ligatures w14:val="none"/>
-        </w:rPr>
-        <w:t>Célio</w:t>
-      </w:r>
-      <w:r>
-        <w:rPr>
-          <w:rFonts w:eastAsia="Times New Roman" w:cs="Times New Roman"/>
-          <w:kern w:val="0"/>
-          <w:szCs w:val="24"/>
-          <w:lang w:eastAsia="pt-BR"/>
-          <w14:ligatures w14:val="none"/>
-        </w:rPr>
-        <w:t xml:space="preserve"> apresenta funcionamento intelectual global em faixa média inferior, associado a disfunção atencional e executiva significativa, com prejuízos mais evidentes na sustentação do foco, alternância atencional, velocidade de processamento, controle inibitório, flexibilidade cognitiva e aprendizagem verbal sob interferência. Observa-se também funcionamento socioemocional marcado por maior rigidez comportamental, seletividade social, redução da motivação para interações e dificuldade na percepção mais refinada de pistas sociais, além de vulnerabilidade na regulação emocional.</w:t>
-      </w:r>
-    </w:p>
-    <w:p>
-      <w:pPr>
-        <w:suppressAutoHyphens w:val="0"/>
-        <w:spacing w:after="0" w:line="360" w:lineRule="auto"/>
-        <w:ind w:firstLine="567"/>
-        <w:rPr>
-          <w:rFonts w:eastAsia="Times New Roman" w:cs="Times New Roman"/>
-          <w:kern w:val="0"/>
-          <w:szCs w:val="24"/>
-          <w:lang w:eastAsia="pt-BR"/>
-          <w14:ligatures w14:val="none"/>
-        </w:rPr>
-      </w:pPr>
-      <w:r>
-        <w:rPr>
-          <w:rFonts w:eastAsia="Times New Roman" w:cs="Times New Roman"/>
-          <w:kern w:val="0"/>
-          <w:szCs w:val="24"/>
-          <w:lang w:eastAsia="pt-BR"/>
-          <w14:ligatures w14:val="none"/>
-        </w:rPr>
-        <w:t>H</w:t>
-      </w:r>
-      <w:r>
-        <w:rPr>
-          <w:rFonts w:eastAsia="Times New Roman" w:cs="Times New Roman"/>
-          <w:kern w:val="0"/>
-          <w:szCs w:val="24"/>
-          <w:lang w:eastAsia="pt-BR"/>
-          <w14:ligatures w14:val="none"/>
-        </w:rPr>
-        <w:t>á h</w:t>
-      </w:r>
-      <w:r>
-        <w:rPr>
-          <w:rFonts w:eastAsia="Times New Roman" w:cs="Times New Roman"/>
-          <w:kern w:val="0"/>
-          <w:szCs w:val="24"/>
-          <w:lang w:eastAsia="pt-BR"/>
-          <w14:ligatures w14:val="none"/>
-        </w:rPr>
-        <w:t xml:space="preserve">ipótese diagnóstica de </w:t>
-      </w:r>
-      <w:r>
-        <w:rPr>
-          <w:rFonts w:eastAsia="Times New Roman" w:cs="Times New Roman"/>
-          <w:b/>
-          <w:bCs/>
-          <w:kern w:val="0"/>
-          <w:szCs w:val="24"/>
-          <w:lang w:eastAsia="pt-BR"/>
-          <w14:ligatures w14:val="none"/>
-        </w:rPr>
-        <w:t>Transtorno do Déficit de Atenção e Hiperatividade</w:t>
-      </w:r>
-      <w:r>
-        <w:rPr>
-          <w:rFonts w:eastAsia="Times New Roman" w:cs="Times New Roman"/>
-          <w:kern w:val="0"/>
-          <w:szCs w:val="24"/>
-          <w:lang w:eastAsia="pt-BR"/>
-          <w14:ligatures w14:val="none"/>
-        </w:rPr>
-        <w:t xml:space="preserve">, com apresentação predominantemente desatenta, de gravidade atual moderada, considerando-se o predomínio de dificuldades atencionais e executivas com repercussão funcional no contexto acadêmico e na organização da rotina. Há também hipótese diagnóstica de </w:t>
-      </w:r>
-      <w:r>
-        <w:rPr>
-          <w:rFonts w:eastAsia="Times New Roman" w:cs="Times New Roman"/>
-          <w:b/>
-          <w:bCs/>
-          <w:kern w:val="0"/>
-          <w:szCs w:val="24"/>
-          <w:lang w:eastAsia="pt-BR"/>
-          <w14:ligatures w14:val="none"/>
-        </w:rPr>
-        <w:t>Transtorno do Espectro Autista</w:t>
-      </w:r>
-      <w:r>
-        <w:rPr>
-          <w:rFonts w:eastAsia="Times New Roman" w:cs="Times New Roman"/>
-          <w:kern w:val="0"/>
-          <w:szCs w:val="24"/>
-          <w:lang w:eastAsia="pt-BR"/>
-          <w14:ligatures w14:val="none"/>
-        </w:rPr>
-        <w:t xml:space="preserve">, nível 1 de suporte, conforme nomenclatura do </w:t>
-      </w:r>
-      <w:r>
-        <w:rPr>
-          <w:rFonts w:eastAsia="Times New Roman" w:cs="Times New Roman"/>
-          <w:b/>
-          <w:bCs/>
-          <w:kern w:val="0"/>
-          <w:szCs w:val="24"/>
-          <w:lang w:eastAsia="pt-BR"/>
-          <w14:ligatures w14:val="none"/>
-        </w:rPr>
         <w:t>DSM-5-TR™</w:t>
       </w:r>
       <w:r>
@@ -15513,8 +15076,16 @@
           <w:color w:val="000000"/>
           <w:lang w:val="pt-BR" w:eastAsia="pt-BR"/>
         </w:rPr>
+        <w:t xml:space="preserve">Recomenda-se acompanhamento com psiquiatra ou neurologista, com a finalidade de avaliação clínica complementar, confirmação diagnóstica e definição de conduta </w:t>
+      </w:r>
+      <w:r>
+        <w:rPr>
+          <w:bCs/>
+          <w:color w:val="000000"/>
+          <w:lang w:val="pt-BR" w:eastAsia="pt-BR"/>
+        </w:rPr>
         <w:lastRenderedPageBreak/>
-        <w:t>Recomenda-se acompanhamento com psiquiatra ou neurologista, com a finalidade de avaliação clínica complementar, confirmação diagnóstica e definição de conduta terapêutica, considerando a hipótese diagnóstica de Transtorno do Déficit de Atenção e Hiperatividade, com apresentação predominantemente desatenta, de gravidade atual moderada, bem como a hipótese de Transtorno do Espectro Autista (TEA), nível 1 de suporte.</w:t>
+        <w:t>terapêutica, considerando a hipótese diagnóstica de Transtorno do Déficit de Atenção e Hiperatividade, com apresentação predominantemente desatenta, de gravidade atual moderada, bem como a hipótese de Transtorno do Espectro Autista (TEA), nível 1 de suporte.</w:t>
       </w:r>
     </w:p>
     <w:p>
@@ -15629,16 +15200,7 @@
           <w:color w:val="000000"/>
           <w:lang w:val="pt-BR" w:eastAsia="pt-BR"/>
         </w:rPr>
-        <w:t xml:space="preserve">Considera-se pertinente avaliação e, se necessário, intervenção em habilidades sociais, com o objetivo de favorecer maior compreensão de pistas sociais, ampliação da reciprocidade interpessoal, melhora na iniciativa social e desenvolvimento de estratégias mais </w:t>
-      </w:r>
-      <w:r>
-        <w:rPr>
-          <w:bCs/>
-          <w:color w:val="000000"/>
-          <w:lang w:val="pt-BR" w:eastAsia="pt-BR"/>
-        </w:rPr>
-        <w:lastRenderedPageBreak/>
-        <w:t>adaptativas para interação em diferentes contextos.</w:t>
+        <w:t>Considera-se pertinente avaliação e, se necessário, intervenção em habilidades sociais, com o objetivo de favorecer maior compreensão de pistas sociais, ampliação da reciprocidade interpessoal, melhora na iniciativa social e desenvolvimento de estratégias mais adaptativas para interação em diferentes contextos.</w:t>
       </w:r>
     </w:p>
     <w:p>
@@ -15661,7 +15223,16 @@
           <w:color w:val="000000"/>
           <w:lang w:val="pt-BR" w:eastAsia="pt-BR"/>
         </w:rPr>
-        <w:t>Orienta-se acompanhamento clínico evolutivo, com reavaliação neuropsicológica futura, caso necessário, para monitoramento do desenvolvimento cognitivo, emocional, atencional</w:t>
+        <w:t xml:space="preserve">Orienta-se acompanhamento clínico evolutivo, com reavaliação neuropsicológica futura, </w:t>
+      </w:r>
+      <w:r>
+        <w:rPr>
+          <w:bCs/>
+          <w:color w:val="000000"/>
+          <w:lang w:val="pt-BR" w:eastAsia="pt-BR"/>
+        </w:rPr>
+        <w:lastRenderedPageBreak/>
+        <w:t>caso necessário, para monitoramento do desenvolvimento cognitivo, emocional, atencional</w:t>
       </w:r>
       <w:r>
         <w:rPr>
@@ -15940,7 +15511,6 @@
         <w:ind w:firstLine="567"/>
       </w:pPr>
       <w:r>
-        <w:lastRenderedPageBreak/>
         <w:t>Com a devida autorização d</w:t>
       </w:r>
       <w:r>
@@ -15981,6 +15551,7 @@
         <w:jc w:val="right"/>
       </w:pPr>
       <w:r>
+        <w:lastRenderedPageBreak/>
         <w:t xml:space="preserve">Goiânia, </w:t>
       </w:r>
       <w:r>
@@ -16298,23 +15869,7 @@
         <w:t xml:space="preserve"> </w:t>
       </w:r>
       <w:r>
-        <w:t xml:space="preserve">San </w:t>
-      </w:r>
-      <w:proofErr w:type="spellStart"/>
-      <w:r>
-        <w:t>Antonio</w:t>
-      </w:r>
-      <w:proofErr w:type="spellEnd"/>
-      <w:r>
-        <w:t xml:space="preserve">: </w:t>
-      </w:r>
-      <w:proofErr w:type="spellStart"/>
-      <w:r>
-        <w:t>Psychological</w:t>
-      </w:r>
-      <w:proofErr w:type="spellEnd"/>
-      <w:r>
-        <w:t xml:space="preserve"> Corporation, 1988. Adaptação brasileira: CUNHA, J. A. São Paulo: Casa do Psicólogo, 2001.</w:t>
+        <w:t>San Antonio: Psychological Corporation, 1988. Adaptação brasileira: CUNHA, J. A. São Paulo: Casa do Psicólogo, 2001.</w:t>
       </w:r>
     </w:p>
     <w:p>
@@ -16325,7 +15880,6 @@
         <w:rPr>
           <w:lang w:val="en-US"/>
         </w:rPr>
-        <w:lastRenderedPageBreak/>
         <w:t xml:space="preserve">BECK, A. T.; STEER, R. A.; BROWN, G. K. </w:t>
       </w:r>
       <w:r>
@@ -16343,23 +15897,7 @@
         <w:t xml:space="preserve"> </w:t>
       </w:r>
       <w:r>
-        <w:t xml:space="preserve">San </w:t>
-      </w:r>
-      <w:proofErr w:type="spellStart"/>
-      <w:r>
-        <w:t>Antonio</w:t>
-      </w:r>
-      <w:proofErr w:type="spellEnd"/>
-      <w:r>
-        <w:t xml:space="preserve">: </w:t>
-      </w:r>
-      <w:proofErr w:type="spellStart"/>
-      <w:r>
-        <w:t>Psychological</w:t>
-      </w:r>
-      <w:proofErr w:type="spellEnd"/>
-      <w:r>
-        <w:t xml:space="preserve"> Corporation, 1996. Adaptação brasileira: CUNHA, J. A. São Paulo: Casa do Psicólogo, 2001.</w:t>
+        <w:t>San Antonio: Psychological Corporation, 1996. Adaptação brasileira: CUNHA, J. A. São Paulo: Casa do Psicólogo, 2001.</w:t>
       </w:r>
     </w:p>
     <w:p>
@@ -16387,23 +15925,7 @@
         <w:t xml:space="preserve"> </w:t>
       </w:r>
       <w:r>
-        <w:t xml:space="preserve">San </w:t>
-      </w:r>
-      <w:proofErr w:type="spellStart"/>
-      <w:r>
-        <w:t>Antonio</w:t>
-      </w:r>
-      <w:proofErr w:type="spellEnd"/>
-      <w:r>
-        <w:t xml:space="preserve">: </w:t>
-      </w:r>
-      <w:proofErr w:type="spellStart"/>
-      <w:r>
-        <w:t>Psychological</w:t>
-      </w:r>
-      <w:proofErr w:type="spellEnd"/>
-      <w:r>
-        <w:t xml:space="preserve"> Corporation, 1993.</w:t>
+        <w:t>San Antonio: Psychological Corporation, 1993.</w:t>
       </w:r>
     </w:p>
     <w:p>
@@ -16411,6 +15933,7 @@
         <w:spacing w:line="276" w:lineRule="auto"/>
       </w:pPr>
       <w:r>
+        <w:lastRenderedPageBreak/>
         <w:t xml:space="preserve">BENCZIK, E. B. P. </w:t>
       </w:r>
       <w:r>
@@ -16439,71 +15962,7 @@
           <w:i/>
           <w:iCs/>
         </w:rPr>
-        <w:t xml:space="preserve">Social </w:t>
-      </w:r>
-      <w:proofErr w:type="spellStart"/>
-      <w:r>
-        <w:rPr>
-          <w:i/>
-          <w:iCs/>
-        </w:rPr>
-        <w:t>Responsiveness</w:t>
-      </w:r>
-      <w:proofErr w:type="spellEnd"/>
-      <w:r>
-        <w:rPr>
-          <w:i/>
-          <w:iCs/>
-        </w:rPr>
-        <w:t xml:space="preserve"> </w:t>
-      </w:r>
-      <w:proofErr w:type="spellStart"/>
-      <w:r>
-        <w:rPr>
-          <w:i/>
-          <w:iCs/>
-        </w:rPr>
-        <w:t>Scale</w:t>
-      </w:r>
-      <w:proofErr w:type="spellEnd"/>
-      <w:r>
-        <w:rPr>
-          <w:i/>
-          <w:iCs/>
-        </w:rPr>
-        <w:t xml:space="preserve"> – </w:t>
-      </w:r>
-      <w:proofErr w:type="spellStart"/>
-      <w:r>
-        <w:rPr>
-          <w:i/>
-          <w:iCs/>
-        </w:rPr>
-        <w:t>Second</w:t>
-      </w:r>
-      <w:proofErr w:type="spellEnd"/>
-      <w:r>
-        <w:rPr>
-          <w:i/>
-          <w:iCs/>
-        </w:rPr>
-        <w:t xml:space="preserve"> </w:t>
-      </w:r>
-      <w:proofErr w:type="spellStart"/>
-      <w:r>
-        <w:rPr>
-          <w:i/>
-          <w:iCs/>
-        </w:rPr>
-        <w:t>Edition</w:t>
-      </w:r>
-      <w:proofErr w:type="spellEnd"/>
-      <w:r>
-        <w:rPr>
-          <w:i/>
-          <w:iCs/>
-        </w:rPr>
-        <w:t xml:space="preserve"> (SRS-2).</w:t>
+        <w:t>Social Responsiveness Scale – Second Edition (SRS-2).</w:t>
       </w:r>
       <w:r>
         <w:t xml:space="preserve"> </w:t>
@@ -16596,15 +16055,7 @@
         <w:t xml:space="preserve"> </w:t>
       </w:r>
       <w:r>
-        <w:t xml:space="preserve">5. ed. Oxford: Oxford </w:t>
-      </w:r>
-      <w:proofErr w:type="spellStart"/>
-      <w:r>
-        <w:t>University</w:t>
-      </w:r>
-      <w:proofErr w:type="spellEnd"/>
-      <w:r>
-        <w:t xml:space="preserve"> Press, 2012.</w:t>
+        <w:t>5. ed. Oxford: Oxford University Press, 2012.</w:t>
       </w:r>
     </w:p>
     <w:p>
@@ -16622,23 +16073,7 @@
           <w:i/>
           <w:iCs/>
         </w:rPr>
-        <w:t xml:space="preserve">WAIS-III: Escala </w:t>
-      </w:r>
-      <w:proofErr w:type="spellStart"/>
-      <w:r>
-        <w:rPr>
-          <w:i/>
-          <w:iCs/>
-        </w:rPr>
-        <w:t>Wechsler</w:t>
-      </w:r>
-      <w:proofErr w:type="spellEnd"/>
-      <w:r>
-        <w:rPr>
-          <w:i/>
-          <w:iCs/>
-        </w:rPr>
-        <w:t xml:space="preserve"> de Inteligência para Adultos – Manual Técnico.</w:t>
+        <w:t>WAIS-III: Escala Wechsler de Inteligência para Adultos – Manual Técnico.</w:t>
       </w:r>
       <w:r>
         <w:t xml:space="preserve"> </w:t>
@@ -16647,21 +16082,7 @@
         <w:rPr>
           <w:lang w:val="en-US"/>
         </w:rPr>
-        <w:t xml:space="preserve">São Paulo: Casa do </w:t>
-      </w:r>
-      <w:proofErr w:type="spellStart"/>
-      <w:r>
-        <w:rPr>
-          <w:lang w:val="en-US"/>
-        </w:rPr>
-        <w:t>Psicólogo</w:t>
-      </w:r>
-      <w:proofErr w:type="spellEnd"/>
-      <w:r>
-        <w:rPr>
-          <w:lang w:val="en-US"/>
-        </w:rPr>
-        <w:t>, 2004.</w:t>
+        <w:t>São Paulo: Casa do Psicólogo, 2004.</w:t>
       </w:r>
     </w:p>
     <w:p>
